--- a/src/assets/docx-templates/report_template.docx
+++ b/src/assets/docx-templates/report_template.docx
@@ -39,7 +39,15 @@
       </w:pPr>
       <w:r>
         <w:rPr/>
-        <w:t>Authos</w:t>
+        <w:t>Autho</w:t>
+      </w:r>
+      <w:r>
+        <w:rPr/>
+        <w:t>r</w:t>
+      </w:r>
+      <w:r>
+        <w:rPr/>
+        <w:t>s</w:t>
       </w:r>
     </w:p>
     <w:p>
@@ -413,7 +421,7 @@
         <w:pStyle w:val="Normal"/>
         <w:numPr>
           <w:ilvl w:val="0"/>
-          <w:numId w:val="3"/>
+          <w:numId w:val="2"/>
         </w:numPr>
         <w:rPr/>
       </w:pPr>
@@ -483,7 +491,7 @@
         <w:pStyle w:val="BodyText"/>
         <w:numPr>
           <w:ilvl w:val="0"/>
-          <w:numId w:val="3"/>
+          <w:numId w:val="2"/>
         </w:numPr>
         <w:rPr/>
       </w:pPr>
@@ -497,7 +505,7 @@
         <w:pStyle w:val="BodyText"/>
         <w:numPr>
           <w:ilvl w:val="0"/>
-          <w:numId w:val="3"/>
+          <w:numId w:val="2"/>
         </w:numPr>
         <w:rPr/>
       </w:pPr>
@@ -511,7 +519,7 @@
         <w:pStyle w:val="BodyText"/>
         <w:numPr>
           <w:ilvl w:val="0"/>
-          <w:numId w:val="3"/>
+          <w:numId w:val="2"/>
         </w:numPr>
         <w:rPr/>
       </w:pPr>
@@ -525,7 +533,7 @@
         <w:pStyle w:val="BodyText"/>
         <w:numPr>
           <w:ilvl w:val="0"/>
-          <w:numId w:val="3"/>
+          <w:numId w:val="2"/>
         </w:numPr>
         <w:rPr/>
       </w:pPr>
@@ -543,7 +551,7 @@
         <w:pStyle w:val="BodyText"/>
         <w:numPr>
           <w:ilvl w:val="0"/>
-          <w:numId w:val="3"/>
+          <w:numId w:val="2"/>
         </w:numPr>
         <w:rPr/>
       </w:pPr>
@@ -557,7 +565,7 @@
         <w:pStyle w:val="BodyText"/>
         <w:numPr>
           <w:ilvl w:val="0"/>
-          <w:numId w:val="3"/>
+          <w:numId w:val="2"/>
         </w:numPr>
         <w:rPr/>
       </w:pPr>
@@ -571,7 +579,7 @@
         <w:pStyle w:val="BodyText"/>
         <w:numPr>
           <w:ilvl w:val="0"/>
-          <w:numId w:val="3"/>
+          <w:numId w:val="2"/>
         </w:numPr>
         <w:rPr/>
       </w:pPr>
@@ -585,7 +593,7 @@
         <w:pStyle w:val="BodyText"/>
         <w:numPr>
           <w:ilvl w:val="0"/>
-          <w:numId w:val="3"/>
+          <w:numId w:val="2"/>
         </w:numPr>
         <w:rPr/>
       </w:pPr>
@@ -19936,170 +19944,6 @@
   </w:abstractNum>
   <w:abstractNum w:abstractNumId="2">
     <w:lvl w:ilvl="0">
-      <w:start w:val="9"/>
-      <w:numFmt w:val="decimal"/>
-      <w:lvlText w:val="%1."/>
-      <w:lvlJc w:val="end"/>
-      <w:pPr>
-        <w:tabs>
-          <w:tab w:val="num" w:pos="0"/>
-        </w:tabs>
-        <w:ind w:start="720" w:hanging="360"/>
-      </w:pPr>
-      <w:rPr>
-        <w:dstrike w:val="false"/>
-        <w:strike w:val="false"/>
-        <w:u w:val="none"/>
-        <w:effect w:val="none"/>
-      </w:rPr>
-    </w:lvl>
-    <w:lvl w:ilvl="1">
-      <w:start w:val="1"/>
-      <w:numFmt w:val="decimal"/>
-      <w:lvlText w:val="%1.%2."/>
-      <w:lvlJc w:val="end"/>
-      <w:pPr>
-        <w:tabs>
-          <w:tab w:val="num" w:pos="0"/>
-        </w:tabs>
-        <w:ind w:start="1440" w:hanging="360"/>
-      </w:pPr>
-      <w:rPr>
-        <w:dstrike w:val="false"/>
-        <w:strike w:val="false"/>
-        <w:u w:val="none"/>
-        <w:effect w:val="none"/>
-      </w:rPr>
-    </w:lvl>
-    <w:lvl w:ilvl="2">
-      <w:start w:val="1"/>
-      <w:numFmt w:val="decimal"/>
-      <w:lvlText w:val="%1.%2.%3."/>
-      <w:lvlJc w:val="end"/>
-      <w:pPr>
-        <w:tabs>
-          <w:tab w:val="num" w:pos="0"/>
-        </w:tabs>
-        <w:ind w:start="2160" w:hanging="360"/>
-      </w:pPr>
-      <w:rPr>
-        <w:dstrike w:val="false"/>
-        <w:strike w:val="false"/>
-        <w:u w:val="none"/>
-        <w:effect w:val="none"/>
-      </w:rPr>
-    </w:lvl>
-    <w:lvl w:ilvl="3">
-      <w:start w:val="1"/>
-      <w:numFmt w:val="decimal"/>
-      <w:lvlText w:val="%1.%2.%3.%4."/>
-      <w:lvlJc w:val="end"/>
-      <w:pPr>
-        <w:tabs>
-          <w:tab w:val="num" w:pos="0"/>
-        </w:tabs>
-        <w:ind w:start="2880" w:hanging="360"/>
-      </w:pPr>
-      <w:rPr>
-        <w:dstrike w:val="false"/>
-        <w:strike w:val="false"/>
-        <w:u w:val="none"/>
-        <w:effect w:val="none"/>
-      </w:rPr>
-    </w:lvl>
-    <w:lvl w:ilvl="4">
-      <w:start w:val="1"/>
-      <w:numFmt w:val="decimal"/>
-      <w:lvlText w:val="%1.%2.%3.%4.%5."/>
-      <w:lvlJc w:val="end"/>
-      <w:pPr>
-        <w:tabs>
-          <w:tab w:val="num" w:pos="0"/>
-        </w:tabs>
-        <w:ind w:start="3600" w:hanging="360"/>
-      </w:pPr>
-      <w:rPr>
-        <w:dstrike w:val="false"/>
-        <w:strike w:val="false"/>
-        <w:u w:val="none"/>
-        <w:effect w:val="none"/>
-      </w:rPr>
-    </w:lvl>
-    <w:lvl w:ilvl="5">
-      <w:start w:val="1"/>
-      <w:numFmt w:val="decimal"/>
-      <w:lvlText w:val="%1.%2.%3.%4.%5.%6."/>
-      <w:lvlJc w:val="end"/>
-      <w:pPr>
-        <w:tabs>
-          <w:tab w:val="num" w:pos="0"/>
-        </w:tabs>
-        <w:ind w:start="4320" w:hanging="360"/>
-      </w:pPr>
-      <w:rPr>
-        <w:dstrike w:val="false"/>
-        <w:strike w:val="false"/>
-        <w:u w:val="none"/>
-        <w:effect w:val="none"/>
-      </w:rPr>
-    </w:lvl>
-    <w:lvl w:ilvl="6">
-      <w:start w:val="1"/>
-      <w:numFmt w:val="decimal"/>
-      <w:lvlText w:val="%1.%2.%3.%4.%5.%6.%7."/>
-      <w:lvlJc w:val="end"/>
-      <w:pPr>
-        <w:tabs>
-          <w:tab w:val="num" w:pos="0"/>
-        </w:tabs>
-        <w:ind w:start="5040" w:hanging="360"/>
-      </w:pPr>
-      <w:rPr>
-        <w:dstrike w:val="false"/>
-        <w:strike w:val="false"/>
-        <w:u w:val="none"/>
-        <w:effect w:val="none"/>
-      </w:rPr>
-    </w:lvl>
-    <w:lvl w:ilvl="7">
-      <w:start w:val="1"/>
-      <w:numFmt w:val="decimal"/>
-      <w:lvlText w:val="%1.%2.%3.%4.%5.%6.%7.%8."/>
-      <w:lvlJc w:val="end"/>
-      <w:pPr>
-        <w:tabs>
-          <w:tab w:val="num" w:pos="0"/>
-        </w:tabs>
-        <w:ind w:start="5760" w:hanging="360"/>
-      </w:pPr>
-      <w:rPr>
-        <w:dstrike w:val="false"/>
-        <w:strike w:val="false"/>
-        <w:u w:val="none"/>
-        <w:effect w:val="none"/>
-      </w:rPr>
-    </w:lvl>
-    <w:lvl w:ilvl="8">
-      <w:start w:val="1"/>
-      <w:numFmt w:val="decimal"/>
-      <w:lvlText w:val="%1.%2.%3.%4.%5.%6.%7.%8.%9."/>
-      <w:lvlJc w:val="end"/>
-      <w:pPr>
-        <w:tabs>
-          <w:tab w:val="num" w:pos="0"/>
-        </w:tabs>
-        <w:ind w:start="6480" w:hanging="360"/>
-      </w:pPr>
-      <w:rPr>
-        <w:dstrike w:val="false"/>
-        <w:strike w:val="false"/>
-        <w:u w:val="none"/>
-        <w:effect w:val="none"/>
-      </w:rPr>
-    </w:lvl>
-  </w:abstractNum>
-  <w:abstractNum w:abstractNumId="3">
-    <w:lvl w:ilvl="0">
       <w:start w:val="1"/>
       <w:numFmt w:val="bullet"/>
       <w:lvlText w:val=""/>
@@ -20235,7 +20079,7 @@
       </w:rPr>
     </w:lvl>
   </w:abstractNum>
-  <w:abstractNum w:abstractNumId="4">
+  <w:abstractNum w:abstractNumId="3">
     <w:lvl w:ilvl="0">
       <w:start w:val="1"/>
       <w:numFmt w:val="none"/>
@@ -20362,9 +20206,6 @@
   </w:num>
   <w:num w:numId="3">
     <w:abstractNumId w:val="3"/>
-  </w:num>
-  <w:num w:numId="4">
-    <w:abstractNumId w:val="4"/>
   </w:num>
 </w:numbering>
 </file>

--- a/src/assets/docx-templates/report_template.docx
+++ b/src/assets/docx-templates/report_template.docx
@@ -1,6 +1,6 @@
 
 <file path=word/document.xml><?xml version="1.0" encoding="utf-8"?>
-<w:document xmlns:o="urn:schemas-microsoft-com:office:office" xmlns:r="http://schemas.openxmlformats.org/officeDocument/2006/relationships" xmlns:v="urn:schemas-microsoft-com:vml" xmlns:w="http://schemas.openxmlformats.org/wordprocessingml/2006/main" xmlns:w10="urn:schemas-microsoft-com:office:word" xmlns:wp="http://schemas.openxmlformats.org/drawingml/2006/wordprocessingDrawing" xmlns:wps="http://schemas.microsoft.com/office/word/2010/wordprocessingShape" xmlns:wpg="http://schemas.microsoft.com/office/word/2010/wordprocessingGroup" xmlns:mc="http://schemas.openxmlformats.org/markup-compatibility/2006" xmlns:wp14="http://schemas.microsoft.com/office/word/2010/wordprocessingDrawing" xmlns:w14="http://schemas.microsoft.com/office/word/2010/wordml" xmlns:w15="http://schemas.microsoft.com/office/word/2012/wordml" mc:Ignorable="w14 wp14 w15">
+<w:document xmlns:o="urn:schemas-microsoft-com:office:office" xmlns:r="http://schemas.openxmlformats.org/officeDocument/2006/relationships" xmlns:v="urn:schemas-microsoft-com:vml" xmlns:w="http://schemas.openxmlformats.org/wordprocessingml/2006/main" xmlns:w10="urn:schemas-microsoft-com:office:word" xmlns:wp="http://schemas.openxmlformats.org/drawingml/2006/wordprocessingDrawing" xmlns:pic="http://schemas.openxmlformats.org/drawingml/2006/picture" xmlns:wps="http://schemas.microsoft.com/office/word/2010/wordprocessingShape" xmlns:wpg="http://schemas.microsoft.com/office/word/2010/wordprocessingGroup" xmlns:mc="http://schemas.openxmlformats.org/markup-compatibility/2006" xmlns:wp14="http://schemas.microsoft.com/office/word/2010/wordprocessingDrawing" xmlns:w14="http://schemas.microsoft.com/office/word/2010/wordml" xmlns:w15="http://schemas.microsoft.com/office/word/2012/wordml" mc:Ignorable="w14 wp14 w15">
   <w:background w:color="FFFFFF"/>
   <w:body>
     <w:p>
@@ -39,15 +39,7 @@
       </w:pPr>
       <w:r>
         <w:rPr/>
-        <w:t>Autho</w:t>
-      </w:r>
-      <w:r>
-        <w:rPr/>
-        <w:t>r</w:t>
-      </w:r>
-      <w:r>
-        <w:rPr/>
-        <w:t>s</w:t>
+        <w:t>Authors</w:t>
       </w:r>
     </w:p>
     <w:p>
@@ -452,24 +444,7 @@
           <w:ilvl w:val="0"/>
           <w:numId w:val="0"/>
         </w:numPr>
-        <w:ind w:hanging="0" w:start="720"/>
-        <w:rPr>
-          <w:rFonts w:ascii="Arial;sans-serif" w:hAnsi="Arial;sans-serif"/>
-          <w:b w:val="false"/>
-          <w:i w:val="false"/>
-          <w:i w:val="false"/>
-          <w:caps w:val="false"/>
-          <w:smallCaps w:val="false"/>
-          <w:strike w:val="false"/>
-          <w:dstrike w:val="false"/>
-          <w:color w:val="000000"/>
-          <w:sz w:val="22"/>
-          <w:u w:val="none"/>
-          <w:effect w:val="none"/>
-          <w:shd w:fill="auto" w:val="clear"/>
-        </w:rPr>
-      </w:pPr>
-      <w:r>
+        <w:ind w:hanging="0" w:left="720"/>
         <w:rPr>
           <w:rFonts w:ascii="Arial;sans-serif" w:hAnsi="Arial;sans-serif"/>
           <w:b w:val="false"/>
@@ -484,6 +459,22 @@
           <w:effect w:val="none"/>
           <w:shd w:fill="auto" w:val="clear"/>
         </w:rPr>
+      </w:pPr>
+      <w:r>
+        <w:rPr>
+          <w:rFonts w:ascii="Arial;sans-serif" w:hAnsi="Arial;sans-serif"/>
+          <w:b w:val="false"/>
+          <w:i w:val="false"/>
+          <w:caps w:val="false"/>
+          <w:smallCaps w:val="false"/>
+          <w:strike w:val="false"/>
+          <w:dstrike w:val="false"/>
+          <w:color w:val="000000"/>
+          <w:sz w:val="22"/>
+          <w:u w:val="none"/>
+          <w:effect w:val="none"/>
+          <w:shd w:fill="auto" w:val="clear"/>
+        </w:rPr>
       </w:r>
     </w:p>
     <w:p>
@@ -702,22 +693,22 @@
       <w:tblPr>
         <w:tblStyle w:val="TableNormal0"/>
         <w:tblW w:w="9629" w:type="dxa"/>
-        <w:jc w:val="start"/>
+        <w:jc w:val="left"/>
         <w:tblInd w:w="0" w:type="dxa"/>
         <w:tblLayout w:type="fixed"/>
         <w:tblCellMar>
           <w:top w:w="0" w:type="dxa"/>
-          <w:start w:w="108" w:type="dxa"/>
+          <w:left w:w="108" w:type="dxa"/>
           <w:bottom w:w="0" w:type="dxa"/>
-          <w:end w:w="108" w:type="dxa"/>
+          <w:right w:w="108" w:type="dxa"/>
         </w:tblCellMar>
-        <w:tblLook w:val="0600" w:noHBand="1" w:noVBand="1" w:firstColumn="0" w:lastRow="0" w:lastColumn="0" w:firstRow="0"/>
+        <w:tblLook w:noHBand="1" w:noVBand="1" w:firstColumn="0" w:lastRow="0" w:lastColumn="0" w:firstRow="0" w:val="0600"/>
       </w:tblPr>
       <w:tblGrid>
         <w:gridCol w:w="1904"/>
         <w:gridCol w:w="2578"/>
         <w:gridCol w:w="2577"/>
-        <w:gridCol w:w="2569"/>
+        <w:gridCol w:w="2570"/>
       </w:tblGrid>
       <w:tr>
         <w:trPr>
@@ -813,7 +804,7 @@
         </w:tc>
         <w:tc>
           <w:tcPr>
-            <w:tcW w:w="2569" w:type="dxa"/>
+            <w:tcW w:w="2570" w:type="dxa"/>
             <w:tcBorders/>
             <w:shd w:color="auto" w:fill="31849B" w:val="clear"/>
             <w:vAlign w:val="bottom"/>
@@ -1069,7 +1060,7 @@
         </w:tc>
         <w:tc>
           <w:tcPr>
-            <w:tcW w:w="2569" w:type="dxa"/>
+            <w:tcW w:w="2570" w:type="dxa"/>
             <w:vMerge w:val="restart"/>
             <w:tcBorders/>
             <w:shd w:color="auto" w:fill="B7DDE8" w:val="clear"/>
@@ -1115,7 +1106,7 @@
               <w:widowControl/>
               <w:suppressAutoHyphens w:val="true"/>
               <w:spacing w:lineRule="auto" w:line="240" w:before="0" w:after="0"/>
-              <w:jc w:val="start"/>
+              <w:jc w:val="left"/>
               <w:rPr>
                 <w:rFonts w:ascii="Open Sans" w:hAnsi="Open Sans" w:eastAsia="Open Sans" w:cs="Open Sans"/>
                 <w:b/>
@@ -1149,7 +1140,7 @@
               <w:widowControl w:val="false"/>
               <w:suppressAutoHyphens w:val="true"/>
               <w:spacing w:before="0" w:after="0"/>
-              <w:jc w:val="start"/>
+              <w:jc w:val="left"/>
               <w:rPr>
                 <w:rFonts w:ascii="Open Sans" w:hAnsi="Open Sans" w:eastAsia="Open Sans" w:cs="Open Sans"/>
                 <w:b/>
@@ -1179,7 +1170,7 @@
               <w:widowControl w:val="false"/>
               <w:suppressAutoHyphens w:val="true"/>
               <w:spacing w:before="0" w:after="0"/>
-              <w:jc w:val="start"/>
+              <w:jc w:val="left"/>
               <w:rPr>
                 <w:rFonts w:ascii="Open Sans" w:hAnsi="Open Sans" w:eastAsia="Open Sans" w:cs="Open Sans"/>
                 <w:b/>
@@ -1197,7 +1188,7 @@
         </w:tc>
         <w:tc>
           <w:tcPr>
-            <w:tcW w:w="2569" w:type="dxa"/>
+            <w:tcW w:w="2570" w:type="dxa"/>
             <w:vMerge w:val="continue"/>
             <w:tcBorders/>
             <w:shd w:color="auto" w:fill="B7DDE8" w:val="clear"/>
@@ -1209,7 +1200,7 @@
               <w:widowControl w:val="false"/>
               <w:suppressAutoHyphens w:val="true"/>
               <w:spacing w:before="0" w:after="0"/>
-              <w:jc w:val="start"/>
+              <w:jc w:val="left"/>
               <w:rPr>
                 <w:rFonts w:ascii="Open Sans" w:hAnsi="Open Sans" w:eastAsia="Open Sans" w:cs="Open Sans"/>
                 <w:b/>
@@ -1244,7 +1235,7 @@
               <w:widowControl/>
               <w:suppressAutoHyphens w:val="true"/>
               <w:spacing w:lineRule="auto" w:line="240" w:before="0" w:after="0"/>
-              <w:jc w:val="start"/>
+              <w:jc w:val="left"/>
               <w:rPr>
                 <w:rFonts w:ascii="Open Sans" w:hAnsi="Open Sans" w:eastAsia="Open Sans" w:cs="Open Sans"/>
                 <w:b/>
@@ -1324,7 +1315,7 @@
         </w:tc>
         <w:tc>
           <w:tcPr>
-            <w:tcW w:w="2569" w:type="dxa"/>
+            <w:tcW w:w="2570" w:type="dxa"/>
             <w:vMerge w:val="restart"/>
             <w:tcBorders/>
             <w:shd w:color="auto" w:fill="B7DDE8" w:val="clear"/>
@@ -1370,7 +1361,7 @@
               <w:widowControl/>
               <w:suppressAutoHyphens w:val="true"/>
               <w:spacing w:lineRule="auto" w:line="240" w:before="0" w:after="0"/>
-              <w:jc w:val="start"/>
+              <w:jc w:val="left"/>
               <w:rPr>
                 <w:rFonts w:ascii="Open Sans" w:hAnsi="Open Sans" w:eastAsia="Open Sans" w:cs="Open Sans"/>
                 <w:b/>
@@ -1404,7 +1395,7 @@
               <w:widowControl w:val="false"/>
               <w:suppressAutoHyphens w:val="true"/>
               <w:spacing w:before="0" w:after="0"/>
-              <w:jc w:val="start"/>
+              <w:jc w:val="left"/>
               <w:rPr>
                 <w:rFonts w:ascii="Open Sans" w:hAnsi="Open Sans" w:eastAsia="Open Sans" w:cs="Open Sans"/>
                 <w:b/>
@@ -1434,7 +1425,7 @@
               <w:widowControl w:val="false"/>
               <w:suppressAutoHyphens w:val="true"/>
               <w:spacing w:before="0" w:after="0"/>
-              <w:jc w:val="start"/>
+              <w:jc w:val="left"/>
               <w:rPr>
                 <w:rFonts w:ascii="Open Sans" w:hAnsi="Open Sans" w:eastAsia="Open Sans" w:cs="Open Sans"/>
                 <w:b/>
@@ -1452,7 +1443,7 @@
         </w:tc>
         <w:tc>
           <w:tcPr>
-            <w:tcW w:w="2569" w:type="dxa"/>
+            <w:tcW w:w="2570" w:type="dxa"/>
             <w:vMerge w:val="continue"/>
             <w:tcBorders/>
             <w:shd w:color="auto" w:fill="B7DDE8" w:val="clear"/>
@@ -1464,7 +1455,7 @@
               <w:widowControl w:val="false"/>
               <w:suppressAutoHyphens w:val="true"/>
               <w:spacing w:before="0" w:after="0"/>
-              <w:jc w:val="start"/>
+              <w:jc w:val="left"/>
               <w:rPr>
                 <w:rFonts w:ascii="Open Sans" w:hAnsi="Open Sans" w:eastAsia="Open Sans" w:cs="Open Sans"/>
                 <w:b/>
@@ -1499,7 +1490,7 @@
               <w:widowControl/>
               <w:suppressAutoHyphens w:val="true"/>
               <w:spacing w:lineRule="auto" w:line="240" w:before="0" w:after="0"/>
-              <w:jc w:val="start"/>
+              <w:jc w:val="left"/>
               <w:rPr>
                 <w:rFonts w:ascii="Open Sans" w:hAnsi="Open Sans" w:eastAsia="Open Sans" w:cs="Open Sans"/>
                 <w:b/>
@@ -1579,7 +1570,7 @@
         </w:tc>
         <w:tc>
           <w:tcPr>
-            <w:tcW w:w="2569" w:type="dxa"/>
+            <w:tcW w:w="2570" w:type="dxa"/>
             <w:vMerge w:val="restart"/>
             <w:tcBorders/>
             <w:shd w:color="auto" w:fill="B7DDE8" w:val="clear"/>
@@ -1625,7 +1616,7 @@
               <w:widowControl/>
               <w:suppressAutoHyphens w:val="true"/>
               <w:spacing w:lineRule="auto" w:line="240" w:before="0" w:after="0"/>
-              <w:jc w:val="start"/>
+              <w:jc w:val="left"/>
               <w:rPr>
                 <w:rFonts w:ascii="Open Sans" w:hAnsi="Open Sans" w:eastAsia="Open Sans" w:cs="Open Sans"/>
                 <w:b/>
@@ -1659,7 +1650,7 @@
               <w:widowControl w:val="false"/>
               <w:suppressAutoHyphens w:val="true"/>
               <w:spacing w:before="0" w:after="0"/>
-              <w:jc w:val="start"/>
+              <w:jc w:val="left"/>
               <w:rPr>
                 <w:rFonts w:ascii="Open Sans" w:hAnsi="Open Sans" w:eastAsia="Open Sans" w:cs="Open Sans"/>
                 <w:b/>
@@ -1689,7 +1680,7 @@
               <w:widowControl w:val="false"/>
               <w:suppressAutoHyphens w:val="true"/>
               <w:spacing w:before="0" w:after="0"/>
-              <w:jc w:val="start"/>
+              <w:jc w:val="left"/>
               <w:rPr>
                 <w:rFonts w:ascii="Open Sans" w:hAnsi="Open Sans" w:eastAsia="Open Sans" w:cs="Open Sans"/>
                 <w:b/>
@@ -1707,7 +1698,7 @@
         </w:tc>
         <w:tc>
           <w:tcPr>
-            <w:tcW w:w="2569" w:type="dxa"/>
+            <w:tcW w:w="2570" w:type="dxa"/>
             <w:vMerge w:val="continue"/>
             <w:tcBorders/>
             <w:shd w:color="auto" w:fill="B7DDE8" w:val="clear"/>
@@ -1719,7 +1710,7 @@
               <w:widowControl w:val="false"/>
               <w:suppressAutoHyphens w:val="true"/>
               <w:spacing w:before="0" w:after="0"/>
-              <w:jc w:val="start"/>
+              <w:jc w:val="left"/>
               <w:rPr>
                 <w:rFonts w:ascii="Open Sans" w:hAnsi="Open Sans" w:eastAsia="Open Sans" w:cs="Open Sans"/>
                 <w:b/>
@@ -1754,7 +1745,7 @@
               <w:widowControl/>
               <w:suppressAutoHyphens w:val="true"/>
               <w:spacing w:lineRule="auto" w:line="240" w:before="0" w:after="0"/>
-              <w:jc w:val="start"/>
+              <w:jc w:val="left"/>
               <w:rPr>
                 <w:rFonts w:ascii="Open Sans" w:hAnsi="Open Sans" w:eastAsia="Open Sans" w:cs="Open Sans"/>
                 <w:b/>
@@ -1834,7 +1825,7 @@
         </w:tc>
         <w:tc>
           <w:tcPr>
-            <w:tcW w:w="2569" w:type="dxa"/>
+            <w:tcW w:w="2570" w:type="dxa"/>
             <w:vMerge w:val="restart"/>
             <w:tcBorders/>
             <w:shd w:color="auto" w:fill="B7DDE8" w:val="clear"/>
@@ -1880,7 +1871,7 @@
               <w:widowControl/>
               <w:suppressAutoHyphens w:val="true"/>
               <w:spacing w:lineRule="auto" w:line="240" w:before="0" w:after="0"/>
-              <w:jc w:val="start"/>
+              <w:jc w:val="left"/>
               <w:rPr>
                 <w:rFonts w:ascii="Open Sans" w:hAnsi="Open Sans" w:eastAsia="Open Sans" w:cs="Open Sans"/>
                 <w:b/>
@@ -1910,7 +1901,7 @@
               <w:widowControl w:val="false"/>
               <w:suppressAutoHyphens w:val="true"/>
               <w:spacing w:before="0" w:after="0"/>
-              <w:jc w:val="start"/>
+              <w:jc w:val="left"/>
               <w:rPr>
                 <w:rFonts w:ascii="Open Sans" w:hAnsi="Open Sans" w:eastAsia="Open Sans" w:cs="Open Sans"/>
                 <w:b/>
@@ -1940,7 +1931,7 @@
               <w:widowControl w:val="false"/>
               <w:suppressAutoHyphens w:val="true"/>
               <w:spacing w:before="0" w:after="0"/>
-              <w:jc w:val="start"/>
+              <w:jc w:val="left"/>
               <w:rPr>
                 <w:rFonts w:ascii="Open Sans" w:hAnsi="Open Sans" w:eastAsia="Open Sans" w:cs="Open Sans"/>
                 <w:b/>
@@ -1958,7 +1949,7 @@
         </w:tc>
         <w:tc>
           <w:tcPr>
-            <w:tcW w:w="2569" w:type="dxa"/>
+            <w:tcW w:w="2570" w:type="dxa"/>
             <w:vMerge w:val="continue"/>
             <w:tcBorders/>
             <w:shd w:color="auto" w:fill="B7DDE8" w:val="clear"/>
@@ -1970,7 +1961,7 @@
               <w:widowControl w:val="false"/>
               <w:suppressAutoHyphens w:val="true"/>
               <w:spacing w:before="0" w:after="0"/>
-              <w:jc w:val="start"/>
+              <w:jc w:val="left"/>
               <w:rPr>
                 <w:rFonts w:ascii="Open Sans" w:hAnsi="Open Sans" w:eastAsia="Open Sans" w:cs="Open Sans"/>
                 <w:b/>
@@ -2005,7 +1996,6 @@
         <w:rPr>
           <w:b/>
           <w:i/>
-          <w:i/>
         </w:rPr>
       </w:pPr>
       <w:r>
@@ -2090,7 +2080,6 @@
         <w:jc w:val="center"/>
         <w:rPr>
           <w:i/>
-          <w:i/>
         </w:rPr>
       </w:pPr>
       <w:r>
@@ -2117,7 +2106,6 @@
         <w:rPr>
           <w:b/>
           <w:i/>
-          <w:i/>
         </w:rPr>
       </w:pPr>
       <w:r>
@@ -2148,7 +2136,6 @@
         <w:jc w:val="center"/>
         <w:rPr>
           <w:i/>
-          <w:i/>
         </w:rPr>
       </w:pPr>
       <w:r>
@@ -2174,7 +2161,6 @@
         <w:jc w:val="center"/>
         <w:rPr>
           <w:b/>
-          <w:i/>
           <w:i/>
         </w:rPr>
       </w:pPr>
@@ -2384,7 +2370,6 @@
         <w:jc w:val="center"/>
         <w:rPr>
           <w:i/>
-          <w:i/>
         </w:rPr>
       </w:pPr>
       <w:r>
@@ -2410,7 +2395,6 @@
         <w:jc w:val="center"/>
         <w:rPr>
           <w:i/>
-          <w:i/>
         </w:rPr>
       </w:pPr>
       <w:r>
@@ -2437,7 +2421,6 @@
         <w:jc w:val="center"/>
         <w:rPr>
           <w:i/>
-          <w:i/>
         </w:rPr>
       </w:pPr>
       <w:r>
@@ -2453,7 +2436,6 @@
         <w:jc w:val="center"/>
         <w:rPr>
           <w:i/>
-          <w:i/>
         </w:rPr>
       </w:pPr>
       <w:r>
@@ -2566,7 +2548,6 @@
         <w:jc w:val="center"/>
         <w:rPr>
           <w:i/>
-          <w:i/>
         </w:rPr>
       </w:pPr>
       <w:r>
@@ -2616,7 +2597,6 @@
         <w:jc w:val="center"/>
         <w:rPr>
           <w:i/>
-          <w:i/>
         </w:rPr>
       </w:pPr>
       <w:r>
@@ -2632,7 +2612,6 @@
         <w:jc w:val="center"/>
         <w:rPr>
           <w:i/>
-          <w:i/>
         </w:rPr>
       </w:pPr>
       <w:r>
@@ -2758,7 +2737,6 @@
         <w:jc w:val="center"/>
         <w:rPr>
           <w:i/>
-          <w:i/>
         </w:rPr>
       </w:pPr>
       <w:r>
@@ -2809,7 +2787,6 @@
         <w:jc w:val="center"/>
         <w:rPr>
           <w:i/>
-          <w:i/>
         </w:rPr>
       </w:pPr>
       <w:r>
@@ -2825,7 +2802,6 @@
         <w:jc w:val="center"/>
         <w:rPr>
           <w:i/>
-          <w:i/>
         </w:rPr>
       </w:pPr>
       <w:r>
@@ -2939,7 +2915,6 @@
         <w:jc w:val="center"/>
         <w:rPr>
           <w:i/>
-          <w:i/>
         </w:rPr>
       </w:pPr>
       <w:r>
@@ -2990,7 +2965,6 @@
         <w:jc w:val="center"/>
         <w:rPr>
           <w:i/>
-          <w:i/>
         </w:rPr>
       </w:pPr>
       <w:r>
@@ -3005,7 +2979,6 @@
         <w:pStyle w:val="normal1"/>
         <w:jc w:val="center"/>
         <w:rPr>
-          <w:i/>
           <w:i/>
         </w:rPr>
       </w:pPr>
@@ -3137,7 +3110,6 @@
         <w:jc w:val="center"/>
         <w:rPr>
           <w:i/>
-          <w:i/>
         </w:rPr>
       </w:pPr>
       <w:r>
@@ -3187,7 +3159,6 @@
         <w:pStyle w:val="normal1"/>
         <w:jc w:val="center"/>
         <w:rPr>
-          <w:i/>
           <w:i/>
         </w:rPr>
       </w:pPr>
@@ -3346,7 +3317,6 @@
         <w:jc w:val="center"/>
         <w:rPr>
           <w:i/>
-          <w:i/>
         </w:rPr>
       </w:pPr>
       <w:r>
@@ -3396,7 +3366,6 @@
         <w:pStyle w:val="normal1"/>
         <w:jc w:val="center"/>
         <w:rPr>
-          <w:i/>
           <w:i/>
         </w:rPr>
       </w:pPr>
@@ -3601,7 +3570,6 @@
         <w:jc w:val="center"/>
         <w:rPr>
           <w:i/>
-          <w:i/>
         </w:rPr>
       </w:pPr>
       <w:r>
@@ -3813,7 +3781,6 @@
         <w:jc w:val="center"/>
         <w:rPr>
           <w:i/>
-          <w:i/>
         </w:rPr>
       </w:pPr>
       <w:r>
@@ -3963,7 +3930,6 @@
         <w:jc w:val="center"/>
         <w:rPr>
           <w:i/>
-          <w:i/>
         </w:rPr>
       </w:pPr>
       <w:r>
@@ -4113,7 +4079,6 @@
         <w:jc w:val="center"/>
         <w:rPr>
           <w:i/>
-          <w:i/>
         </w:rPr>
       </w:pPr>
       <w:r>
@@ -4265,7 +4230,6 @@
         <w:jc w:val="center"/>
         <w:rPr>
           <w:i/>
-          <w:i/>
         </w:rPr>
       </w:pPr>
       <w:r>
@@ -4374,7 +4338,6 @@
         <w:pStyle w:val="normal1"/>
         <w:jc w:val="center"/>
         <w:rPr>
-          <w:i/>
           <w:i/>
         </w:rPr>
       </w:pPr>
@@ -4512,7 +4475,6 @@
         <w:jc w:val="center"/>
         <w:rPr>
           <w:i/>
-          <w:i/>
         </w:rPr>
       </w:pPr>
       <w:r>
@@ -4621,7 +4583,6 @@
         <w:pStyle w:val="normal1"/>
         <w:jc w:val="center"/>
         <w:rPr>
-          <w:i/>
           <w:i/>
         </w:rPr>
       </w:pPr>
@@ -4876,7 +4837,6 @@
         <w:jc w:val="center"/>
         <w:rPr>
           <w:i/>
-          <w:i/>
         </w:rPr>
       </w:pPr>
       <w:r>
@@ -4903,7 +4863,6 @@
         <w:jc w:val="center"/>
         <w:rPr>
           <w:i/>
-          <w:i/>
           <w:iCs/>
         </w:rPr>
       </w:pPr>
@@ -4932,7 +4891,6 @@
         <w:jc w:val="center"/>
         <w:rPr>
           <w:i/>
-          <w:i/>
         </w:rPr>
       </w:pPr>
       <w:r>
@@ -4949,7 +4907,6 @@
         <w:jc w:val="center"/>
         <w:rPr>
           <w:i/>
-          <w:i/>
         </w:rPr>
       </w:pPr>
       <w:r>
@@ -5084,7 +5041,6 @@
         <w:jc w:val="center"/>
         <w:rPr>
           <w:i/>
-          <w:i/>
         </w:rPr>
       </w:pPr>
       <w:r>
@@ -5111,7 +5067,6 @@
         <w:jc w:val="center"/>
         <w:rPr>
           <w:i/>
-          <w:i/>
           <w:iCs/>
         </w:rPr>
       </w:pPr>
@@ -5140,7 +5095,6 @@
         <w:jc w:val="center"/>
         <w:rPr>
           <w:i/>
-          <w:i/>
         </w:rPr>
       </w:pPr>
       <w:r>
@@ -5157,7 +5111,6 @@
         <w:jc w:val="center"/>
         <w:rPr>
           <w:i/>
-          <w:i/>
         </w:rPr>
       </w:pPr>
       <w:r>
@@ -5286,7 +5239,6 @@
         <w:jc w:val="center"/>
         <w:rPr>
           <w:i/>
-          <w:i/>
         </w:rPr>
       </w:pPr>
       <w:r>
@@ -5313,7 +5265,6 @@
         <w:jc w:val="center"/>
         <w:rPr>
           <w:i/>
-          <w:i/>
           <w:iCs/>
         </w:rPr>
       </w:pPr>
@@ -5342,7 +5293,6 @@
         <w:jc w:val="center"/>
         <w:rPr>
           <w:i/>
-          <w:i/>
         </w:rPr>
       </w:pPr>
       <w:r>
@@ -5358,7 +5308,6 @@
         <w:pStyle w:val="normal1"/>
         <w:jc w:val="center"/>
         <w:rPr>
-          <w:i/>
           <w:i/>
         </w:rPr>
       </w:pPr>
@@ -5491,7 +5440,6 @@
         <w:jc w:val="center"/>
         <w:rPr>
           <w:i/>
-          <w:i/>
         </w:rPr>
       </w:pPr>
       <w:r>
@@ -5518,7 +5466,6 @@
         <w:jc w:val="center"/>
         <w:rPr>
           <w:i/>
-          <w:i/>
           <w:iCs/>
         </w:rPr>
       </w:pPr>
@@ -5547,7 +5494,6 @@
         <w:jc w:val="center"/>
         <w:rPr>
           <w:i/>
-          <w:i/>
         </w:rPr>
       </w:pPr>
       <w:r>
@@ -5648,7 +5594,6 @@
         <w:jc w:val="center"/>
         <w:rPr>
           <w:i/>
-          <w:i/>
         </w:rPr>
       </w:pPr>
       <w:r>
@@ -5675,7 +5620,6 @@
         <w:jc w:val="center"/>
         <w:rPr>
           <w:i/>
-          <w:i/>
           <w:iCs/>
         </w:rPr>
       </w:pPr>
@@ -5704,7 +5648,6 @@
         <w:jc w:val="center"/>
         <w:rPr>
           <w:i/>
-          <w:i/>
         </w:rPr>
       </w:pPr>
       <w:r>
@@ -5808,7 +5751,6 @@
         <w:jc w:val="center"/>
         <w:rPr>
           <w:i/>
-          <w:i/>
         </w:rPr>
       </w:pPr>
       <w:r>
@@ -5835,7 +5777,6 @@
         <w:jc w:val="center"/>
         <w:rPr>
           <w:i/>
-          <w:i/>
           <w:iCs/>
         </w:rPr>
       </w:pPr>
@@ -5863,7 +5804,6 @@
         <w:pStyle w:val="normal1"/>
         <w:jc w:val="center"/>
         <w:rPr>
-          <w:i/>
           <w:i/>
         </w:rPr>
       </w:pPr>
@@ -6024,7 +5964,6 @@
         <w:jc w:val="center"/>
         <w:rPr>
           <w:i/>
-          <w:i/>
         </w:rPr>
       </w:pPr>
       <w:r>
@@ -6051,7 +5990,6 @@
         <w:jc w:val="center"/>
         <w:rPr>
           <w:i/>
-          <w:i/>
           <w:iCs/>
         </w:rPr>
       </w:pPr>
@@ -6080,7 +6018,6 @@
         <w:jc w:val="center"/>
         <w:rPr>
           <w:i/>
-          <w:i/>
         </w:rPr>
       </w:pPr>
       <w:r>
@@ -6184,7 +6121,6 @@
         <w:jc w:val="center"/>
         <w:rPr>
           <w:i/>
-          <w:i/>
         </w:rPr>
       </w:pPr>
       <w:r>
@@ -6211,7 +6147,6 @@
         <w:jc w:val="center"/>
         <w:rPr>
           <w:i/>
-          <w:i/>
           <w:iCs/>
         </w:rPr>
       </w:pPr>
@@ -6240,7 +6175,6 @@
         <w:jc w:val="center"/>
         <w:rPr>
           <w:i/>
-          <w:i/>
         </w:rPr>
       </w:pPr>
       <w:r>
@@ -6344,7 +6278,6 @@
         <w:jc w:val="center"/>
         <w:rPr>
           <w:i/>
-          <w:i/>
         </w:rPr>
       </w:pPr>
       <w:r>
@@ -6371,7 +6304,6 @@
         <w:jc w:val="center"/>
         <w:rPr>
           <w:i/>
-          <w:i/>
           <w:iCs/>
         </w:rPr>
       </w:pPr>
@@ -6399,7 +6331,6 @@
         <w:pStyle w:val="normal1"/>
         <w:jc w:val="center"/>
         <w:rPr>
-          <w:i/>
           <w:i/>
         </w:rPr>
       </w:pPr>
@@ -6609,7 +6540,6 @@
         <w:jc w:val="center"/>
         <w:rPr>
           <w:i/>
-          <w:i/>
         </w:rPr>
       </w:pPr>
       <w:r>
@@ -6793,7 +6723,6 @@
         <w:jc w:val="center"/>
         <w:rPr>
           <w:i/>
-          <w:i/>
         </w:rPr>
       </w:pPr>
       <w:r>
@@ -6976,7 +6905,6 @@
         <w:pStyle w:val="normal1"/>
         <w:jc w:val="center"/>
         <w:rPr>
-          <w:i/>
           <w:i/>
         </w:rPr>
       </w:pPr>
@@ -7185,7 +7113,6 @@
         <w:jc w:val="center"/>
         <w:rPr>
           <w:i/>
-          <w:i/>
         </w:rPr>
       </w:pPr>
       <w:r>
@@ -7336,7 +7263,6 @@
         <w:jc w:val="center"/>
         <w:rPr>
           <w:i/>
-          <w:i/>
         </w:rPr>
       </w:pPr>
       <w:r>
@@ -7487,7 +7413,6 @@
         <w:jc w:val="center"/>
         <w:rPr>
           <w:i/>
-          <w:i/>
         </w:rPr>
       </w:pPr>
       <w:r>
@@ -7596,7 +7521,6 @@
         <w:jc w:val="center"/>
         <w:rPr>
           <w:i/>
-          <w:i/>
         </w:rPr>
       </w:pPr>
       <w:r>
@@ -7705,7 +7629,6 @@
         <w:jc w:val="center"/>
         <w:rPr>
           <w:i/>
-          <w:i/>
         </w:rPr>
       </w:pPr>
       <w:r>
@@ -7813,7 +7736,6 @@
         <w:pStyle w:val="normal1"/>
         <w:jc w:val="center"/>
         <w:rPr>
-          <w:i/>
           <w:i/>
         </w:rPr>
       </w:pPr>
@@ -7950,7 +7872,6 @@
         <w:jc w:val="center"/>
         <w:rPr>
           <w:i/>
-          <w:i/>
         </w:rPr>
       </w:pPr>
       <w:r>
@@ -8059,7 +7980,6 @@
         <w:jc w:val="center"/>
         <w:rPr>
           <w:i/>
-          <w:i/>
         </w:rPr>
       </w:pPr>
       <w:r>
@@ -8170,7 +8090,6 @@
         <w:jc w:val="center"/>
         <w:rPr>
           <w:i/>
-          <w:i/>
         </w:rPr>
       </w:pPr>
       <w:r>
@@ -8197,7 +8116,6 @@
         <w:jc w:val="center"/>
         <w:rPr>
           <w:i/>
-          <w:i/>
           <w:iCs/>
         </w:rPr>
       </w:pPr>
@@ -8285,7 +8203,6 @@
         <w:jc w:val="center"/>
         <w:rPr>
           <w:i/>
-          <w:i/>
         </w:rPr>
       </w:pPr>
       <w:r>
@@ -8394,7 +8311,6 @@
         <w:jc w:val="center"/>
         <w:rPr>
           <w:i/>
-          <w:i/>
         </w:rPr>
       </w:pPr>
       <w:r>
@@ -8504,7 +8420,6 @@
         <w:pStyle w:val="normal1"/>
         <w:jc w:val="center"/>
         <w:rPr>
-          <w:i/>
           <w:i/>
         </w:rPr>
       </w:pPr>
@@ -8740,7 +8655,6 @@
         <w:jc w:val="center"/>
         <w:rPr>
           <w:i/>
-          <w:i/>
         </w:rPr>
       </w:pPr>
       <w:r>
@@ -8767,7 +8681,6 @@
         <w:jc w:val="center"/>
         <w:rPr>
           <w:i/>
-          <w:i/>
           <w:iCs/>
         </w:rPr>
       </w:pPr>
@@ -8796,7 +8709,6 @@
         <w:jc w:val="center"/>
         <w:rPr>
           <w:i/>
-          <w:i/>
         </w:rPr>
       </w:pPr>
       <w:r>
@@ -8812,7 +8724,6 @@
         <w:pStyle w:val="normal1"/>
         <w:jc w:val="center"/>
         <w:rPr>
-          <w:i/>
           <w:i/>
         </w:rPr>
       </w:pPr>
@@ -9061,7 +8972,6 @@
         <w:jc w:val="center"/>
         <w:rPr>
           <w:i/>
-          <w:i/>
         </w:rPr>
       </w:pPr>
       <w:r>
@@ -9112,7 +9022,6 @@
         <w:pStyle w:val="normal1"/>
         <w:jc w:val="center"/>
         <w:rPr>
-          <w:i/>
           <w:i/>
         </w:rPr>
       </w:pPr>
@@ -9323,7 +9232,6 @@
         <w:jc w:val="center"/>
         <w:rPr>
           <w:i/>
-          <w:i/>
         </w:rPr>
       </w:pPr>
       <w:r>
@@ -9530,7 +9438,6 @@
         <w:jc w:val="center"/>
         <w:rPr>
           <w:i/>
-          <w:i/>
         </w:rPr>
       </w:pPr>
       <w:r>
@@ -9638,7 +9545,6 @@
         <w:pStyle w:val="normal1"/>
         <w:jc w:val="center"/>
         <w:rPr>
-          <w:i/>
           <w:i/>
         </w:rPr>
       </w:pPr>
@@ -9777,7 +9683,6 @@
         <w:jc w:val="center"/>
         <w:rPr>
           <w:i/>
-          <w:i/>
         </w:rPr>
       </w:pPr>
       <w:r>
@@ -9804,7 +9709,6 @@
         <w:jc w:val="center"/>
         <w:rPr>
           <w:i/>
-          <w:i/>
           <w:iCs/>
         </w:rPr>
       </w:pPr>
@@ -9880,7 +9784,6 @@
         <w:pStyle w:val="normal1"/>
         <w:jc w:val="center"/>
         <w:rPr>
-          <w:i/>
           <w:i/>
         </w:rPr>
       </w:pPr>
@@ -10105,7 +10008,6 @@
         <w:jc w:val="center"/>
         <w:rPr>
           <w:i/>
-          <w:i/>
         </w:rPr>
       </w:pPr>
       <w:r>
@@ -10132,7 +10034,6 @@
         <w:jc w:val="center"/>
         <w:rPr>
           <w:i/>
-          <w:i/>
           <w:iCs/>
         </w:rPr>
       </w:pPr>
@@ -10161,7 +10062,6 @@
         <w:jc w:val="center"/>
         <w:rPr>
           <w:i/>
-          <w:i/>
         </w:rPr>
       </w:pPr>
       <w:r>
@@ -10178,7 +10078,6 @@
         <w:jc w:val="center"/>
         <w:rPr>
           <w:i/>
-          <w:i/>
         </w:rPr>
       </w:pPr>
       <w:r>
@@ -10301,7 +10200,6 @@
         <w:jc w:val="center"/>
         <w:rPr>
           <w:i/>
-          <w:i/>
         </w:rPr>
       </w:pPr>
       <w:r>
@@ -10328,7 +10226,6 @@
         <w:jc w:val="center"/>
         <w:rPr>
           <w:i/>
-          <w:i/>
           <w:iCs/>
         </w:rPr>
       </w:pPr>
@@ -10357,7 +10254,6 @@
         <w:jc w:val="center"/>
         <w:rPr>
           <w:i/>
-          <w:i/>
         </w:rPr>
       </w:pPr>
       <w:r>
@@ -10373,7 +10269,6 @@
         <w:pStyle w:val="normal1"/>
         <w:jc w:val="center"/>
         <w:rPr>
-          <w:i/>
           <w:i/>
         </w:rPr>
       </w:pPr>
@@ -10439,24 +10334,22 @@
     <w:p>
       <w:pPr>
         <w:pStyle w:val="normal2"/>
-        <w:widowControl w:val="false"/>
-        <w:spacing w:lineRule="auto" w:line="240"/>
-        <w:rPr/>
-      </w:pPr>
-      <w:r>
-        <w:rPr/>
-      </w:r>
-    </w:p>
-    <w:p>
-      <w:pPr>
-        <w:pStyle w:val="normal2"/>
-        <w:widowControl w:val="false"/>
-        <w:spacing w:lineRule="auto" w:line="240"/>
-        <w:rPr/>
-      </w:pPr>
-      <w:r>
-        <w:rPr/>
-        <w:t>The second main policy question on connecting repositories to EOSC in Survey {</w:t>
+        <w:rPr/>
+      </w:pPr>
+      <w:r>
+        <w:rPr/>
+      </w:r>
+    </w:p>
+    <w:p>
+      <w:pPr>
+        <w:pStyle w:val="normal2"/>
+        <w:widowControl w:val="false"/>
+        <w:spacing w:lineRule="auto" w:line="240"/>
+        <w:rPr/>
+      </w:pPr>
+      <w:r>
+        <w:rPr/>
+        <w:t>The second main policy question on data stewardship in Survey {</w:t>
       </w:r>
       <w:r>
         <w:rPr>
@@ -10473,146 +10366,149 @@
           <w:i/>
           <w:iCs/>
         </w:rPr>
-        <w:t>Does your country have a financial strategy on connecting repositories to EOSC?</w:t>
-      </w:r>
-      <w:r>
-        <w:rPr/>
-        <w:t xml:space="preserve"> (Q26). {</w:t>
+        <w:t>Does your country have a financial strategy on data stewardship?</w:t>
+      </w:r>
+      <w:r>
+        <w:rPr/>
+        <w:t xml:space="preserve"> (Q30). {</w:t>
       </w:r>
       <w:r>
         <w:rPr>
           <w:shd w:fill="FFFF00" w:val="clear"/>
         </w:rPr>
-        <w:t>Question31</w:t>
-      </w:r>
-      <w:r>
-        <w:rPr/>
-        <w:t>} of responding EU countries have a financial strategy on connecting repositories to EOSC as shown in Figures 67 and 68.</w:t>
-      </w:r>
-    </w:p>
-    <w:p>
-      <w:pPr>
-        <w:pStyle w:val="normal2"/>
-        <w:widowControl w:val="false"/>
-        <w:spacing w:lineRule="auto" w:line="240"/>
-        <w:rPr/>
-      </w:pPr>
-      <w:r>
-        <w:rPr/>
-      </w:r>
-    </w:p>
-    <w:p>
-      <w:pPr>
-        <w:pStyle w:val="normal1"/>
-        <w:jc w:val="center"/>
-        <w:rPr>
-          <w:i/>
-          <w:i/>
-        </w:rPr>
-      </w:pPr>
-      <w:r>
-        <w:rPr>
-          <w:i/>
-          <w:highlight w:val="yellow"/>
-        </w:rPr>
-        <w:t>{%chartImage58}</w:t>
-      </w:r>
-    </w:p>
-    <w:p>
-      <w:pPr>
-        <w:pStyle w:val="normal2"/>
-        <w:jc w:val="center"/>
-        <w:rPr/>
-      </w:pPr>
-      <w:r>
-        <w:rPr/>
-      </w:r>
-    </w:p>
-    <w:p>
-      <w:pPr>
-        <w:pStyle w:val="normal2"/>
-        <w:jc w:val="center"/>
-        <w:rPr/>
-      </w:pPr>
-      <w:r>
+        <w:t>Question35</w:t>
+      </w:r>
+      <w:r>
+        <w:rPr/>
+        <w:t>} of responding EU countries have a financial strategy on data stewardship as shown in Figures 67 and 68.</w:t>
+      </w:r>
+    </w:p>
+    <w:p>
+      <w:pPr>
+        <w:pStyle w:val="normal2"/>
+        <w:widowControl w:val="false"/>
+        <w:spacing w:lineRule="auto" w:line="240"/>
+        <w:rPr/>
+      </w:pPr>
+      <w:r>
+        <w:rPr/>
+      </w:r>
+    </w:p>
+    <w:p>
+      <w:pPr>
+        <w:pStyle w:val="normal1"/>
+        <w:jc w:val="center"/>
+        <w:rPr>
+          <w:i/>
+        </w:rPr>
+      </w:pPr>
+      <w:r>
+        <w:rPr>
+          <w:i/>
+          <w:highlight w:val="yellow"/>
+        </w:rPr>
+        <w:t>{%chartImage59}</w:t>
+      </w:r>
+    </w:p>
+    <w:p>
+      <w:pPr>
+        <w:pStyle w:val="normal2"/>
+        <w:jc w:val="center"/>
+        <w:rPr/>
+      </w:pPr>
+      <w:r>
+        <w:rPr/>
+      </w:r>
+    </w:p>
+    <w:p>
+      <w:pPr>
+        <w:pStyle w:val="normal2"/>
+        <w:jc w:val="center"/>
         <w:rPr>
           <w:i/>
           <w:iCs/>
         </w:rPr>
-        <w:t>Figure 67: Map of EU Countries with a Financial Strategy on Connecting Repositories to EOSC</w:t>
-      </w:r>
-    </w:p>
-    <w:p>
-      <w:pPr>
-        <w:pStyle w:val="normal2"/>
-        <w:widowControl w:val="false"/>
-        <w:spacing w:lineRule="auto" w:line="240"/>
-        <w:rPr/>
-      </w:pPr>
-      <w:r>
-        <w:rPr/>
-      </w:r>
-    </w:p>
-    <w:p>
-      <w:pPr>
-        <w:pStyle w:val="normal1"/>
-        <w:jc w:val="center"/>
-        <w:rPr>
-          <w:i/>
-          <w:i/>
-        </w:rPr>
-      </w:pPr>
-      <w:r>
-        <w:rPr>
-          <w:i/>
-          <w:highlight w:val="yellow"/>
-        </w:rPr>
-        <w:t>{%pieChartImage_57_0}</w:t>
-      </w:r>
-    </w:p>
-    <w:p>
-      <w:pPr>
-        <w:pStyle w:val="normal2"/>
-        <w:jc w:val="center"/>
-        <w:rPr/>
-      </w:pPr>
-      <w:r>
-        <w:rPr/>
-      </w:r>
-    </w:p>
-    <w:p>
-      <w:pPr>
-        <w:pStyle w:val="normal2"/>
-        <w:jc w:val="center"/>
-        <w:rPr/>
       </w:pPr>
       <w:r>
         <w:rPr>
           <w:i/>
           <w:iCs/>
         </w:rPr>
-        <w:t>Figure 68: Share of EU Countries with a Financial Strategy on Connecting Repositories to EOSC</w:t>
-      </w:r>
-    </w:p>
-    <w:p>
-      <w:pPr>
-        <w:pStyle w:val="normal2"/>
-        <w:rPr/>
-      </w:pPr>
-      <w:r>
-        <w:rPr/>
-      </w:r>
-    </w:p>
-    <w:p>
-      <w:pPr>
-        <w:pStyle w:val="normal2"/>
-        <w:widowControl w:val="false"/>
-        <w:spacing w:lineRule="auto" w:line="240"/>
-        <w:rPr/>
-      </w:pPr>
-      <w:r>
-        <w:rPr/>
-        <w:t>The second main policy question on data stewardship in Survey {</w:t>
+        <w:t>Figure 67: Map of EU Countries with a Financial Strategy on Data Stewardship</w:t>
+      </w:r>
+    </w:p>
+    <w:p>
+      <w:pPr>
+        <w:pStyle w:val="normal2"/>
+        <w:widowControl w:val="false"/>
+        <w:spacing w:lineRule="auto" w:line="240"/>
+        <w:rPr/>
+      </w:pPr>
+      <w:r>
+        <w:rPr/>
+      </w:r>
+    </w:p>
+    <w:p>
+      <w:pPr>
+        <w:pStyle w:val="normal1"/>
+        <w:jc w:val="center"/>
+        <w:rPr>
+          <w:i/>
+        </w:rPr>
+      </w:pPr>
+      <w:r>
+        <w:rPr>
+          <w:i/>
+          <w:highlight w:val="yellow"/>
+        </w:rPr>
+        <w:t>{%pieChartImage_58_0}</w:t>
+      </w:r>
+    </w:p>
+    <w:p>
+      <w:pPr>
+        <w:pStyle w:val="normal2"/>
+        <w:jc w:val="center"/>
+        <w:rPr/>
+      </w:pPr>
+      <w:r>
+        <w:rPr/>
+      </w:r>
+    </w:p>
+    <w:p>
+      <w:pPr>
+        <w:pStyle w:val="normal2"/>
+        <w:jc w:val="center"/>
+        <w:rPr/>
+      </w:pPr>
+      <w:r>
+        <w:rPr>
+          <w:i/>
+          <w:iCs/>
+        </w:rPr>
+        <w:t>Figure 68: Share of EU Countries with a Financial Strategy on Data Stewardship</w:t>
+      </w:r>
+    </w:p>
+    <w:p>
+      <w:pPr>
+        <w:pStyle w:val="normal2"/>
+        <w:widowControl w:val="false"/>
+        <w:spacing w:lineRule="auto" w:line="240"/>
+        <w:rPr/>
+      </w:pPr>
+      <w:r>
+        <w:rPr/>
+      </w:r>
+    </w:p>
+    <w:p>
+      <w:pPr>
+        <w:pStyle w:val="normal2"/>
+        <w:widowControl w:val="false"/>
+        <w:spacing w:lineRule="auto" w:line="240"/>
+        <w:rPr/>
+      </w:pPr>
+      <w:r>
+        <w:rPr/>
+        <w:t>The second main policy question on long-term data preservation in Survey {</w:t>
       </w:r>
       <w:r>
         <w:rPr>
@@ -10629,67 +10525,65 @@
           <w:i/>
           <w:iCs/>
         </w:rPr>
-        <w:t>Does your country have a financial strategy on data stewardship?</w:t>
-      </w:r>
-      <w:r>
-        <w:rPr/>
-        <w:t xml:space="preserve"> (Q30). {</w:t>
+        <w:t>Does your country have a financial strategy on long-term data preservation?</w:t>
+      </w:r>
+      <w:r>
+        <w:rPr/>
+        <w:t xml:space="preserve"> (Q34). {</w:t>
       </w:r>
       <w:r>
         <w:rPr>
           <w:shd w:fill="FFFF00" w:val="clear"/>
         </w:rPr>
-        <w:t>Question35</w:t>
-      </w:r>
-      <w:r>
-        <w:rPr/>
-        <w:t>} of responding EU countries have a financial strategy on data stewardship as shown in Figures 69 and 70.</w:t>
-      </w:r>
-    </w:p>
-    <w:p>
-      <w:pPr>
-        <w:pStyle w:val="normal2"/>
-        <w:widowControl w:val="false"/>
-        <w:spacing w:lineRule="auto" w:line="240"/>
-        <w:rPr/>
-      </w:pPr>
-      <w:r>
-        <w:rPr/>
-      </w:r>
-    </w:p>
-    <w:p>
-      <w:pPr>
-        <w:pStyle w:val="normal1"/>
-        <w:jc w:val="center"/>
-        <w:rPr>
-          <w:i/>
-          <w:i/>
-        </w:rPr>
-      </w:pPr>
-      <w:r>
-        <w:rPr>
-          <w:i/>
-          <w:highlight w:val="yellow"/>
-        </w:rPr>
-        <w:t>{%chartImage59}</w:t>
-      </w:r>
-    </w:p>
-    <w:p>
-      <w:pPr>
-        <w:pStyle w:val="normal2"/>
-        <w:jc w:val="center"/>
-        <w:rPr/>
-      </w:pPr>
-      <w:r>
-        <w:rPr/>
-      </w:r>
-    </w:p>
-    <w:p>
-      <w:pPr>
-        <w:pStyle w:val="normal2"/>
-        <w:jc w:val="center"/>
-        <w:rPr>
-          <w:i/>
+        <w:t>Question39</w:t>
+      </w:r>
+      <w:r>
+        <w:rPr/>
+        <w:t>} of responding EU countries have a financial strategy on long-term data preservation as shown in Figures 69 and 70.</w:t>
+      </w:r>
+    </w:p>
+    <w:p>
+      <w:pPr>
+        <w:pStyle w:val="normal2"/>
+        <w:widowControl w:val="false"/>
+        <w:spacing w:lineRule="auto" w:line="240"/>
+        <w:rPr/>
+      </w:pPr>
+      <w:r>
+        <w:rPr/>
+      </w:r>
+    </w:p>
+    <w:p>
+      <w:pPr>
+        <w:pStyle w:val="normal1"/>
+        <w:jc w:val="center"/>
+        <w:rPr>
+          <w:i/>
+        </w:rPr>
+      </w:pPr>
+      <w:r>
+        <w:rPr>
+          <w:i/>
+          <w:highlight w:val="yellow"/>
+        </w:rPr>
+        <w:t>{%chartImage60}</w:t>
+      </w:r>
+    </w:p>
+    <w:p>
+      <w:pPr>
+        <w:pStyle w:val="normal2"/>
+        <w:jc w:val="center"/>
+        <w:rPr/>
+      </w:pPr>
+      <w:r>
+        <w:rPr/>
+      </w:r>
+    </w:p>
+    <w:p>
+      <w:pPr>
+        <w:pStyle w:val="normal2"/>
+        <w:jc w:val="center"/>
+        <w:rPr>
           <w:i/>
           <w:iCs/>
         </w:rPr>
@@ -10699,35 +10593,34 @@
           <w:i/>
           <w:iCs/>
         </w:rPr>
-        <w:t>Figure 69: Map of EU Countries with a Financial Strategy on Data Stewardship</w:t>
-      </w:r>
-    </w:p>
-    <w:p>
-      <w:pPr>
-        <w:pStyle w:val="normal2"/>
-        <w:widowControl w:val="false"/>
-        <w:spacing w:lineRule="auto" w:line="240"/>
-        <w:rPr/>
-      </w:pPr>
-      <w:r>
-        <w:rPr/>
-      </w:r>
-    </w:p>
-    <w:p>
-      <w:pPr>
-        <w:pStyle w:val="normal1"/>
-        <w:jc w:val="center"/>
-        <w:rPr>
-          <w:i/>
-          <w:i/>
-        </w:rPr>
-      </w:pPr>
-      <w:r>
-        <w:rPr>
-          <w:i/>
-          <w:highlight w:val="yellow"/>
-        </w:rPr>
-        <w:t>{%pieChartImage_58_0}</w:t>
+        <w:t>Figure 69: Map of EU Countries with a Financial Strategy on Long-Term Data Preservation</w:t>
+      </w:r>
+    </w:p>
+    <w:p>
+      <w:pPr>
+        <w:pStyle w:val="normal2"/>
+        <w:widowControl w:val="false"/>
+        <w:spacing w:lineRule="auto" w:line="240"/>
+        <w:rPr/>
+      </w:pPr>
+      <w:r>
+        <w:rPr/>
+      </w:r>
+    </w:p>
+    <w:p>
+      <w:pPr>
+        <w:pStyle w:val="normal1"/>
+        <w:jc w:val="center"/>
+        <w:rPr>
+          <w:i/>
+        </w:rPr>
+      </w:pPr>
+      <w:r>
+        <w:rPr>
+          <w:i/>
+          <w:highlight w:val="yellow"/>
+        </w:rPr>
+        <w:t>{%pieChartImage_59_0}</w:t>
       </w:r>
     </w:p>
     <w:p>
@@ -10751,169 +10644,7 @@
           <w:i/>
           <w:iCs/>
         </w:rPr>
-        <w:t>Figure 70: Share of EU Countries with a Financial Strategy on Data Stewardship</w:t>
-      </w:r>
-    </w:p>
-    <w:p>
-      <w:pPr>
-        <w:pStyle w:val="normal2"/>
-        <w:widowControl w:val="false"/>
-        <w:spacing w:lineRule="auto" w:line="240"/>
-        <w:rPr/>
-      </w:pPr>
-      <w:r>
-        <w:rPr/>
-      </w:r>
-    </w:p>
-    <w:p>
-      <w:pPr>
-        <w:pStyle w:val="normal2"/>
-        <w:widowControl w:val="false"/>
-        <w:spacing w:lineRule="auto" w:line="240"/>
-        <w:rPr/>
-      </w:pPr>
-      <w:r>
-        <w:rPr/>
-        <w:t>The second main policy question on long-term data preservation in Survey {</w:t>
-      </w:r>
-      <w:r>
-        <w:rPr>
-          <w:highlight w:val="yellow"/>
-        </w:rPr>
-        <w:t>Year}</w:t>
-      </w:r>
-      <w:r>
-        <w:rPr/>
-        <w:t xml:space="preserve"> is </w:t>
-      </w:r>
-      <w:r>
-        <w:rPr>
-          <w:i/>
-          <w:iCs/>
-        </w:rPr>
-        <w:t>Does your country have a financial strategy on long-term data preservation?</w:t>
-      </w:r>
-      <w:r>
-        <w:rPr/>
-        <w:t xml:space="preserve"> (Q34). {</w:t>
-      </w:r>
-      <w:r>
-        <w:rPr>
-          <w:shd w:fill="FFFF00" w:val="clear"/>
-        </w:rPr>
-        <w:t>Question39</w:t>
-      </w:r>
-      <w:r>
-        <w:rPr/>
-        <w:t>} of responding EU countries have a financial strategy on long-term data preservation as shown in Figures 71 and 72.</w:t>
-      </w:r>
-    </w:p>
-    <w:p>
-      <w:pPr>
-        <w:pStyle w:val="normal2"/>
-        <w:widowControl w:val="false"/>
-        <w:spacing w:lineRule="auto" w:line="240"/>
-        <w:rPr/>
-      </w:pPr>
-      <w:r>
-        <w:rPr/>
-      </w:r>
-    </w:p>
-    <w:p>
-      <w:pPr>
-        <w:pStyle w:val="normal1"/>
-        <w:jc w:val="center"/>
-        <w:rPr>
-          <w:i/>
-          <w:i/>
-        </w:rPr>
-      </w:pPr>
-      <w:r>
-        <w:rPr>
-          <w:i/>
-          <w:highlight w:val="yellow"/>
-        </w:rPr>
-        <w:t>{%chartImage60}</w:t>
-      </w:r>
-    </w:p>
-    <w:p>
-      <w:pPr>
-        <w:pStyle w:val="normal2"/>
-        <w:jc w:val="center"/>
-        <w:rPr/>
-      </w:pPr>
-      <w:r>
-        <w:rPr/>
-      </w:r>
-    </w:p>
-    <w:p>
-      <w:pPr>
-        <w:pStyle w:val="normal2"/>
-        <w:jc w:val="center"/>
-        <w:rPr>
-          <w:i/>
-          <w:i/>
-          <w:iCs/>
-        </w:rPr>
-      </w:pPr>
-      <w:r>
-        <w:rPr>
-          <w:i/>
-          <w:iCs/>
-        </w:rPr>
-        <w:t>Figure 71: Map of EU Countries with a Financial Strategy on Long-Term Data Preservation</w:t>
-      </w:r>
-    </w:p>
-    <w:p>
-      <w:pPr>
-        <w:pStyle w:val="normal2"/>
-        <w:widowControl w:val="false"/>
-        <w:spacing w:lineRule="auto" w:line="240"/>
-        <w:rPr/>
-      </w:pPr>
-      <w:r>
-        <w:rPr/>
-      </w:r>
-    </w:p>
-    <w:p>
-      <w:pPr>
-        <w:pStyle w:val="normal1"/>
-        <w:jc w:val="center"/>
-        <w:rPr>
-          <w:i/>
-          <w:i/>
-        </w:rPr>
-      </w:pPr>
-      <w:r>
-        <w:rPr>
-          <w:i/>
-          <w:highlight w:val="yellow"/>
-        </w:rPr>
-        <w:t>{%pieChartImage_59_0}</w:t>
-      </w:r>
-    </w:p>
-    <w:p>
-      <w:pPr>
-        <w:pStyle w:val="normal2"/>
-        <w:jc w:val="center"/>
-        <w:rPr/>
-      </w:pPr>
-      <w:r>
-        <w:rPr/>
-      </w:r>
-    </w:p>
-    <w:p>
-      <w:pPr>
-        <w:pStyle w:val="normal2"/>
-        <w:jc w:val="center"/>
-        <w:rPr/>
-      </w:pPr>
-      <w:r>
-        <w:rPr>
-          <w:i/>
-          <w:iCs/>
-        </w:rPr>
-        <w:t>Figure 72: Share of EU Countries with a Financial Strategy on Long-Term Data Preservation</w:t>
+        <w:t>Figure 70: Share of EU Countries with a Financial Strategy on Long-Term Data Preservation</w:t>
       </w:r>
     </w:p>
     <w:p>
@@ -11032,26 +10763,25 @@
       </w:r>
       <w:r>
         <w:rPr/>
-        <w:t>} of responding EU countries have a national monitoring on data stewardship as shown in Figures 73 and 74.</w:t>
-      </w:r>
-    </w:p>
-    <w:p>
-      <w:pPr>
-        <w:pStyle w:val="normal2"/>
-        <w:widowControl w:val="false"/>
-        <w:spacing w:lineRule="auto" w:line="240"/>
-        <w:rPr/>
-      </w:pPr>
-      <w:r>
-        <w:rPr/>
-      </w:r>
-    </w:p>
-    <w:p>
-      <w:pPr>
-        <w:pStyle w:val="normal1"/>
-        <w:jc w:val="center"/>
-        <w:rPr>
-          <w:i/>
+        <w:t>} of responding EU countries have a national monitoring on data stewardship as shown in Figures 71 and 72.</w:t>
+      </w:r>
+    </w:p>
+    <w:p>
+      <w:pPr>
+        <w:pStyle w:val="normal2"/>
+        <w:widowControl w:val="false"/>
+        <w:spacing w:lineRule="auto" w:line="240"/>
+        <w:rPr/>
+      </w:pPr>
+      <w:r>
+        <w:rPr/>
+      </w:r>
+    </w:p>
+    <w:p>
+      <w:pPr>
+        <w:pStyle w:val="normal1"/>
+        <w:jc w:val="center"/>
+        <w:rPr>
           <w:i/>
         </w:rPr>
       </w:pPr>
@@ -11084,26 +10814,25 @@
           <w:i/>
           <w:iCs/>
         </w:rPr>
-        <w:t>Figure 73: Map of EU Countries with a National Monitoring on Data Stewardship</w:t>
-      </w:r>
-    </w:p>
-    <w:p>
-      <w:pPr>
-        <w:pStyle w:val="normal2"/>
-        <w:widowControl w:val="false"/>
-        <w:spacing w:lineRule="auto" w:line="240"/>
-        <w:rPr/>
-      </w:pPr>
-      <w:r>
-        <w:rPr/>
-      </w:r>
-    </w:p>
-    <w:p>
-      <w:pPr>
-        <w:pStyle w:val="normal1"/>
-        <w:jc w:val="center"/>
-        <w:rPr>
-          <w:i/>
+        <w:t>Figure 71: Map of EU Countries with a National Monitoring on Data Stewardship</w:t>
+      </w:r>
+    </w:p>
+    <w:p>
+      <w:pPr>
+        <w:pStyle w:val="normal2"/>
+        <w:widowControl w:val="false"/>
+        <w:spacing w:lineRule="auto" w:line="240"/>
+        <w:rPr/>
+      </w:pPr>
+      <w:r>
+        <w:rPr/>
+      </w:r>
+    </w:p>
+    <w:p>
+      <w:pPr>
+        <w:pStyle w:val="normal1"/>
+        <w:jc w:val="center"/>
+        <w:rPr>
           <w:i/>
         </w:rPr>
       </w:pPr>
@@ -11136,7 +10865,7 @@
           <w:i/>
           <w:iCs/>
         </w:rPr>
-        <w:t>Figure 74: Share of EU Countries with a National Monitoring on Data Stewardship</w:t>
+        <w:t>Figure 72: Share of EU Countries with a National Monitoring on Data Stewardship</w:t>
       </w:r>
     </w:p>
     <w:p>
@@ -11190,26 +10919,25 @@
       </w:r>
       <w:r>
         <w:rPr/>
-        <w:t>} of responding EU countries have a national monitoring on long-term data preservation as shown in Figures 75 and 76.</w:t>
-      </w:r>
-    </w:p>
-    <w:p>
-      <w:pPr>
-        <w:pStyle w:val="normal2"/>
-        <w:widowControl w:val="false"/>
-        <w:spacing w:lineRule="auto" w:line="240"/>
-        <w:rPr/>
-      </w:pPr>
-      <w:r>
-        <w:rPr/>
-      </w:r>
-    </w:p>
-    <w:p>
-      <w:pPr>
-        <w:pStyle w:val="normal1"/>
-        <w:jc w:val="center"/>
-        <w:rPr>
-          <w:i/>
+        <w:t>} of responding EU countries have a national monitoring on long-term data preservation as shown in Figures 73 and 74.</w:t>
+      </w:r>
+    </w:p>
+    <w:p>
+      <w:pPr>
+        <w:pStyle w:val="normal2"/>
+        <w:widowControl w:val="false"/>
+        <w:spacing w:lineRule="auto" w:line="240"/>
+        <w:rPr/>
+      </w:pPr>
+      <w:r>
+        <w:rPr/>
+      </w:r>
+    </w:p>
+    <w:p>
+      <w:pPr>
+        <w:pStyle w:val="normal1"/>
+        <w:jc w:val="center"/>
+        <w:rPr>
           <w:i/>
         </w:rPr>
       </w:pPr>
@@ -11242,26 +10970,25 @@
           <w:i/>
           <w:iCs/>
         </w:rPr>
-        <w:t>Figure 75: Map of EU Countries with a National Monitoring on Long-Term Data Preservation</w:t>
-      </w:r>
-    </w:p>
-    <w:p>
-      <w:pPr>
-        <w:pStyle w:val="normal2"/>
-        <w:widowControl w:val="false"/>
-        <w:spacing w:lineRule="auto" w:line="240"/>
-        <w:rPr/>
-      </w:pPr>
-      <w:r>
-        <w:rPr/>
-      </w:r>
-    </w:p>
-    <w:p>
-      <w:pPr>
-        <w:pStyle w:val="normal1"/>
-        <w:jc w:val="center"/>
-        <w:rPr>
-          <w:i/>
+        <w:t>Figure 73: Map of EU Countries with a National Monitoring on Long-Term Data Preservation</w:t>
+      </w:r>
+    </w:p>
+    <w:p>
+      <w:pPr>
+        <w:pStyle w:val="normal2"/>
+        <w:widowControl w:val="false"/>
+        <w:spacing w:lineRule="auto" w:line="240"/>
+        <w:rPr/>
+      </w:pPr>
+      <w:r>
+        <w:rPr/>
+      </w:r>
+    </w:p>
+    <w:p>
+      <w:pPr>
+        <w:pStyle w:val="normal1"/>
+        <w:jc w:val="center"/>
+        <w:rPr>
           <w:i/>
         </w:rPr>
       </w:pPr>
@@ -11299,7 +11026,7 @@
           <w:i/>
           <w:iCs/>
         </w:rPr>
-        <w:t>Figure 76: Share of EU Countries with a National Monitoring on Long-Term Data Preservation</w:t>
+        <w:t>Figure 74: Share of EU Countries with a National Monitoring on Long-Term Data Preservation</w:t>
       </w:r>
     </w:p>
     <w:p>
@@ -11349,7 +11076,7 @@
       </w:pPr>
       <w:r>
         <w:rPr/>
-        <w:t>The second main practice question on connecting repositories to EOSC in Survey {</w:t>
+        <w:t>The second main practice question on data stewardship in Survey {</w:t>
       </w:r>
       <w:r>
         <w:rPr>
@@ -11366,7 +11093,7 @@
           <w:i/>
           <w:iCs/>
         </w:rPr>
-        <w:t xml:space="preserve">How much did your country financially invest in connecting repositories to EOSC in </w:t>
+        <w:t xml:space="preserve">How much did your country financially invest in data stewardship in </w:t>
       </w:r>
       <w:r>
         <w:rPr/>
@@ -11387,23 +11114,23 @@
       </w:r>
       <w:r>
         <w:rPr/>
-        <w:t xml:space="preserve"> (Q75). {</w:t>
-      </w:r>
-      <w:r>
-        <w:rPr>
-          <w:highlight w:val="yellow"/>
-        </w:rPr>
-        <w:t>Question80[0]}</w:t>
-      </w:r>
-      <w:r>
-        <w:rPr/>
-        <w:t xml:space="preserve"> of responding EU countries are not investing or have not stated the number of investments in connecting repositories to EOSC. {</w:t>
-      </w:r>
-      <w:r>
-        <w:rPr>
-          <w:highlight w:val="yellow"/>
-        </w:rPr>
-        <w:t>Question80[1]}</w:t>
+        <w:t xml:space="preserve"> (Q79). {</w:t>
+      </w:r>
+      <w:r>
+        <w:rPr>
+          <w:highlight w:val="yellow"/>
+        </w:rPr>
+        <w:t>Question84[0]}</w:t>
+      </w:r>
+      <w:r>
+        <w:rPr/>
+        <w:t xml:space="preserve"> of responding EU countries are not investing or have not stated the number of investments in data stewardship. {</w:t>
+      </w:r>
+      <w:r>
+        <w:rPr>
+          <w:highlight w:val="yellow"/>
+        </w:rPr>
+        <w:t>Question84[1]}</w:t>
       </w:r>
       <w:r>
         <w:rPr/>
@@ -11413,7 +11140,7 @@
         <w:rPr>
           <w:highlight w:val="yellow"/>
         </w:rPr>
-        <w:t>Question80[2]}</w:t>
+        <w:t>Question84[2]}</w:t>
       </w:r>
       <w:r>
         <w:rPr/>
@@ -11423,7 +11150,7 @@
         <w:rPr>
           <w:highlight w:val="yellow"/>
         </w:rPr>
-        <w:t>Question80[3]}</w:t>
+        <w:t>Question84[3]}</w:t>
       </w:r>
       <w:r>
         <w:rPr/>
@@ -11433,7 +11160,7 @@
         <w:rPr>
           <w:highlight w:val="yellow"/>
         </w:rPr>
-        <w:t>Question80[4]}</w:t>
+        <w:t>Question84[4]}</w:t>
       </w:r>
       <w:r>
         <w:rPr/>
@@ -11443,7 +11170,7 @@
         <w:rPr>
           <w:highlight w:val="yellow"/>
         </w:rPr>
-        <w:t>Question80[5]}</w:t>
+        <w:t>Question84[5]}</w:t>
       </w:r>
       <w:r>
         <w:rPr/>
@@ -11453,39 +11180,38 @@
         <w:rPr>
           <w:highlight w:val="yellow"/>
         </w:rPr>
-        <w:t>Question80[6]}</w:t>
-      </w:r>
-      <w:r>
-        <w:rPr/>
-        <w:t xml:space="preserve"> &gt;1000 €K per 1000 FTE researchers as shown in Figure 77.</w:t>
-      </w:r>
-    </w:p>
-    <w:p>
-      <w:pPr>
-        <w:pStyle w:val="normal2"/>
-        <w:widowControl w:val="false"/>
-        <w:spacing w:lineRule="auto" w:line="240"/>
-        <w:rPr/>
-      </w:pPr>
-      <w:r>
-        <w:rPr/>
-      </w:r>
-    </w:p>
-    <w:p>
-      <w:pPr>
-        <w:pStyle w:val="normal1"/>
-        <w:jc w:val="center"/>
-        <w:rPr>
-          <w:i/>
-          <w:i/>
-        </w:rPr>
-      </w:pPr>
-      <w:r>
-        <w:rPr>
-          <w:i/>
-          <w:highlight w:val="yellow"/>
-        </w:rPr>
-        <w:t>{%chartImage64}</w:t>
+        <w:t>Question84[6]}</w:t>
+      </w:r>
+      <w:r>
+        <w:rPr/>
+        <w:t xml:space="preserve"> &gt;1000 €K per 1000 FTE researchers as shown in Figure 75.</w:t>
+      </w:r>
+    </w:p>
+    <w:p>
+      <w:pPr>
+        <w:pStyle w:val="normal2"/>
+        <w:widowControl w:val="false"/>
+        <w:spacing w:lineRule="auto" w:line="240"/>
+        <w:rPr/>
+      </w:pPr>
+      <w:r>
+        <w:rPr/>
+      </w:r>
+    </w:p>
+    <w:p>
+      <w:pPr>
+        <w:pStyle w:val="normal1"/>
+        <w:jc w:val="center"/>
+        <w:rPr>
+          <w:i/>
+        </w:rPr>
+      </w:pPr>
+      <w:r>
+        <w:rPr>
+          <w:i/>
+          <w:highlight w:val="yellow"/>
+        </w:rPr>
+        <w:t>{%chartImage65}</w:t>
       </w:r>
     </w:p>
     <w:p>
@@ -11509,30 +11235,30 @@
           <w:i/>
           <w:iCs/>
         </w:rPr>
-        <w:t>Figure 77: Number of EU Countries with National Investments in Connecting Repositories to EOSC per 1000 FTE Researchers</w:t>
-      </w:r>
-    </w:p>
-    <w:p>
-      <w:pPr>
-        <w:pStyle w:val="normal2"/>
-        <w:widowControl w:val="false"/>
-        <w:spacing w:lineRule="auto" w:line="240"/>
-        <w:rPr/>
-      </w:pPr>
-      <w:r>
-        <w:rPr/>
-      </w:r>
-    </w:p>
-    <w:p>
-      <w:pPr>
-        <w:pStyle w:val="normal2"/>
-        <w:widowControl w:val="false"/>
-        <w:spacing w:lineRule="auto" w:line="240"/>
-        <w:rPr/>
-      </w:pPr>
-      <w:r>
-        <w:rPr/>
-        <w:t>The second main practice question on data stewardship in Survey {</w:t>
+        <w:t>Figure 75: Number of EU Countries with National Investments in Data Stewardship per 1000 FTE Researchers</w:t>
+      </w:r>
+    </w:p>
+    <w:p>
+      <w:pPr>
+        <w:pStyle w:val="normal2"/>
+        <w:widowControl w:val="false"/>
+        <w:spacing w:lineRule="auto" w:line="240"/>
+        <w:rPr/>
+      </w:pPr>
+      <w:r>
+        <w:rPr/>
+      </w:r>
+    </w:p>
+    <w:p>
+      <w:pPr>
+        <w:pStyle w:val="normal2"/>
+        <w:widowControl w:val="false"/>
+        <w:spacing w:lineRule="auto" w:line="240"/>
+        <w:rPr/>
+      </w:pPr>
+      <w:r>
+        <w:rPr/>
+        <w:t>The second main practice question on long-term data preservation in Survey {</w:t>
       </w:r>
       <w:r>
         <w:rPr>
@@ -11549,7 +11275,7 @@
           <w:i/>
           <w:iCs/>
         </w:rPr>
-        <w:t xml:space="preserve">How much did your country financially invest in data stewardship in </w:t>
+        <w:t xml:space="preserve">How much did your country financially invest in long-term data preservation in </w:t>
       </w:r>
       <w:r>
         <w:rPr/>
@@ -11570,23 +11296,23 @@
       </w:r>
       <w:r>
         <w:rPr/>
-        <w:t xml:space="preserve"> (Q79). {</w:t>
-      </w:r>
-      <w:r>
-        <w:rPr>
-          <w:highlight w:val="yellow"/>
-        </w:rPr>
-        <w:t>Question84[0]}</w:t>
-      </w:r>
-      <w:r>
-        <w:rPr/>
-        <w:t xml:space="preserve"> of responding EU countries are not investing or have not stated the number of investments in data stewardship. {</w:t>
-      </w:r>
-      <w:r>
-        <w:rPr>
-          <w:highlight w:val="yellow"/>
-        </w:rPr>
-        <w:t>Question84[1]}</w:t>
+        <w:t xml:space="preserve"> (Q83). {</w:t>
+      </w:r>
+      <w:r>
+        <w:rPr>
+          <w:highlight w:val="yellow"/>
+        </w:rPr>
+        <w:t>Question88[0]}</w:t>
+      </w:r>
+      <w:r>
+        <w:rPr/>
+        <w:t xml:space="preserve"> of responding EU countries are not investing or have not stated the amount of investments in long-term data preservation. {</w:t>
+      </w:r>
+      <w:r>
+        <w:rPr>
+          <w:highlight w:val="yellow"/>
+        </w:rPr>
+        <w:t>Question88[1]}</w:t>
       </w:r>
       <w:r>
         <w:rPr/>
@@ -11596,7 +11322,7 @@
         <w:rPr>
           <w:highlight w:val="yellow"/>
         </w:rPr>
-        <w:t>Question84[2]}</w:t>
+        <w:t>Question88[2]}</w:t>
       </w:r>
       <w:r>
         <w:rPr/>
@@ -11606,7 +11332,7 @@
         <w:rPr>
           <w:highlight w:val="yellow"/>
         </w:rPr>
-        <w:t>Question84[3]}</w:t>
+        <w:t>Question88[3]}</w:t>
       </w:r>
       <w:r>
         <w:rPr/>
@@ -11616,7 +11342,7 @@
         <w:rPr>
           <w:highlight w:val="yellow"/>
         </w:rPr>
-        <w:t>Question84[4]}</w:t>
+        <w:t>Question88[4]}</w:t>
       </w:r>
       <w:r>
         <w:rPr/>
@@ -11626,7 +11352,7 @@
         <w:rPr>
           <w:highlight w:val="yellow"/>
         </w:rPr>
-        <w:t>Question84[5]}</w:t>
+        <w:t>Question88[5]}</w:t>
       </w:r>
       <w:r>
         <w:rPr/>
@@ -11636,39 +11362,38 @@
         <w:rPr>
           <w:highlight w:val="yellow"/>
         </w:rPr>
-        <w:t>Question84[6]}</w:t>
-      </w:r>
-      <w:r>
-        <w:rPr/>
-        <w:t xml:space="preserve"> &gt;1000 €K per 1000 FTE researchers as shown in Figure 78.</w:t>
-      </w:r>
-    </w:p>
-    <w:p>
-      <w:pPr>
-        <w:pStyle w:val="normal2"/>
-        <w:widowControl w:val="false"/>
-        <w:spacing w:lineRule="auto" w:line="240"/>
-        <w:rPr/>
-      </w:pPr>
-      <w:r>
-        <w:rPr/>
-      </w:r>
-    </w:p>
-    <w:p>
-      <w:pPr>
-        <w:pStyle w:val="normal1"/>
-        <w:jc w:val="center"/>
-        <w:rPr>
-          <w:i/>
-          <w:i/>
-        </w:rPr>
-      </w:pPr>
-      <w:r>
-        <w:rPr>
-          <w:i/>
-          <w:highlight w:val="yellow"/>
-        </w:rPr>
-        <w:t>{%chartImage65}</w:t>
+        <w:t>Question88[6]}</w:t>
+      </w:r>
+      <w:r>
+        <w:rPr/>
+        <w:t xml:space="preserve"> &gt;1000 €K per 1000 FTE researchers as shown in Figure 76.</w:t>
+      </w:r>
+    </w:p>
+    <w:p>
+      <w:pPr>
+        <w:pStyle w:val="normal2"/>
+        <w:widowControl w:val="false"/>
+        <w:spacing w:lineRule="auto" w:line="240"/>
+        <w:rPr/>
+      </w:pPr>
+      <w:r>
+        <w:rPr/>
+      </w:r>
+    </w:p>
+    <w:p>
+      <w:pPr>
+        <w:pStyle w:val="normal1"/>
+        <w:jc w:val="center"/>
+        <w:rPr>
+          <w:i/>
+        </w:rPr>
+      </w:pPr>
+      <w:r>
+        <w:rPr>
+          <w:i/>
+          <w:highlight w:val="yellow"/>
+        </w:rPr>
+        <w:t>{%chartImage66}</w:t>
       </w:r>
     </w:p>
     <w:p>
@@ -11692,190 +11417,7 @@
           <w:i/>
           <w:iCs/>
         </w:rPr>
-        <w:t>Figure 78: Number of EU Countries with National Investments in Data Stewardship per 1000 FTE Researchers</w:t>
-      </w:r>
-    </w:p>
-    <w:p>
-      <w:pPr>
-        <w:pStyle w:val="normal2"/>
-        <w:widowControl w:val="false"/>
-        <w:spacing w:lineRule="auto" w:line="240"/>
-        <w:rPr/>
-      </w:pPr>
-      <w:r>
-        <w:rPr/>
-      </w:r>
-    </w:p>
-    <w:p>
-      <w:pPr>
-        <w:pStyle w:val="normal2"/>
-        <w:widowControl w:val="false"/>
-        <w:spacing w:lineRule="auto" w:line="240"/>
-        <w:rPr/>
-      </w:pPr>
-      <w:r>
-        <w:rPr/>
-        <w:t>The second main practice question on long-term data preservation in Survey {</w:t>
-      </w:r>
-      <w:r>
-        <w:rPr>
-          <w:highlight w:val="yellow"/>
-        </w:rPr>
-        <w:t>Year}</w:t>
-      </w:r>
-      <w:r>
-        <w:rPr/>
-        <w:t xml:space="preserve"> is </w:t>
-      </w:r>
-      <w:r>
-        <w:rPr>
-          <w:i/>
-          <w:iCs/>
-        </w:rPr>
-        <w:t xml:space="preserve">How much did your country financially invest in long-term data preservation in </w:t>
-      </w:r>
-      <w:r>
-        <w:rPr/>
-        <w:t>{</w:t>
-      </w:r>
-      <w:r>
-        <w:rPr>
-          <w:highlight w:val="yellow"/>
-        </w:rPr>
-        <w:t>Fisca</w:t>
-      </w:r>
-      <w:r>
-        <w:rPr>
-          <w:i/>
-          <w:iCs/>
-        </w:rPr>
-        <w:t>lYear} in millions of Euros?</w:t>
-      </w:r>
-      <w:r>
-        <w:rPr/>
-        <w:t xml:space="preserve"> (Q83). {</w:t>
-      </w:r>
-      <w:r>
-        <w:rPr>
-          <w:highlight w:val="yellow"/>
-        </w:rPr>
-        <w:t>Question88[0]}</w:t>
-      </w:r>
-      <w:r>
-        <w:rPr/>
-        <w:t xml:space="preserve"> of responding EU countries are not investing or have not stated the amount of investments in long-term data preservation. {</w:t>
-      </w:r>
-      <w:r>
-        <w:rPr>
-          <w:highlight w:val="yellow"/>
-        </w:rPr>
-        <w:t>Question88[1]}</w:t>
-      </w:r>
-      <w:r>
-        <w:rPr/>
-        <w:t xml:space="preserve"> of EU countries invested &gt;0 to 50 €K, {</w:t>
-      </w:r>
-      <w:r>
-        <w:rPr>
-          <w:highlight w:val="yellow"/>
-        </w:rPr>
-        <w:t>Question88[2]}</w:t>
-      </w:r>
-      <w:r>
-        <w:rPr/>
-        <w:t xml:space="preserve"> &gt;50 to 100 €K, {</w:t>
-      </w:r>
-      <w:r>
-        <w:rPr>
-          <w:highlight w:val="yellow"/>
-        </w:rPr>
-        <w:t>Question88[3]}</w:t>
-      </w:r>
-      <w:r>
-        <w:rPr/>
-        <w:t xml:space="preserve"> &gt;100 to 250 €K, {</w:t>
-      </w:r>
-      <w:r>
-        <w:rPr>
-          <w:highlight w:val="yellow"/>
-        </w:rPr>
-        <w:t>Question88[4]}</w:t>
-      </w:r>
-      <w:r>
-        <w:rPr/>
-        <w:t xml:space="preserve"> &gt;250 to 500 €K, {</w:t>
-      </w:r>
-      <w:r>
-        <w:rPr>
-          <w:highlight w:val="yellow"/>
-        </w:rPr>
-        <w:t>Question88[5]}</w:t>
-      </w:r>
-      <w:r>
-        <w:rPr/>
-        <w:t xml:space="preserve"> &gt;500 to 1000 €K, and {</w:t>
-      </w:r>
-      <w:r>
-        <w:rPr>
-          <w:highlight w:val="yellow"/>
-        </w:rPr>
-        <w:t>Question88[6]}</w:t>
-      </w:r>
-      <w:r>
-        <w:rPr/>
-        <w:t xml:space="preserve"> &gt;1000 €K per 1000 FTE researchers as shown in Figure 79.</w:t>
-      </w:r>
-    </w:p>
-    <w:p>
-      <w:pPr>
-        <w:pStyle w:val="normal2"/>
-        <w:widowControl w:val="false"/>
-        <w:spacing w:lineRule="auto" w:line="240"/>
-        <w:rPr/>
-      </w:pPr>
-      <w:r>
-        <w:rPr/>
-      </w:r>
-    </w:p>
-    <w:p>
-      <w:pPr>
-        <w:pStyle w:val="normal1"/>
-        <w:jc w:val="center"/>
-        <w:rPr>
-          <w:i/>
-          <w:i/>
-        </w:rPr>
-      </w:pPr>
-      <w:r>
-        <w:rPr>
-          <w:i/>
-          <w:highlight w:val="yellow"/>
-        </w:rPr>
-        <w:t>{%chartImage66}</w:t>
-      </w:r>
-    </w:p>
-    <w:p>
-      <w:pPr>
-        <w:pStyle w:val="normal2"/>
-        <w:jc w:val="center"/>
-        <w:rPr/>
-      </w:pPr>
-      <w:r>
-        <w:rPr/>
-      </w:r>
-    </w:p>
-    <w:p>
-      <w:pPr>
-        <w:pStyle w:val="normal2"/>
-        <w:jc w:val="center"/>
-        <w:rPr/>
-      </w:pPr>
-      <w:r>
-        <w:rPr>
-          <w:i/>
-          <w:iCs/>
-        </w:rPr>
-        <w:t>Figure 79: Number of EU Countries with National Investments in Long-Term Data Preservation per 1000 FTE Researchers</w:t>
+        <w:t>Figure 76: Number of EU Countries with National Investments in Long-Term Data Preservation per 1000 FTE Researchers</w:t>
       </w:r>
     </w:p>
     <w:p>
@@ -12030,6 +11572,366 @@
       </w:r>
       <w:r>
         <w:rPr/>
+        <w:t xml:space="preserve"> since Survey 2022 as shown in Figure 77.</w:t>
+      </w:r>
+    </w:p>
+    <w:p>
+      <w:pPr>
+        <w:pStyle w:val="normal2"/>
+        <w:widowControl w:val="false"/>
+        <w:spacing w:lineRule="auto" w:line="240"/>
+        <w:rPr/>
+      </w:pPr>
+      <w:r>
+        <w:rPr/>
+      </w:r>
+    </w:p>
+    <w:p>
+      <w:pPr>
+        <w:pStyle w:val="normal1"/>
+        <w:jc w:val="center"/>
+        <w:rPr>
+          <w:i/>
+        </w:rPr>
+      </w:pPr>
+      <w:r>
+        <w:rPr>
+          <w:i/>
+          <w:highlight w:val="yellow"/>
+        </w:rPr>
+        <w:t>{%chartImage68}</w:t>
+      </w:r>
+    </w:p>
+    <w:p>
+      <w:pPr>
+        <w:pStyle w:val="normal2"/>
+        <w:jc w:val="center"/>
+        <w:rPr/>
+      </w:pPr>
+      <w:r>
+        <w:rPr/>
+      </w:r>
+    </w:p>
+    <w:p>
+      <w:pPr>
+        <w:pStyle w:val="normal2"/>
+        <w:jc w:val="center"/>
+        <w:rPr/>
+      </w:pPr>
+      <w:r>
+        <w:rPr>
+          <w:i/>
+          <w:iCs/>
+        </w:rPr>
+        <w:t>Figure 77: Progress in EU Countries with a National Policy on Data Stewardship</w:t>
+      </w:r>
+    </w:p>
+    <w:p>
+      <w:pPr>
+        <w:pStyle w:val="normal2"/>
+        <w:widowControl w:val="false"/>
+        <w:spacing w:lineRule="auto" w:line="240"/>
+        <w:rPr/>
+      </w:pPr>
+      <w:r>
+        <w:rPr/>
+      </w:r>
+    </w:p>
+    <w:p>
+      <w:pPr>
+        <w:pStyle w:val="normal2"/>
+        <w:widowControl w:val="false"/>
+        <w:spacing w:lineRule="auto" w:line="240"/>
+        <w:rPr/>
+      </w:pPr>
+      <w:r>
+        <w:rPr/>
+        <w:t>There is {</w:t>
+      </w:r>
+      <w:r>
+        <w:rPr>
+          <w:highlight w:val="yellow"/>
+        </w:rPr>
+        <w:t>Question38[0]}</w:t>
+      </w:r>
+      <w:r>
+        <w:rPr/>
+        <w:t xml:space="preserve"> in national policies on long-term data preservation in EU countr</w:t>
+      </w:r>
+      <w:r>
+        <w:rPr>
+          <w:shd w:fill="auto" w:val="clear"/>
+        </w:rPr>
+        <w:t>ies in Survey {</w:t>
+      </w:r>
+      <w:r>
+        <w:rPr>
+          <w:highlight w:val="yellow"/>
+        </w:rPr>
+        <w:t>Year}</w:t>
+      </w:r>
+      <w:r>
+        <w:rPr/>
+        <w:t xml:space="preserve"> from the previous year and {</w:t>
+      </w:r>
+      <w:r>
+        <w:rPr>
+          <w:highlight w:val="yellow"/>
+        </w:rPr>
+        <w:t>Question38[1]}</w:t>
+      </w:r>
+      <w:r>
+        <w:rPr/>
+        <w:t xml:space="preserve"> since Survey 2022, whereby there is {</w:t>
+      </w:r>
+      <w:r>
+        <w:rPr>
+          <w:highlight w:val="yellow"/>
+        </w:rPr>
+        <w:t>Question38[2]}</w:t>
+      </w:r>
+      <w:r>
+        <w:rPr/>
+        <w:t xml:space="preserve"> in mandatory </w:t>
+      </w:r>
+      <w:r>
+        <w:rPr>
+          <w:shd w:fill="auto" w:val="clear"/>
+        </w:rPr>
+        <w:t>policies in Survey {</w:t>
+      </w:r>
+      <w:r>
+        <w:rPr>
+          <w:shd w:fill="FFFF00" w:val="clear"/>
+        </w:rPr>
+        <w:t>Year</w:t>
+      </w:r>
+      <w:r>
+        <w:rPr>
+          <w:shd w:fill="auto" w:val="clear"/>
+        </w:rPr>
+        <w:t>} from the previous year</w:t>
+      </w:r>
+      <w:r>
+        <w:rPr/>
+        <w:t xml:space="preserve"> and {</w:t>
+      </w:r>
+      <w:r>
+        <w:rPr>
+          <w:highlight w:val="yellow"/>
+        </w:rPr>
+        <w:t>Question38[3]}</w:t>
+      </w:r>
+      <w:r>
+        <w:rPr/>
+        <w:t xml:space="preserve"> since Survey 2022 as shown in Figure 78.</w:t>
+      </w:r>
+    </w:p>
+    <w:p>
+      <w:pPr>
+        <w:pStyle w:val="normal2"/>
+        <w:widowControl w:val="false"/>
+        <w:spacing w:lineRule="auto" w:line="240"/>
+        <w:rPr/>
+      </w:pPr>
+      <w:r>
+        <w:rPr/>
+      </w:r>
+    </w:p>
+    <w:p>
+      <w:pPr>
+        <w:pStyle w:val="normal1"/>
+        <w:jc w:val="center"/>
+        <w:rPr>
+          <w:i/>
+        </w:rPr>
+      </w:pPr>
+      <w:r>
+        <w:rPr>
+          <w:i/>
+          <w:highlight w:val="yellow"/>
+        </w:rPr>
+        <w:t>{%chartImage69}</w:t>
+      </w:r>
+    </w:p>
+    <w:p>
+      <w:pPr>
+        <w:pStyle w:val="normal2"/>
+        <w:jc w:val="center"/>
+        <w:rPr/>
+      </w:pPr>
+      <w:r>
+        <w:rPr/>
+      </w:r>
+    </w:p>
+    <w:p>
+      <w:pPr>
+        <w:pStyle w:val="normal2"/>
+        <w:jc w:val="center"/>
+        <w:rPr/>
+      </w:pPr>
+      <w:r>
+        <w:rPr>
+          <w:i/>
+          <w:iCs/>
+        </w:rPr>
+        <w:t>Figure 78: Progress in EU Countries with a National Policy on Long-Term Data Preservation</w:t>
+      </w:r>
+    </w:p>
+    <w:p>
+      <w:pPr>
+        <w:pStyle w:val="normal2"/>
+        <w:widowControl w:val="false"/>
+        <w:spacing w:lineRule="auto" w:line="240"/>
+        <w:rPr/>
+      </w:pPr>
+      <w:r>
+        <w:rPr/>
+      </w:r>
+    </w:p>
+    <w:p>
+      <w:pPr>
+        <w:pStyle w:val="normal2"/>
+        <w:widowControl w:val="false"/>
+        <w:spacing w:lineRule="auto" w:line="240"/>
+        <w:rPr/>
+      </w:pPr>
+      <w:r>
+        <w:rPr/>
+        <w:t>There is {</w:t>
+      </w:r>
+      <w:r>
+        <w:rPr>
+          <w:highlight w:val="yellow"/>
+        </w:rPr>
+        <w:t>Question35[0]}</w:t>
+      </w:r>
+      <w:r>
+        <w:rPr/>
+        <w:t xml:space="preserve"> in financial strategies on data stewardship in Survey {</w:t>
+      </w:r>
+      <w:r>
+        <w:rPr>
+          <w:highlight w:val="yellow"/>
+        </w:rPr>
+        <w:t>Year}</w:t>
+      </w:r>
+      <w:r>
+        <w:rPr/>
+        <w:t xml:space="preserve"> from the previous year and {</w:t>
+      </w:r>
+      <w:r>
+        <w:rPr>
+          <w:highlight w:val="yellow"/>
+        </w:rPr>
+        <w:t>Question35[1]}</w:t>
+      </w:r>
+      <w:r>
+        <w:rPr/>
+        <w:t xml:space="preserve"> since Survey 2022 as shown in Figure 79.</w:t>
+      </w:r>
+    </w:p>
+    <w:p>
+      <w:pPr>
+        <w:pStyle w:val="normal2"/>
+        <w:widowControl w:val="false"/>
+        <w:spacing w:lineRule="auto" w:line="240"/>
+        <w:rPr/>
+      </w:pPr>
+      <w:r>
+        <w:rPr/>
+      </w:r>
+    </w:p>
+    <w:p>
+      <w:pPr>
+        <w:pStyle w:val="normal1"/>
+        <w:jc w:val="center"/>
+        <w:rPr>
+          <w:i/>
+        </w:rPr>
+      </w:pPr>
+      <w:r>
+        <w:rPr>
+          <w:i/>
+          <w:highlight w:val="yellow"/>
+        </w:rPr>
+        <w:t>{%chartImage71}</w:t>
+      </w:r>
+    </w:p>
+    <w:p>
+      <w:pPr>
+        <w:pStyle w:val="normal2"/>
+        <w:jc w:val="center"/>
+        <w:rPr/>
+      </w:pPr>
+      <w:r>
+        <w:rPr/>
+      </w:r>
+    </w:p>
+    <w:p>
+      <w:pPr>
+        <w:pStyle w:val="normal2"/>
+        <w:jc w:val="center"/>
+        <w:rPr/>
+      </w:pPr>
+      <w:r>
+        <w:rPr>
+          <w:i/>
+          <w:iCs/>
+        </w:rPr>
+        <w:t>Figure 79: Progress in EU Countries with a Financial Strategy on Data Stewardship</w:t>
+      </w:r>
+    </w:p>
+    <w:p>
+      <w:pPr>
+        <w:pStyle w:val="normal2"/>
+        <w:widowControl w:val="false"/>
+        <w:spacing w:lineRule="auto" w:line="240"/>
+        <w:rPr/>
+      </w:pPr>
+      <w:r>
+        <w:rPr/>
+      </w:r>
+    </w:p>
+    <w:p>
+      <w:pPr>
+        <w:pStyle w:val="normal2"/>
+        <w:widowControl w:val="false"/>
+        <w:spacing w:lineRule="auto" w:line="240"/>
+        <w:rPr/>
+      </w:pPr>
+      <w:r>
+        <w:rPr/>
+        <w:t>There is {</w:t>
+      </w:r>
+      <w:r>
+        <w:rPr>
+          <w:highlight w:val="yellow"/>
+        </w:rPr>
+        <w:t>Question39[0]}</w:t>
+      </w:r>
+      <w:r>
+        <w:rPr/>
+        <w:t xml:space="preserve"> in financial strategies on long-term data preservation in Survey {</w:t>
+      </w:r>
+      <w:r>
+        <w:rPr>
+          <w:highlight w:val="yellow"/>
+        </w:rPr>
+        <w:t>Year}</w:t>
+      </w:r>
+      <w:r>
+        <w:rPr/>
+        <w:t xml:space="preserve"> from the previous year and {</w:t>
+      </w:r>
+      <w:r>
+        <w:rPr>
+          <w:highlight w:val="yellow"/>
+        </w:rPr>
+        <w:t>Question39[1]}</w:t>
+      </w:r>
+      <w:r>
+        <w:rPr/>
         <w:t xml:space="preserve"> since Survey 2022 as shown in Figure 80.</w:t>
       </w:r>
     </w:p>
@@ -12050,15 +11952,14 @@
         <w:jc w:val="center"/>
         <w:rPr>
           <w:i/>
-          <w:i/>
-        </w:rPr>
-      </w:pPr>
-      <w:r>
-        <w:rPr>
-          <w:i/>
-          <w:highlight w:val="yellow"/>
-        </w:rPr>
-        <w:t>{%chartImage68}</w:t>
+        </w:rPr>
+      </w:pPr>
+      <w:r>
+        <w:rPr>
+          <w:i/>
+          <w:highlight w:val="yellow"/>
+        </w:rPr>
+        <w:t>{%chartImage72}</w:t>
       </w:r>
     </w:p>
     <w:p>
@@ -12082,475 +11983,7 @@
           <w:i/>
           <w:iCs/>
         </w:rPr>
-        <w:t>Figure 80: Progress in EU Countries with a National Policy on Data Stewardship</w:t>
-      </w:r>
-    </w:p>
-    <w:p>
-      <w:pPr>
-        <w:pStyle w:val="normal2"/>
-        <w:widowControl w:val="false"/>
-        <w:spacing w:lineRule="auto" w:line="240"/>
-        <w:rPr/>
-      </w:pPr>
-      <w:r>
-        <w:rPr/>
-      </w:r>
-    </w:p>
-    <w:p>
-      <w:pPr>
-        <w:pStyle w:val="normal2"/>
-        <w:widowControl w:val="false"/>
-        <w:spacing w:lineRule="auto" w:line="240"/>
-        <w:rPr/>
-      </w:pPr>
-      <w:r>
-        <w:rPr/>
-        <w:t>There is {</w:t>
-      </w:r>
-      <w:r>
-        <w:rPr>
-          <w:highlight w:val="yellow"/>
-        </w:rPr>
-        <w:t>Question38[0]}</w:t>
-      </w:r>
-      <w:r>
-        <w:rPr/>
-        <w:t xml:space="preserve"> in national policies on long-term data preservation in EU countr</w:t>
-      </w:r>
-      <w:r>
-        <w:rPr>
-          <w:shd w:fill="auto" w:val="clear"/>
-        </w:rPr>
-        <w:t>ies in Survey {</w:t>
-      </w:r>
-      <w:r>
-        <w:rPr>
-          <w:highlight w:val="yellow"/>
-        </w:rPr>
-        <w:t>Year}</w:t>
-      </w:r>
-      <w:r>
-        <w:rPr/>
-        <w:t xml:space="preserve"> from the previous year and {</w:t>
-      </w:r>
-      <w:r>
-        <w:rPr>
-          <w:highlight w:val="yellow"/>
-        </w:rPr>
-        <w:t>Question38[1]}</w:t>
-      </w:r>
-      <w:r>
-        <w:rPr/>
-        <w:t xml:space="preserve"> since Survey 2022, whereby there is {</w:t>
-      </w:r>
-      <w:r>
-        <w:rPr>
-          <w:highlight w:val="yellow"/>
-        </w:rPr>
-        <w:t>Question38[2]}</w:t>
-      </w:r>
-      <w:r>
-        <w:rPr/>
-        <w:t xml:space="preserve"> in mandatory </w:t>
-      </w:r>
-      <w:r>
-        <w:rPr>
-          <w:shd w:fill="auto" w:val="clear"/>
-        </w:rPr>
-        <w:t>policies in Survey {</w:t>
-      </w:r>
-      <w:r>
-        <w:rPr>
-          <w:shd w:fill="FFFF00" w:val="clear"/>
-        </w:rPr>
-        <w:t>Year</w:t>
-      </w:r>
-      <w:r>
-        <w:rPr>
-          <w:shd w:fill="auto" w:val="clear"/>
-        </w:rPr>
-        <w:t>} from the previous year</w:t>
-      </w:r>
-      <w:r>
-        <w:rPr/>
-        <w:t xml:space="preserve"> and {</w:t>
-      </w:r>
-      <w:r>
-        <w:rPr>
-          <w:highlight w:val="yellow"/>
-        </w:rPr>
-        <w:t>Question38[3]}</w:t>
-      </w:r>
-      <w:r>
-        <w:rPr/>
-        <w:t xml:space="preserve"> since Survey 2022 as shown in Figure 81.</w:t>
-      </w:r>
-    </w:p>
-    <w:p>
-      <w:pPr>
-        <w:pStyle w:val="normal2"/>
-        <w:widowControl w:val="false"/>
-        <w:spacing w:lineRule="auto" w:line="240"/>
-        <w:rPr/>
-      </w:pPr>
-      <w:r>
-        <w:rPr/>
-      </w:r>
-    </w:p>
-    <w:p>
-      <w:pPr>
-        <w:pStyle w:val="normal1"/>
-        <w:jc w:val="center"/>
-        <w:rPr>
-          <w:i/>
-          <w:i/>
-        </w:rPr>
-      </w:pPr>
-      <w:r>
-        <w:rPr>
-          <w:i/>
-          <w:highlight w:val="yellow"/>
-        </w:rPr>
-        <w:t>{%chartImage69}</w:t>
-      </w:r>
-    </w:p>
-    <w:p>
-      <w:pPr>
-        <w:pStyle w:val="normal2"/>
-        <w:jc w:val="center"/>
-        <w:rPr/>
-      </w:pPr>
-      <w:r>
-        <w:rPr/>
-      </w:r>
-    </w:p>
-    <w:p>
-      <w:pPr>
-        <w:pStyle w:val="normal2"/>
-        <w:jc w:val="center"/>
-        <w:rPr/>
-      </w:pPr>
-      <w:r>
-        <w:rPr>
-          <w:i/>
-          <w:iCs/>
-        </w:rPr>
-        <w:t>Figure 81: Progress in EU Countries with a National Policy on Long-Term Data Preservation</w:t>
-      </w:r>
-    </w:p>
-    <w:p>
-      <w:pPr>
-        <w:pStyle w:val="normal2"/>
-        <w:widowControl w:val="false"/>
-        <w:spacing w:lineRule="auto" w:line="240"/>
-        <w:rPr/>
-      </w:pPr>
-      <w:r>
-        <w:rPr/>
-      </w:r>
-    </w:p>
-    <w:p>
-      <w:pPr>
-        <w:pStyle w:val="normal2"/>
-        <w:widowControl w:val="false"/>
-        <w:spacing w:lineRule="auto" w:line="240"/>
-        <w:rPr/>
-      </w:pPr>
-      <w:r>
-        <w:rPr/>
-        <w:t>There is {</w:t>
-      </w:r>
-      <w:r>
-        <w:rPr>
-          <w:highlight w:val="yellow"/>
-        </w:rPr>
-        <w:t>Question31[0]}</w:t>
-      </w:r>
-      <w:r>
-        <w:rPr/>
-        <w:t xml:space="preserve"> in financial strategies on connecting repositories to EOSC in {</w:t>
-      </w:r>
-      <w:r>
-        <w:rPr>
-          <w:highlight w:val="yellow"/>
-        </w:rPr>
-        <w:t>Year}</w:t>
-      </w:r>
-      <w:r>
-        <w:rPr/>
-        <w:t xml:space="preserve"> from the previous year and {</w:t>
-      </w:r>
-      <w:r>
-        <w:rPr>
-          <w:highlight w:val="yellow"/>
-        </w:rPr>
-        <w:t>Question31[1]}</w:t>
-      </w:r>
-      <w:r>
-        <w:rPr/>
-        <w:t xml:space="preserve"> since Survey 2022 as shown in Figure 82.</w:t>
-      </w:r>
-    </w:p>
-    <w:p>
-      <w:pPr>
-        <w:pStyle w:val="normal2"/>
-        <w:widowControl w:val="false"/>
-        <w:spacing w:lineRule="auto" w:line="240"/>
-        <w:rPr/>
-      </w:pPr>
-      <w:r>
-        <w:rPr/>
-      </w:r>
-    </w:p>
-    <w:p>
-      <w:pPr>
-        <w:pStyle w:val="normal1"/>
-        <w:jc w:val="center"/>
-        <w:rPr>
-          <w:i/>
-          <w:i/>
-        </w:rPr>
-      </w:pPr>
-      <w:r>
-        <w:rPr>
-          <w:i/>
-          <w:highlight w:val="yellow"/>
-        </w:rPr>
-        <w:t>{%chartImage70}</w:t>
-      </w:r>
-    </w:p>
-    <w:p>
-      <w:pPr>
-        <w:pStyle w:val="normal2"/>
-        <w:jc w:val="center"/>
-        <w:rPr/>
-      </w:pPr>
-      <w:r>
-        <w:rPr/>
-      </w:r>
-    </w:p>
-    <w:p>
-      <w:pPr>
-        <w:pStyle w:val="normal2"/>
-        <w:jc w:val="center"/>
-        <w:rPr/>
-      </w:pPr>
-      <w:r>
-        <w:rPr>
-          <w:i/>
-          <w:iCs/>
-        </w:rPr>
-        <w:t>Figure 82: Progress in EU Countries with a Financial Strategy on Connecting Repositories to EOSC</w:t>
-      </w:r>
-    </w:p>
-    <w:p>
-      <w:pPr>
-        <w:pStyle w:val="normal2"/>
-        <w:widowControl w:val="false"/>
-        <w:spacing w:lineRule="auto" w:line="240"/>
-        <w:rPr/>
-      </w:pPr>
-      <w:r>
-        <w:rPr/>
-      </w:r>
-    </w:p>
-    <w:p>
-      <w:pPr>
-        <w:pStyle w:val="normal2"/>
-        <w:widowControl w:val="false"/>
-        <w:spacing w:lineRule="auto" w:line="240"/>
-        <w:rPr/>
-      </w:pPr>
-      <w:r>
-        <w:rPr/>
-        <w:t>There is {</w:t>
-      </w:r>
-      <w:r>
-        <w:rPr>
-          <w:highlight w:val="yellow"/>
-        </w:rPr>
-        <w:t>Question35[0]}</w:t>
-      </w:r>
-      <w:r>
-        <w:rPr/>
-        <w:t xml:space="preserve"> in financial strategies on data stewardship in Survey {</w:t>
-      </w:r>
-      <w:r>
-        <w:rPr>
-          <w:highlight w:val="yellow"/>
-        </w:rPr>
-        <w:t>Year}</w:t>
-      </w:r>
-      <w:r>
-        <w:rPr/>
-        <w:t xml:space="preserve"> from the previous year and {</w:t>
-      </w:r>
-      <w:r>
-        <w:rPr>
-          <w:highlight w:val="yellow"/>
-        </w:rPr>
-        <w:t>Question35[1]}</w:t>
-      </w:r>
-      <w:r>
-        <w:rPr/>
-        <w:t xml:space="preserve"> since Survey 2022 as shown in Figure 83.</w:t>
-      </w:r>
-    </w:p>
-    <w:p>
-      <w:pPr>
-        <w:pStyle w:val="normal2"/>
-        <w:widowControl w:val="false"/>
-        <w:spacing w:lineRule="auto" w:line="240"/>
-        <w:rPr/>
-      </w:pPr>
-      <w:r>
-        <w:rPr/>
-      </w:r>
-    </w:p>
-    <w:p>
-      <w:pPr>
-        <w:pStyle w:val="normal1"/>
-        <w:jc w:val="center"/>
-        <w:rPr>
-          <w:i/>
-          <w:i/>
-        </w:rPr>
-      </w:pPr>
-      <w:r>
-        <w:rPr>
-          <w:i/>
-          <w:highlight w:val="yellow"/>
-        </w:rPr>
-        <w:t>{%chartImage71}</w:t>
-      </w:r>
-    </w:p>
-    <w:p>
-      <w:pPr>
-        <w:pStyle w:val="normal2"/>
-        <w:jc w:val="center"/>
-        <w:rPr/>
-      </w:pPr>
-      <w:r>
-        <w:rPr/>
-      </w:r>
-    </w:p>
-    <w:p>
-      <w:pPr>
-        <w:pStyle w:val="normal2"/>
-        <w:jc w:val="center"/>
-        <w:rPr/>
-      </w:pPr>
-      <w:r>
-        <w:rPr>
-          <w:i/>
-          <w:iCs/>
-        </w:rPr>
-        <w:t>Figure 83: Progress in EU Countries with a Financial Strategy on Data Stewardship</w:t>
-      </w:r>
-    </w:p>
-    <w:p>
-      <w:pPr>
-        <w:pStyle w:val="normal2"/>
-        <w:widowControl w:val="false"/>
-        <w:spacing w:lineRule="auto" w:line="240"/>
-        <w:rPr/>
-      </w:pPr>
-      <w:r>
-        <w:rPr/>
-      </w:r>
-    </w:p>
-    <w:p>
-      <w:pPr>
-        <w:pStyle w:val="normal2"/>
-        <w:widowControl w:val="false"/>
-        <w:spacing w:lineRule="auto" w:line="240"/>
-        <w:rPr/>
-      </w:pPr>
-      <w:r>
-        <w:rPr/>
-        <w:t>There is {</w:t>
-      </w:r>
-      <w:r>
-        <w:rPr>
-          <w:highlight w:val="yellow"/>
-        </w:rPr>
-        <w:t>Question39[0]}</w:t>
-      </w:r>
-      <w:r>
-        <w:rPr/>
-        <w:t xml:space="preserve"> in financial strategies on long-term data preservation in Survey {</w:t>
-      </w:r>
-      <w:r>
-        <w:rPr>
-          <w:highlight w:val="yellow"/>
-        </w:rPr>
-        <w:t>Year}</w:t>
-      </w:r>
-      <w:r>
-        <w:rPr/>
-        <w:t xml:space="preserve"> from the previous year and {</w:t>
-      </w:r>
-      <w:r>
-        <w:rPr>
-          <w:highlight w:val="yellow"/>
-        </w:rPr>
-        <w:t>Question39[1]}</w:t>
-      </w:r>
-      <w:r>
-        <w:rPr/>
-        <w:t xml:space="preserve"> since Survey 2022 as shown in Figure 84.</w:t>
-      </w:r>
-    </w:p>
-    <w:p>
-      <w:pPr>
-        <w:pStyle w:val="normal2"/>
-        <w:widowControl w:val="false"/>
-        <w:spacing w:lineRule="auto" w:line="240"/>
-        <w:rPr/>
-      </w:pPr>
-      <w:r>
-        <w:rPr/>
-      </w:r>
-    </w:p>
-    <w:p>
-      <w:pPr>
-        <w:pStyle w:val="normal1"/>
-        <w:jc w:val="center"/>
-        <w:rPr>
-          <w:i/>
-          <w:i/>
-        </w:rPr>
-      </w:pPr>
-      <w:r>
-        <w:rPr>
-          <w:i/>
-          <w:highlight w:val="yellow"/>
-        </w:rPr>
-        <w:t>{%chartImage72}</w:t>
-      </w:r>
-    </w:p>
-    <w:p>
-      <w:pPr>
-        <w:pStyle w:val="normal2"/>
-        <w:jc w:val="center"/>
-        <w:rPr/>
-      </w:pPr>
-      <w:r>
-        <w:rPr/>
-      </w:r>
-    </w:p>
-    <w:p>
-      <w:pPr>
-        <w:pStyle w:val="normal2"/>
-        <w:jc w:val="center"/>
-        <w:rPr/>
-      </w:pPr>
-      <w:r>
-        <w:rPr>
-          <w:i/>
-          <w:iCs/>
-        </w:rPr>
-        <w:t>Figure 84: Progress in EU Countries with a Financial Strategy on Long-Term Data Preservation</w:t>
+        <w:t>Figure 80: Progress in EU Countries with a Financial Strategy on Long-Term Data Preservation</w:t>
       </w:r>
     </w:p>
     <w:p>
@@ -12573,7 +12006,10 @@
           <w:numId w:val="1"/>
         </w:numPr>
         <w:spacing w:lineRule="auto" w:line="240"/>
-        <w:rPr/>
+        <w:rPr>
+          <w:i/>
+          <w:iCs/>
+        </w:rPr>
       </w:pPr>
       <w:r>
         <w:rPr/>
@@ -12606,11 +12042,11 @@
         <w:rPr>
           <w:highlight w:val="yellow"/>
         </w:rPr>
-        <w:t>Question78[0]}</w:t>
-      </w:r>
-      <w:r>
-        <w:rPr/>
-        <w:t xml:space="preserve"> in national monitoring on connecting repositories to EOSC in EU countr</w:t>
+        <w:t>Question82[0]}</w:t>
+      </w:r>
+      <w:r>
+        <w:rPr/>
+        <w:t xml:space="preserve"> in national monitoring on data stewardship in EU countr</w:t>
       </w:r>
       <w:r>
         <w:rPr>
@@ -12632,39 +12068,38 @@
         <w:rPr>
           <w:highlight w:val="yellow"/>
         </w:rPr>
-        <w:t>Question78[1]}</w:t>
-      </w:r>
-      <w:r>
-        <w:rPr/>
-        <w:t xml:space="preserve"> since Survey 2022 as shown in Figure 85.</w:t>
-      </w:r>
-    </w:p>
-    <w:p>
-      <w:pPr>
-        <w:pStyle w:val="normal2"/>
-        <w:widowControl w:val="false"/>
-        <w:spacing w:lineRule="auto" w:line="240"/>
-        <w:rPr/>
-      </w:pPr>
-      <w:r>
-        <w:rPr/>
-      </w:r>
-    </w:p>
-    <w:p>
-      <w:pPr>
-        <w:pStyle w:val="normal1"/>
-        <w:jc w:val="center"/>
-        <w:rPr>
-          <w:i/>
-          <w:i/>
-        </w:rPr>
-      </w:pPr>
-      <w:r>
-        <w:rPr>
-          <w:i/>
-          <w:highlight w:val="yellow"/>
-        </w:rPr>
-        <w:t>{%chartImage73}</w:t>
+        <w:t>Question82[1]}</w:t>
+      </w:r>
+      <w:r>
+        <w:rPr/>
+        <w:t xml:space="preserve"> since Survey 2022 as shown in Figure 81.</w:t>
+      </w:r>
+    </w:p>
+    <w:p>
+      <w:pPr>
+        <w:pStyle w:val="normal2"/>
+        <w:widowControl w:val="false"/>
+        <w:spacing w:lineRule="auto" w:line="240"/>
+        <w:rPr/>
+      </w:pPr>
+      <w:r>
+        <w:rPr/>
+      </w:r>
+    </w:p>
+    <w:p>
+      <w:pPr>
+        <w:pStyle w:val="normal1"/>
+        <w:jc w:val="center"/>
+        <w:rPr>
+          <w:i/>
+        </w:rPr>
+      </w:pPr>
+      <w:r>
+        <w:rPr>
+          <w:i/>
+          <w:highlight w:val="yellow"/>
+        </w:rPr>
+        <w:t>{%chartImage74}</w:t>
       </w:r>
     </w:p>
     <w:p>
@@ -12688,7 +12123,7 @@
           <w:i/>
           <w:iCs/>
         </w:rPr>
-        <w:t>Figure 85: Progress in EU Countries with a National Monitoring on Connecting Repositories to EOSC</w:t>
+        <w:t>Figure 81: Progress in EU Countries with a National Monitoring on Data Stewardship</w:t>
       </w:r>
     </w:p>
     <w:p>
@@ -12717,11 +12152,11 @@
         <w:rPr>
           <w:highlight w:val="yellow"/>
         </w:rPr>
-        <w:t>Question82[0]}</w:t>
-      </w:r>
-      <w:r>
-        <w:rPr/>
-        <w:t xml:space="preserve"> in national monitoring on data stewardship in EU countr</w:t>
+        <w:t>Question86[0]}</w:t>
+      </w:r>
+      <w:r>
+        <w:rPr/>
+        <w:t xml:space="preserve"> in national monitoring on long-term data preservation in EU countr</w:t>
       </w:r>
       <w:r>
         <w:rPr>
@@ -12743,39 +12178,38 @@
         <w:rPr>
           <w:highlight w:val="yellow"/>
         </w:rPr>
-        <w:t>Question82[1]}</w:t>
-      </w:r>
-      <w:r>
-        <w:rPr/>
-        <w:t xml:space="preserve"> since Survey 2022 as shown in Figure 86.</w:t>
-      </w:r>
-    </w:p>
-    <w:p>
-      <w:pPr>
-        <w:pStyle w:val="normal2"/>
-        <w:widowControl w:val="false"/>
-        <w:spacing w:lineRule="auto" w:line="240"/>
-        <w:rPr/>
-      </w:pPr>
-      <w:r>
-        <w:rPr/>
-      </w:r>
-    </w:p>
-    <w:p>
-      <w:pPr>
-        <w:pStyle w:val="normal1"/>
-        <w:jc w:val="center"/>
-        <w:rPr>
-          <w:i/>
-          <w:i/>
-        </w:rPr>
-      </w:pPr>
-      <w:r>
-        <w:rPr>
-          <w:i/>
-          <w:highlight w:val="yellow"/>
-        </w:rPr>
-        <w:t>{%chartImage74}</w:t>
+        <w:t>Question86[1]}</w:t>
+      </w:r>
+      <w:r>
+        <w:rPr/>
+        <w:t xml:space="preserve"> since Survey 2022 as shown in Figure 82.</w:t>
+      </w:r>
+    </w:p>
+    <w:p>
+      <w:pPr>
+        <w:pStyle w:val="normal2"/>
+        <w:widowControl w:val="false"/>
+        <w:spacing w:lineRule="auto" w:line="240"/>
+        <w:rPr/>
+      </w:pPr>
+      <w:r>
+        <w:rPr/>
+      </w:r>
+    </w:p>
+    <w:p>
+      <w:pPr>
+        <w:pStyle w:val="normal1"/>
+        <w:jc w:val="center"/>
+        <w:rPr>
+          <w:i/>
+        </w:rPr>
+      </w:pPr>
+      <w:r>
+        <w:rPr>
+          <w:i/>
+          <w:highlight w:val="yellow"/>
+        </w:rPr>
+        <w:t>{%chartImage75}</w:t>
       </w:r>
     </w:p>
     <w:p>
@@ -12799,7 +12233,7 @@
           <w:i/>
           <w:iCs/>
         </w:rPr>
-        <w:t>Figure 86: Progress in EU Countries with a National Monitoring on Data Stewardship</w:t>
+        <w:t>Figure 82: Progress in EU Countries with a National Monitoring on Long-Term Data Preservation</w:t>
       </w:r>
     </w:p>
     <w:p>
@@ -12828,11 +12262,11 @@
         <w:rPr>
           <w:highlight w:val="yellow"/>
         </w:rPr>
-        <w:t>Question86[0]}</w:t>
-      </w:r>
-      <w:r>
-        <w:rPr/>
-        <w:t xml:space="preserve"> in national monitoring on long-term data preservation in EU countr</w:t>
+        <w:t>Question84_trend[0]</w:t>
+      </w:r>
+      <w:r>
+        <w:rPr/>
+        <w:t>} in national investments in data stewardship per 1000 FTE researchers in EU countr</w:t>
       </w:r>
       <w:r>
         <w:rPr>
@@ -12854,39 +12288,38 @@
         <w:rPr>
           <w:highlight w:val="yellow"/>
         </w:rPr>
-        <w:t>Question86[1]}</w:t>
-      </w:r>
-      <w:r>
-        <w:rPr/>
-        <w:t xml:space="preserve"> since Survey 2022 as shown in Figure 87.</w:t>
-      </w:r>
-    </w:p>
-    <w:p>
-      <w:pPr>
-        <w:pStyle w:val="normal2"/>
-        <w:widowControl w:val="false"/>
-        <w:spacing w:lineRule="auto" w:line="240"/>
-        <w:rPr/>
-      </w:pPr>
-      <w:r>
-        <w:rPr/>
-      </w:r>
-    </w:p>
-    <w:p>
-      <w:pPr>
-        <w:pStyle w:val="normal1"/>
-        <w:jc w:val="center"/>
-        <w:rPr>
-          <w:i/>
-          <w:i/>
-        </w:rPr>
-      </w:pPr>
-      <w:r>
-        <w:rPr>
-          <w:i/>
-          <w:highlight w:val="yellow"/>
-        </w:rPr>
-        <w:t>{%chartImage75}</w:t>
+        <w:t>Question84_trend[1]</w:t>
+      </w:r>
+      <w:r>
+        <w:rPr/>
+        <w:t>} since Survey 2022 as shown in Figure 83.</w:t>
+      </w:r>
+    </w:p>
+    <w:p>
+      <w:pPr>
+        <w:pStyle w:val="normal2"/>
+        <w:widowControl w:val="false"/>
+        <w:spacing w:lineRule="auto" w:line="240"/>
+        <w:rPr/>
+      </w:pPr>
+      <w:r>
+        <w:rPr/>
+      </w:r>
+    </w:p>
+    <w:p>
+      <w:pPr>
+        <w:pStyle w:val="normal1"/>
+        <w:jc w:val="center"/>
+        <w:rPr>
+          <w:i/>
+        </w:rPr>
+      </w:pPr>
+      <w:r>
+        <w:rPr>
+          <w:i/>
+          <w:highlight w:val="yellow"/>
+        </w:rPr>
+        <w:t>{%chartImage77}</w:t>
       </w:r>
     </w:p>
     <w:p>
@@ -12910,7 +12343,7 @@
           <w:i/>
           <w:iCs/>
         </w:rPr>
-        <w:t>Figure 87: Progress in EU Countries with a National Monitoring on Long-Term Data Preservation</w:t>
+        <w:t>Figure 83: Progress in EU Countries with National Investments in Data Stewardship per 1000 FTE Researchers</w:t>
       </w:r>
     </w:p>
     <w:p>
@@ -12939,11 +12372,11 @@
         <w:rPr>
           <w:highlight w:val="yellow"/>
         </w:rPr>
-        <w:t>Question80_trend[0]</w:t>
-      </w:r>
-      <w:r>
-        <w:rPr/>
-        <w:t>} in national investments in connecting repositories to EOSC per 1000 FTE researchers in EU countr</w:t>
+        <w:t>Question88_trend[0]</w:t>
+      </w:r>
+      <w:r>
+        <w:rPr/>
+        <w:t>} in national investments in long-term data preservation per 1000 FTE researchers in EU countr</w:t>
       </w:r>
       <w:r>
         <w:rPr>
@@ -12965,39 +12398,38 @@
         <w:rPr>
           <w:highlight w:val="yellow"/>
         </w:rPr>
-        <w:t>Question80_trend[1]</w:t>
-      </w:r>
-      <w:r>
-        <w:rPr/>
-        <w:t>} since Survey 2022 as shown in Figure 88.</w:t>
-      </w:r>
-    </w:p>
-    <w:p>
-      <w:pPr>
-        <w:pStyle w:val="normal2"/>
-        <w:widowControl w:val="false"/>
-        <w:spacing w:lineRule="auto" w:line="240"/>
-        <w:rPr/>
-      </w:pPr>
-      <w:r>
-        <w:rPr/>
-      </w:r>
-    </w:p>
-    <w:p>
-      <w:pPr>
-        <w:pStyle w:val="normal1"/>
-        <w:jc w:val="center"/>
-        <w:rPr>
-          <w:i/>
-          <w:i/>
-        </w:rPr>
-      </w:pPr>
-      <w:r>
-        <w:rPr>
-          <w:i/>
-          <w:highlight w:val="yellow"/>
-        </w:rPr>
-        <w:t>{%chartImage76}</w:t>
+        <w:t>Question88_trend[1]</w:t>
+      </w:r>
+      <w:r>
+        <w:rPr/>
+        <w:t>} since Survey 2022 as shown in Figure 84.</w:t>
+      </w:r>
+    </w:p>
+    <w:p>
+      <w:pPr>
+        <w:pStyle w:val="normal2"/>
+        <w:widowControl w:val="false"/>
+        <w:spacing w:lineRule="auto" w:line="240"/>
+        <w:rPr/>
+      </w:pPr>
+      <w:r>
+        <w:rPr/>
+      </w:r>
+    </w:p>
+    <w:p>
+      <w:pPr>
+        <w:pStyle w:val="normal1"/>
+        <w:jc w:val="center"/>
+        <w:rPr>
+          <w:i/>
+        </w:rPr>
+      </w:pPr>
+      <w:r>
+        <w:rPr>
+          <w:i/>
+          <w:highlight w:val="yellow"/>
+        </w:rPr>
+        <w:t>{%chartImage78}</w:t>
       </w:r>
     </w:p>
     <w:p>
@@ -13021,229 +12453,7 @@
           <w:i/>
           <w:iCs/>
         </w:rPr>
-        <w:t>Figure 88: Progress in EU Countries with National Investments in Connecting Repositories to EOSC per 1000 FTE Researchers</w:t>
-      </w:r>
-    </w:p>
-    <w:p>
-      <w:pPr>
-        <w:pStyle w:val="normal2"/>
-        <w:widowControl w:val="false"/>
-        <w:spacing w:lineRule="auto" w:line="240"/>
-        <w:rPr/>
-      </w:pPr>
-      <w:r>
-        <w:rPr/>
-      </w:r>
-    </w:p>
-    <w:p>
-      <w:pPr>
-        <w:pStyle w:val="normal2"/>
-        <w:widowControl w:val="false"/>
-        <w:spacing w:lineRule="auto" w:line="240"/>
-        <w:rPr/>
-      </w:pPr>
-      <w:r>
-        <w:rPr/>
-        <w:t>There is {</w:t>
-      </w:r>
-      <w:r>
-        <w:rPr>
-          <w:highlight w:val="yellow"/>
-        </w:rPr>
-        <w:t>Question84_trend[0]</w:t>
-      </w:r>
-      <w:r>
-        <w:rPr/>
-        <w:t>} in national investments in data stewardship per 1000 FTE researchers in EU countr</w:t>
-      </w:r>
-      <w:r>
-        <w:rPr>
-          <w:shd w:fill="auto" w:val="clear"/>
-        </w:rPr>
-        <w:t>ies in Survey {</w:t>
-      </w:r>
-      <w:r>
-        <w:rPr>
-          <w:highlight w:val="yellow"/>
-        </w:rPr>
-        <w:t>Year}</w:t>
-      </w:r>
-      <w:r>
-        <w:rPr/>
-        <w:t xml:space="preserve"> from the previous year and {</w:t>
-      </w:r>
-      <w:r>
-        <w:rPr>
-          <w:highlight w:val="yellow"/>
-        </w:rPr>
-        <w:t>Question84_trend[1]</w:t>
-      </w:r>
-      <w:r>
-        <w:rPr/>
-        <w:t>} since Survey 2022 as shown in Figure 89.</w:t>
-      </w:r>
-    </w:p>
-    <w:p>
-      <w:pPr>
-        <w:pStyle w:val="normal2"/>
-        <w:widowControl w:val="false"/>
-        <w:spacing w:lineRule="auto" w:line="240"/>
-        <w:rPr/>
-      </w:pPr>
-      <w:r>
-        <w:rPr/>
-      </w:r>
-    </w:p>
-    <w:p>
-      <w:pPr>
-        <w:pStyle w:val="normal1"/>
-        <w:jc w:val="center"/>
-        <w:rPr>
-          <w:i/>
-          <w:i/>
-        </w:rPr>
-      </w:pPr>
-      <w:r>
-        <w:rPr>
-          <w:i/>
-          <w:highlight w:val="yellow"/>
-        </w:rPr>
-        <w:t>{%chartImage77}</w:t>
-      </w:r>
-    </w:p>
-    <w:p>
-      <w:pPr>
-        <w:pStyle w:val="normal2"/>
-        <w:jc w:val="center"/>
-        <w:rPr/>
-      </w:pPr>
-      <w:r>
-        <w:rPr/>
-      </w:r>
-    </w:p>
-    <w:p>
-      <w:pPr>
-        <w:pStyle w:val="normal2"/>
-        <w:jc w:val="center"/>
-        <w:rPr/>
-      </w:pPr>
-      <w:r>
-        <w:rPr>
-          <w:i/>
-          <w:iCs/>
-        </w:rPr>
-        <w:t>Figure 89: Progress in EU Countries with National Investments in Data Stewardship per 1000 FTE Researchers</w:t>
-      </w:r>
-    </w:p>
-    <w:p>
-      <w:pPr>
-        <w:pStyle w:val="normal2"/>
-        <w:widowControl w:val="false"/>
-        <w:spacing w:lineRule="auto" w:line="240"/>
-        <w:rPr/>
-      </w:pPr>
-      <w:r>
-        <w:rPr/>
-      </w:r>
-    </w:p>
-    <w:p>
-      <w:pPr>
-        <w:pStyle w:val="normal2"/>
-        <w:widowControl w:val="false"/>
-        <w:spacing w:lineRule="auto" w:line="240"/>
-        <w:rPr/>
-      </w:pPr>
-      <w:r>
-        <w:rPr/>
-        <w:t>There is {</w:t>
-      </w:r>
-      <w:r>
-        <w:rPr>
-          <w:highlight w:val="yellow"/>
-        </w:rPr>
-        <w:t>Question88_trend[0]</w:t>
-      </w:r>
-      <w:r>
-        <w:rPr/>
-        <w:t>} in national investments in long-term data preservation per 1000 FTE researchers in EU countr</w:t>
-      </w:r>
-      <w:r>
-        <w:rPr>
-          <w:shd w:fill="auto" w:val="clear"/>
-        </w:rPr>
-        <w:t>ies in Survey {</w:t>
-      </w:r>
-      <w:r>
-        <w:rPr>
-          <w:highlight w:val="yellow"/>
-        </w:rPr>
-        <w:t>Year}</w:t>
-      </w:r>
-      <w:r>
-        <w:rPr/>
-        <w:t xml:space="preserve"> from the previous year and {</w:t>
-      </w:r>
-      <w:r>
-        <w:rPr>
-          <w:highlight w:val="yellow"/>
-        </w:rPr>
-        <w:t>Question88_trend[1]</w:t>
-      </w:r>
-      <w:r>
-        <w:rPr/>
-        <w:t>} since Survey 2022 as shown in Figure 90.</w:t>
-      </w:r>
-    </w:p>
-    <w:p>
-      <w:pPr>
-        <w:pStyle w:val="normal2"/>
-        <w:widowControl w:val="false"/>
-        <w:spacing w:lineRule="auto" w:line="240"/>
-        <w:rPr/>
-      </w:pPr>
-      <w:r>
-        <w:rPr/>
-      </w:r>
-    </w:p>
-    <w:p>
-      <w:pPr>
-        <w:pStyle w:val="normal1"/>
-        <w:jc w:val="center"/>
-        <w:rPr>
-          <w:i/>
-          <w:i/>
-        </w:rPr>
-      </w:pPr>
-      <w:r>
-        <w:rPr>
-          <w:i/>
-          <w:highlight w:val="yellow"/>
-        </w:rPr>
-        <w:t>{%chartImage78}</w:t>
-      </w:r>
-    </w:p>
-    <w:p>
-      <w:pPr>
-        <w:pStyle w:val="normal2"/>
-        <w:jc w:val="center"/>
-        <w:rPr/>
-      </w:pPr>
-      <w:r>
-        <w:rPr/>
-      </w:r>
-    </w:p>
-    <w:p>
-      <w:pPr>
-        <w:pStyle w:val="normal2"/>
-        <w:jc w:val="center"/>
-        <w:rPr/>
-      </w:pPr>
-      <w:r>
-        <w:rPr>
-          <w:i/>
-          <w:iCs/>
-        </w:rPr>
-        <w:t>Figure 90: Progress in EU Countries with National Investments in Long-Term Data Preservation per 1000 FTE Researchers</w:t>
+        <w:t>Figure 84: Progress in EU Countries with National Investments in Long-Term Data Preservation per 1000 FTE Researchers</w:t>
       </w:r>
     </w:p>
     <w:p>
@@ -13428,26 +12638,25 @@
       </w:r>
       <w:r>
         <w:rPr/>
-        <w:t>} are mandatory as shown in Figures 91 and 92.</w:t>
-      </w:r>
-    </w:p>
-    <w:p>
-      <w:pPr>
-        <w:pStyle w:val="normal2"/>
-        <w:widowControl w:val="false"/>
-        <w:spacing w:lineRule="auto" w:line="240"/>
-        <w:rPr/>
-      </w:pPr>
-      <w:r>
-        <w:rPr/>
-      </w:r>
-    </w:p>
-    <w:p>
-      <w:pPr>
-        <w:pStyle w:val="normal1"/>
-        <w:jc w:val="center"/>
-        <w:rPr>
-          <w:i/>
+        <w:t>} are mandatory as shown in Figures 85 and 86.</w:t>
+      </w:r>
+    </w:p>
+    <w:p>
+      <w:pPr>
+        <w:pStyle w:val="normal2"/>
+        <w:widowControl w:val="false"/>
+        <w:spacing w:lineRule="auto" w:line="240"/>
+        <w:rPr/>
+      </w:pPr>
+      <w:r>
+        <w:rPr/>
+      </w:r>
+    </w:p>
+    <w:p>
+      <w:pPr>
+        <w:pStyle w:val="normal1"/>
+        <w:jc w:val="center"/>
+        <w:rPr>
           <w:i/>
         </w:rPr>
       </w:pPr>
@@ -13475,7 +12684,6 @@
         <w:jc w:val="center"/>
         <w:rPr>
           <w:i/>
-          <w:i/>
           <w:iCs/>
         </w:rPr>
       </w:pPr>
@@ -13484,26 +12692,25 @@
           <w:i/>
           <w:iCs/>
         </w:rPr>
-        <w:t>Figure 91: Map of EU Countries with a National Policy on Skills/Training for Open Science</w:t>
-      </w:r>
-    </w:p>
-    <w:p>
-      <w:pPr>
-        <w:pStyle w:val="normal2"/>
-        <w:widowControl w:val="false"/>
-        <w:spacing w:lineRule="auto" w:line="240"/>
-        <w:rPr/>
-      </w:pPr>
-      <w:r>
-        <w:rPr/>
-      </w:r>
-    </w:p>
-    <w:p>
-      <w:pPr>
-        <w:pStyle w:val="normal1"/>
-        <w:jc w:val="center"/>
-        <w:rPr>
-          <w:i/>
+        <w:t>Figure 85: Map of EU Countries with a National Policy on Skills/Training for Open Science</w:t>
+      </w:r>
+    </w:p>
+    <w:p>
+      <w:pPr>
+        <w:pStyle w:val="normal2"/>
+        <w:widowControl w:val="false"/>
+        <w:spacing w:lineRule="auto" w:line="240"/>
+        <w:rPr/>
+      </w:pPr>
+      <w:r>
+        <w:rPr/>
+      </w:r>
+    </w:p>
+    <w:p>
+      <w:pPr>
+        <w:pStyle w:val="normal1"/>
+        <w:jc w:val="center"/>
+        <w:rPr>
           <w:i/>
         </w:rPr>
       </w:pPr>
@@ -13527,7 +12734,6 @@
         <w:jc w:val="center"/>
         <w:rPr>
           <w:i/>
-          <w:i/>
         </w:rPr>
       </w:pPr>
       <w:r>
@@ -13564,7 +12770,7 @@
           <w:i/>
           <w:iCs/>
         </w:rPr>
-        <w:t>Figure 92: Share of EU Countries with a National Policy on Skills/Training for Open Science</w:t>
+        <w:t>Figure 86: Share of EU Countries with a National Policy on Skills/Training for Open Science</w:t>
       </w:r>
     </w:p>
     <w:p>
@@ -13645,26 +12851,25 @@
       </w:r>
       <w:r>
         <w:rPr/>
-        <w:t>} of responding EU countries have a financial strategy on skills/training for Open Science as shown in Figures 93 and 94.</w:t>
-      </w:r>
-    </w:p>
-    <w:p>
-      <w:pPr>
-        <w:pStyle w:val="normal2"/>
-        <w:widowControl w:val="false"/>
-        <w:spacing w:lineRule="auto" w:line="240"/>
-        <w:rPr/>
-      </w:pPr>
-      <w:r>
-        <w:rPr/>
-      </w:r>
-    </w:p>
-    <w:p>
-      <w:pPr>
-        <w:pStyle w:val="normal1"/>
-        <w:jc w:val="center"/>
-        <w:rPr>
-          <w:i/>
+        <w:t>} of responding EU countries have a financial strategy on skills/training for Open Science as shown in Figures 87 and 88.</w:t>
+      </w:r>
+    </w:p>
+    <w:p>
+      <w:pPr>
+        <w:pStyle w:val="normal2"/>
+        <w:widowControl w:val="false"/>
+        <w:spacing w:lineRule="auto" w:line="240"/>
+        <w:rPr/>
+      </w:pPr>
+      <w:r>
+        <w:rPr/>
+      </w:r>
+    </w:p>
+    <w:p>
+      <w:pPr>
+        <w:pStyle w:val="normal1"/>
+        <w:jc w:val="center"/>
+        <w:rPr>
           <w:i/>
         </w:rPr>
       </w:pPr>
@@ -13697,26 +12902,25 @@
           <w:i/>
           <w:iCs/>
         </w:rPr>
-        <w:t>Figure 93: Map of EU Countries with a Financial Strategy on Skills/Training for Open Science</w:t>
-      </w:r>
-    </w:p>
-    <w:p>
-      <w:pPr>
-        <w:pStyle w:val="normal2"/>
-        <w:widowControl w:val="false"/>
-        <w:spacing w:lineRule="auto" w:line="240"/>
-        <w:rPr/>
-      </w:pPr>
-      <w:r>
-        <w:rPr/>
-      </w:r>
-    </w:p>
-    <w:p>
-      <w:pPr>
-        <w:pStyle w:val="normal1"/>
-        <w:jc w:val="center"/>
-        <w:rPr>
-          <w:i/>
+        <w:t>Figure 87: Map of EU Countries with a Financial Strategy on Skills/Training for Open Science</w:t>
+      </w:r>
+    </w:p>
+    <w:p>
+      <w:pPr>
+        <w:pStyle w:val="normal2"/>
+        <w:widowControl w:val="false"/>
+        <w:spacing w:lineRule="auto" w:line="240"/>
+        <w:rPr/>
+      </w:pPr>
+      <w:r>
+        <w:rPr/>
+      </w:r>
+    </w:p>
+    <w:p>
+      <w:pPr>
+        <w:pStyle w:val="normal1"/>
+        <w:jc w:val="center"/>
+        <w:rPr>
           <w:i/>
         </w:rPr>
       </w:pPr>
@@ -13755,7 +12959,7 @@
           <w:i/>
           <w:iCs/>
         </w:rPr>
-        <w:t>Figure 94: Share of EU Countries with a Financial Strategy on Skills/Training for Open Science</w:t>
+        <w:t>Figure 88: Share of EU Countries with a Financial Strategy on Skills/Training for Open Science</w:t>
       </w:r>
     </w:p>
     <w:p>
@@ -13863,26 +13067,25 @@
       </w:r>
       <w:r>
         <w:rPr/>
-        <w:t>} of responding EU countries have a national monitoring on skills/training for Open Science as shown in Figures 95 and 96.</w:t>
-      </w:r>
-    </w:p>
-    <w:p>
-      <w:pPr>
-        <w:pStyle w:val="normal2"/>
-        <w:widowControl w:val="false"/>
-        <w:spacing w:lineRule="auto" w:line="240"/>
-        <w:rPr/>
-      </w:pPr>
-      <w:r>
-        <w:rPr/>
-      </w:r>
-    </w:p>
-    <w:p>
-      <w:pPr>
-        <w:pStyle w:val="normal1"/>
-        <w:jc w:val="center"/>
-        <w:rPr>
-          <w:i/>
+        <w:t>} of responding EU countries have a national monitoring on skills/training for Open Science as shown in Figures 89 and 90.</w:t>
+      </w:r>
+    </w:p>
+    <w:p>
+      <w:pPr>
+        <w:pStyle w:val="normal2"/>
+        <w:widowControl w:val="false"/>
+        <w:spacing w:lineRule="auto" w:line="240"/>
+        <w:rPr/>
+      </w:pPr>
+      <w:r>
+        <w:rPr/>
+      </w:r>
+    </w:p>
+    <w:p>
+      <w:pPr>
+        <w:pStyle w:val="normal1"/>
+        <w:jc w:val="center"/>
+        <w:rPr>
           <w:i/>
         </w:rPr>
       </w:pPr>
@@ -13915,26 +13118,25 @@
           <w:i/>
           <w:iCs/>
         </w:rPr>
-        <w:t>Figure 95: Map of EU Countries with a National Monitoring on Skills/Training for Open Science</w:t>
-      </w:r>
-    </w:p>
-    <w:p>
-      <w:pPr>
-        <w:pStyle w:val="normal2"/>
-        <w:widowControl w:val="false"/>
-        <w:spacing w:lineRule="auto" w:line="240"/>
-        <w:rPr/>
-      </w:pPr>
-      <w:r>
-        <w:rPr/>
-      </w:r>
-    </w:p>
-    <w:p>
-      <w:pPr>
-        <w:pStyle w:val="normal1"/>
-        <w:jc w:val="center"/>
-        <w:rPr>
-          <w:i/>
+        <w:t>Figure 89: Map of EU Countries with a National Monitoring on Skills/Training for Open Science</w:t>
+      </w:r>
+    </w:p>
+    <w:p>
+      <w:pPr>
+        <w:pStyle w:val="normal2"/>
+        <w:widowControl w:val="false"/>
+        <w:spacing w:lineRule="auto" w:line="240"/>
+        <w:rPr/>
+      </w:pPr>
+      <w:r>
+        <w:rPr/>
+      </w:r>
+    </w:p>
+    <w:p>
+      <w:pPr>
+        <w:pStyle w:val="normal1"/>
+        <w:jc w:val="center"/>
+        <w:rPr>
           <w:i/>
         </w:rPr>
       </w:pPr>
@@ -13973,7 +13175,7 @@
           <w:i/>
           <w:iCs/>
         </w:rPr>
-        <w:t>Figure 96: Share of EU Countries with a National Monitoring on Skills/Training for Open Science</w:t>
+        <w:t>Figure 90: Share of EU Countries with a National Monitoring on Skills/Training for Open Science</w:t>
       </w:r>
     </w:p>
     <w:p>
@@ -14131,26 +13333,25 @@
       </w:r>
       <w:r>
         <w:rPr/>
-        <w:t xml:space="preserve"> &gt;1000 €K per 1000 FTE researchers as shown in Figure 97.</w:t>
-      </w:r>
-    </w:p>
-    <w:p>
-      <w:pPr>
-        <w:pStyle w:val="normal2"/>
-        <w:widowControl w:val="false"/>
-        <w:spacing w:lineRule="auto" w:line="240"/>
-        <w:rPr/>
-      </w:pPr>
-      <w:r>
-        <w:rPr/>
-      </w:r>
-    </w:p>
-    <w:p>
-      <w:pPr>
-        <w:pStyle w:val="normal1"/>
-        <w:jc w:val="center"/>
-        <w:rPr>
-          <w:i/>
+        <w:t xml:space="preserve"> &gt;1000 €K per 1000 FTE researchers as shown in Figure 91.</w:t>
+      </w:r>
+    </w:p>
+    <w:p>
+      <w:pPr>
+        <w:pStyle w:val="normal2"/>
+        <w:widowControl w:val="false"/>
+        <w:spacing w:lineRule="auto" w:line="240"/>
+        <w:rPr/>
+      </w:pPr>
+      <w:r>
+        <w:rPr/>
+      </w:r>
+    </w:p>
+    <w:p>
+      <w:pPr>
+        <w:pStyle w:val="normal1"/>
+        <w:jc w:val="center"/>
+        <w:rPr>
           <w:i/>
         </w:rPr>
       </w:pPr>
@@ -14183,7 +13384,7 @@
           <w:i/>
           <w:iCs/>
         </w:rPr>
-        <w:t>Figure 97: Number of EU Countries with National Investments in Skills/Training for Open Science per 1000 FTE Researchers</w:t>
+        <w:t>Figure 91: Number of EU Countries with National Investments in Skills/Training for Open Science per 1000 FTE Researchers</w:t>
       </w:r>
     </w:p>
     <w:p>
@@ -14338,26 +13539,25 @@
       </w:r>
       <w:r>
         <w:rPr/>
-        <w:t xml:space="preserve"> since Survey 2022 as shown in Figure 98.</w:t>
-      </w:r>
-    </w:p>
-    <w:p>
-      <w:pPr>
-        <w:pStyle w:val="normal2"/>
-        <w:widowControl w:val="false"/>
-        <w:spacing w:lineRule="auto" w:line="240"/>
-        <w:rPr/>
-      </w:pPr>
-      <w:r>
-        <w:rPr/>
-      </w:r>
-    </w:p>
-    <w:p>
-      <w:pPr>
-        <w:pStyle w:val="normal1"/>
-        <w:jc w:val="center"/>
-        <w:rPr>
-          <w:i/>
+        <w:t xml:space="preserve"> since Survey 2022 as shown in Figure 92.</w:t>
+      </w:r>
+    </w:p>
+    <w:p>
+      <w:pPr>
+        <w:pStyle w:val="normal2"/>
+        <w:widowControl w:val="false"/>
+        <w:spacing w:lineRule="auto" w:line="240"/>
+        <w:rPr/>
+      </w:pPr>
+      <w:r>
+        <w:rPr/>
+      </w:r>
+    </w:p>
+    <w:p>
+      <w:pPr>
+        <w:pStyle w:val="normal1"/>
+        <w:jc w:val="center"/>
+        <w:rPr>
           <w:i/>
         </w:rPr>
       </w:pPr>
@@ -14390,7 +13590,7 @@
           <w:i/>
           <w:iCs/>
         </w:rPr>
-        <w:t>Figure 98: Progress in EU Countries with a National Policy on Skills/Training for Open Science</w:t>
+        <w:t>Figure 92: Progress in EU Countries with a National Policy on Skills/Training for Open Science</w:t>
       </w:r>
     </w:p>
     <w:p>
@@ -14447,26 +13647,25 @@
       </w:r>
       <w:r>
         <w:rPr/>
-        <w:t xml:space="preserve"> since Survey 2022 as shown in Figure 99.</w:t>
-      </w:r>
-    </w:p>
-    <w:p>
-      <w:pPr>
-        <w:pStyle w:val="normal2"/>
-        <w:widowControl w:val="false"/>
-        <w:spacing w:lineRule="auto" w:line="240"/>
-        <w:rPr/>
-      </w:pPr>
-      <w:r>
-        <w:rPr/>
-      </w:r>
-    </w:p>
-    <w:p>
-      <w:pPr>
-        <w:pStyle w:val="normal1"/>
-        <w:jc w:val="center"/>
-        <w:rPr>
-          <w:i/>
+        <w:t xml:space="preserve"> since Survey 2022 as shown in Figure 93.</w:t>
+      </w:r>
+    </w:p>
+    <w:p>
+      <w:pPr>
+        <w:pStyle w:val="normal2"/>
+        <w:widowControl w:val="false"/>
+        <w:spacing w:lineRule="auto" w:line="240"/>
+        <w:rPr/>
+      </w:pPr>
+      <w:r>
+        <w:rPr/>
+      </w:r>
+    </w:p>
+    <w:p>
+      <w:pPr>
+        <w:pStyle w:val="normal1"/>
+        <w:jc w:val="center"/>
+        <w:rPr>
           <w:i/>
         </w:rPr>
       </w:pPr>
@@ -14499,7 +13698,7 @@
           <w:i/>
           <w:iCs/>
         </w:rPr>
-        <w:t>Figure 99: Progress in EU Countries with a Financial Strategy on Skills/Training for Open Science</w:t>
+        <w:t>Figure 93: Progress in EU Countries with a Financial Strategy on Skills/Training for Open Science</w:t>
       </w:r>
     </w:p>
     <w:p>
@@ -14585,26 +13784,25 @@
       </w:r>
       <w:r>
         <w:rPr/>
-        <w:t>} since Survey 2022 as shown in Figure 100.</w:t>
-      </w:r>
-    </w:p>
-    <w:p>
-      <w:pPr>
-        <w:pStyle w:val="normal2"/>
-        <w:widowControl w:val="false"/>
-        <w:spacing w:lineRule="auto" w:line="240"/>
-        <w:rPr/>
-      </w:pPr>
-      <w:r>
-        <w:rPr/>
-      </w:r>
-    </w:p>
-    <w:p>
-      <w:pPr>
-        <w:pStyle w:val="normal1"/>
-        <w:jc w:val="center"/>
-        <w:rPr>
-          <w:i/>
+        <w:t>} since Survey 2022 as shown in Figure 94.</w:t>
+      </w:r>
+    </w:p>
+    <w:p>
+      <w:pPr>
+        <w:pStyle w:val="normal2"/>
+        <w:widowControl w:val="false"/>
+        <w:spacing w:lineRule="auto" w:line="240"/>
+        <w:rPr/>
+      </w:pPr>
+      <w:r>
+        <w:rPr/>
+      </w:r>
+    </w:p>
+    <w:p>
+      <w:pPr>
+        <w:pStyle w:val="normal1"/>
+        <w:jc w:val="center"/>
+        <w:rPr>
           <w:i/>
         </w:rPr>
       </w:pPr>
@@ -14632,7 +13830,6 @@
         <w:jc w:val="center"/>
         <w:rPr>
           <w:i/>
-          <w:i/>
           <w:iCs/>
         </w:rPr>
       </w:pPr>
@@ -14641,7 +13838,7 @@
           <w:i/>
           <w:iCs/>
         </w:rPr>
-        <w:t>Figure 100: Progress in EU Countries with a National Monitoring on Skills/Training for Open Science</w:t>
+        <w:t>Figure 94: Progress in EU Countries with a National Monitoring on Skills/Training for Open Science</w:t>
       </w:r>
     </w:p>
     <w:p>
@@ -14700,26 +13897,25 @@
       </w:r>
       <w:r>
         <w:rPr/>
-        <w:t>} since Survey 2022 as shown in Figure 101.</w:t>
-      </w:r>
-    </w:p>
-    <w:p>
-      <w:pPr>
-        <w:pStyle w:val="normal2"/>
-        <w:widowControl w:val="false"/>
-        <w:spacing w:lineRule="auto" w:line="240"/>
-        <w:rPr/>
-      </w:pPr>
-      <w:r>
-        <w:rPr/>
-      </w:r>
-    </w:p>
-    <w:p>
-      <w:pPr>
-        <w:pStyle w:val="normal1"/>
-        <w:jc w:val="center"/>
-        <w:rPr>
-          <w:i/>
+        <w:t>} since Survey 2022 as shown in Figure 95.</w:t>
+      </w:r>
+    </w:p>
+    <w:p>
+      <w:pPr>
+        <w:pStyle w:val="normal2"/>
+        <w:widowControl w:val="false"/>
+        <w:spacing w:lineRule="auto" w:line="240"/>
+        <w:rPr/>
+      </w:pPr>
+      <w:r>
+        <w:rPr/>
+      </w:r>
+    </w:p>
+    <w:p>
+      <w:pPr>
+        <w:pStyle w:val="normal1"/>
+        <w:jc w:val="center"/>
+        <w:rPr>
           <w:i/>
         </w:rPr>
       </w:pPr>
@@ -14752,7 +13948,7 @@
           <w:i/>
           <w:iCs/>
         </w:rPr>
-        <w:t>Figure 101: Progress in EU Countries with National Investments in Skills/Training for Open Science per 1000 FTE Researchers</w:t>
+        <w:t>Figure 95: Progress in EU Countries with National Investments in Skills/Training for Open Science per 1000 FTE Researchers</w:t>
       </w:r>
     </w:p>
     <w:p>
@@ -14937,26 +14133,25 @@
       </w:r>
       <w:r>
         <w:rPr/>
-        <w:t>} are mandatory as shown in Figures 102 and 103.</w:t>
-      </w:r>
-    </w:p>
-    <w:p>
-      <w:pPr>
-        <w:pStyle w:val="normal2"/>
-        <w:widowControl w:val="false"/>
-        <w:spacing w:lineRule="auto" w:line="240"/>
-        <w:rPr/>
-      </w:pPr>
-      <w:r>
-        <w:rPr/>
-      </w:r>
-    </w:p>
-    <w:p>
-      <w:pPr>
-        <w:pStyle w:val="normal1"/>
-        <w:jc w:val="center"/>
-        <w:rPr>
-          <w:i/>
+        <w:t>} are mandatory as shown in Figures 96 and 97.</w:t>
+      </w:r>
+    </w:p>
+    <w:p>
+      <w:pPr>
+        <w:pStyle w:val="normal2"/>
+        <w:widowControl w:val="false"/>
+        <w:spacing w:lineRule="auto" w:line="240"/>
+        <w:rPr/>
+      </w:pPr>
+      <w:r>
+        <w:rPr/>
+      </w:r>
+    </w:p>
+    <w:p>
+      <w:pPr>
+        <w:pStyle w:val="normal1"/>
+        <w:jc w:val="center"/>
+        <w:rPr>
           <w:i/>
         </w:rPr>
       </w:pPr>
@@ -14984,7 +14179,6 @@
         <w:jc w:val="center"/>
         <w:rPr>
           <w:i/>
-          <w:i/>
           <w:iCs/>
         </w:rPr>
       </w:pPr>
@@ -14993,26 +14187,25 @@
           <w:i/>
           <w:iCs/>
         </w:rPr>
-        <w:t>Figure 102: Map of EU Countries with a National Policy on Incentives/Rewards for Open Science</w:t>
-      </w:r>
-    </w:p>
-    <w:p>
-      <w:pPr>
-        <w:pStyle w:val="normal2"/>
-        <w:widowControl w:val="false"/>
-        <w:spacing w:lineRule="auto" w:line="240"/>
-        <w:rPr/>
-      </w:pPr>
-      <w:r>
-        <w:rPr/>
-      </w:r>
-    </w:p>
-    <w:p>
-      <w:pPr>
-        <w:pStyle w:val="normal1"/>
-        <w:jc w:val="center"/>
-        <w:rPr>
-          <w:i/>
+        <w:t>Figure 96: Map of EU Countries with a National Policy on Incentives/Rewards for Open Science</w:t>
+      </w:r>
+    </w:p>
+    <w:p>
+      <w:pPr>
+        <w:pStyle w:val="normal2"/>
+        <w:widowControl w:val="false"/>
+        <w:spacing w:lineRule="auto" w:line="240"/>
+        <w:rPr/>
+      </w:pPr>
+      <w:r>
+        <w:rPr/>
+      </w:r>
+    </w:p>
+    <w:p>
+      <w:pPr>
+        <w:pStyle w:val="normal1"/>
+        <w:jc w:val="center"/>
+        <w:rPr>
           <w:i/>
         </w:rPr>
       </w:pPr>
@@ -15036,7 +14229,6 @@
         <w:jc w:val="center"/>
         <w:rPr>
           <w:i/>
-          <w:i/>
         </w:rPr>
       </w:pPr>
       <w:r>
@@ -15074,7 +14266,7 @@
           <w:i/>
           <w:iCs/>
         </w:rPr>
-        <w:t>Figure 103: Share of EU Countries with a National Policy on Incentives/Rewards for Open Science</w:t>
+        <w:t>Figure 97: Share of EU Countries with a National Policy on Incentives/Rewards for Open Science</w:t>
       </w:r>
     </w:p>
     <w:p>
@@ -15155,26 +14347,25 @@
       </w:r>
       <w:r>
         <w:rPr/>
-        <w:t>} of responding EU countries have a financial strategy on incentives/rewards for Open Science as shown in Figures 104 and 105.</w:t>
-      </w:r>
-    </w:p>
-    <w:p>
-      <w:pPr>
-        <w:pStyle w:val="normal2"/>
-        <w:widowControl w:val="false"/>
-        <w:spacing w:lineRule="auto" w:line="240"/>
-        <w:rPr/>
-      </w:pPr>
-      <w:r>
-        <w:rPr/>
-      </w:r>
-    </w:p>
-    <w:p>
-      <w:pPr>
-        <w:pStyle w:val="normal1"/>
-        <w:jc w:val="center"/>
-        <w:rPr>
-          <w:i/>
+        <w:t>} of responding EU countries have a financial strategy on incentives/rewards for Open Science as shown in Figures 98 and 99.</w:t>
+      </w:r>
+    </w:p>
+    <w:p>
+      <w:pPr>
+        <w:pStyle w:val="normal2"/>
+        <w:widowControl w:val="false"/>
+        <w:spacing w:lineRule="auto" w:line="240"/>
+        <w:rPr/>
+      </w:pPr>
+      <w:r>
+        <w:rPr/>
+      </w:r>
+    </w:p>
+    <w:p>
+      <w:pPr>
+        <w:pStyle w:val="normal1"/>
+        <w:jc w:val="center"/>
+        <w:rPr>
           <w:i/>
         </w:rPr>
       </w:pPr>
@@ -15207,26 +14398,25 @@
           <w:i/>
           <w:iCs/>
         </w:rPr>
-        <w:t>Figure 104: Map of EU Countries with a Financial Strategy on Incentives/Rewards for Open Science</w:t>
-      </w:r>
-    </w:p>
-    <w:p>
-      <w:pPr>
-        <w:pStyle w:val="normal2"/>
-        <w:widowControl w:val="false"/>
-        <w:spacing w:lineRule="auto" w:line="240"/>
-        <w:rPr/>
-      </w:pPr>
-      <w:r>
-        <w:rPr/>
-      </w:r>
-    </w:p>
-    <w:p>
-      <w:pPr>
-        <w:pStyle w:val="normal1"/>
-        <w:jc w:val="center"/>
-        <w:rPr>
-          <w:i/>
+        <w:t>Figure 98: Map of EU Countries with a Financial Strategy on Incentives/Rewards for Open Science</w:t>
+      </w:r>
+    </w:p>
+    <w:p>
+      <w:pPr>
+        <w:pStyle w:val="normal2"/>
+        <w:widowControl w:val="false"/>
+        <w:spacing w:lineRule="auto" w:line="240"/>
+        <w:rPr/>
+      </w:pPr>
+      <w:r>
+        <w:rPr/>
+      </w:r>
+    </w:p>
+    <w:p>
+      <w:pPr>
+        <w:pStyle w:val="normal1"/>
+        <w:jc w:val="center"/>
+        <w:rPr>
           <w:i/>
         </w:rPr>
       </w:pPr>
@@ -15265,7 +14455,7 @@
           <w:i/>
           <w:iCs/>
         </w:rPr>
-        <w:t>Figure 105: Share of EU Countries with a Financial Strategy on Incentives/Rewards for Open Science</w:t>
+        <w:t>Figure 99: Share of EU Countries with a Financial Strategy on Incentives/Rewards for Open Science</w:t>
       </w:r>
     </w:p>
     <w:p>
@@ -15373,26 +14563,25 @@
       </w:r>
       <w:r>
         <w:rPr/>
-        <w:t>} of responding EU countries have a national monitoring on incentives/rewards for Open Science as shown in Figures 106 and 107.</w:t>
-      </w:r>
-    </w:p>
-    <w:p>
-      <w:pPr>
-        <w:pStyle w:val="normal2"/>
-        <w:widowControl w:val="false"/>
-        <w:spacing w:lineRule="auto" w:line="240"/>
-        <w:rPr/>
-      </w:pPr>
-      <w:r>
-        <w:rPr/>
-      </w:r>
-    </w:p>
-    <w:p>
-      <w:pPr>
-        <w:pStyle w:val="normal1"/>
-        <w:jc w:val="center"/>
-        <w:rPr>
-          <w:i/>
+        <w:t>} of responding EU countries have a national monitoring on incentives/rewards for Open Science as shown in Figures 100 and 101.</w:t>
+      </w:r>
+    </w:p>
+    <w:p>
+      <w:pPr>
+        <w:pStyle w:val="normal2"/>
+        <w:widowControl w:val="false"/>
+        <w:spacing w:lineRule="auto" w:line="240"/>
+        <w:rPr/>
+      </w:pPr>
+      <w:r>
+        <w:rPr/>
+      </w:r>
+    </w:p>
+    <w:p>
+      <w:pPr>
+        <w:pStyle w:val="normal1"/>
+        <w:jc w:val="center"/>
+        <w:rPr>
           <w:i/>
         </w:rPr>
       </w:pPr>
@@ -15425,26 +14614,25 @@
           <w:i/>
           <w:iCs/>
         </w:rPr>
-        <w:t>Figure 106: Map of EU Countries with a National Monitoring on Incentives/Rewards for Open Science</w:t>
-      </w:r>
-    </w:p>
-    <w:p>
-      <w:pPr>
-        <w:pStyle w:val="normal2"/>
-        <w:widowControl w:val="false"/>
-        <w:spacing w:lineRule="auto" w:line="240"/>
-        <w:rPr/>
-      </w:pPr>
-      <w:r>
-        <w:rPr/>
-      </w:r>
-    </w:p>
-    <w:p>
-      <w:pPr>
-        <w:pStyle w:val="normal1"/>
-        <w:jc w:val="center"/>
-        <w:rPr>
-          <w:i/>
+        <w:t>Figure 100: Map of EU Countries with a National Monitoring on Incentives/Rewards for Open Science</w:t>
+      </w:r>
+    </w:p>
+    <w:p>
+      <w:pPr>
+        <w:pStyle w:val="normal2"/>
+        <w:widowControl w:val="false"/>
+        <w:spacing w:lineRule="auto" w:line="240"/>
+        <w:rPr/>
+      </w:pPr>
+      <w:r>
+        <w:rPr/>
+      </w:r>
+    </w:p>
+    <w:p>
+      <w:pPr>
+        <w:pStyle w:val="normal1"/>
+        <w:jc w:val="center"/>
+        <w:rPr>
           <w:i/>
         </w:rPr>
       </w:pPr>
@@ -15483,7 +14671,7 @@
           <w:i/>
           <w:iCs/>
         </w:rPr>
-        <w:t>Figure 107: Share of EU Countries with a National Monitoring on Incentives/Rewards for Open Science</w:t>
+        <w:t>Figure 101: Share of EU Countries with a National Monitoring on Incentives/Rewards for Open Science</w:t>
       </w:r>
     </w:p>
     <w:p>
@@ -15641,15 +14829,14 @@
       </w:r>
       <w:r>
         <w:rPr/>
-        <w:t xml:space="preserve"> &gt;1000 €K per 1000 FTE researchers as shown in Figure 108.</w:t>
-      </w:r>
-    </w:p>
-    <w:p>
-      <w:pPr>
-        <w:pStyle w:val="normal1"/>
-        <w:jc w:val="center"/>
-        <w:rPr>
-          <w:i/>
+        <w:t xml:space="preserve"> &gt;1000 €K per 1000 FTE researchers as shown in Figure 102.</w:t>
+      </w:r>
+    </w:p>
+    <w:p>
+      <w:pPr>
+        <w:pStyle w:val="normal1"/>
+        <w:jc w:val="center"/>
+        <w:rPr>
           <w:i/>
         </w:rPr>
       </w:pPr>
@@ -15682,7 +14869,7 @@
           <w:i/>
           <w:iCs/>
         </w:rPr>
-        <w:t>Figure 108: Number of EU Countries with National Investments in Incentives/Rewards for Open Science per 1000 FTE Researchers</w:t>
+        <w:t>Figure 102: Number of EU Countries with National Investments in Incentives/Rewards for Open Science per 1000 FTE Researchers</w:t>
       </w:r>
     </w:p>
     <w:p>
@@ -15837,26 +15024,25 @@
       </w:r>
       <w:r>
         <w:rPr/>
-        <w:t xml:space="preserve"> since Survey 2022 as shown in Figure 109.</w:t>
-      </w:r>
-    </w:p>
-    <w:p>
-      <w:pPr>
-        <w:pStyle w:val="normal2"/>
-        <w:widowControl w:val="false"/>
-        <w:spacing w:lineRule="auto" w:line="240"/>
-        <w:rPr/>
-      </w:pPr>
-      <w:r>
-        <w:rPr/>
-      </w:r>
-    </w:p>
-    <w:p>
-      <w:pPr>
-        <w:pStyle w:val="normal1"/>
-        <w:jc w:val="center"/>
-        <w:rPr>
-          <w:i/>
+        <w:t xml:space="preserve"> since Survey 2022 as shown in Figure 103.</w:t>
+      </w:r>
+    </w:p>
+    <w:p>
+      <w:pPr>
+        <w:pStyle w:val="normal2"/>
+        <w:widowControl w:val="false"/>
+        <w:spacing w:lineRule="auto" w:line="240"/>
+        <w:rPr/>
+      </w:pPr>
+      <w:r>
+        <w:rPr/>
+      </w:r>
+    </w:p>
+    <w:p>
+      <w:pPr>
+        <w:pStyle w:val="normal1"/>
+        <w:jc w:val="center"/>
+        <w:rPr>
           <w:i/>
         </w:rPr>
       </w:pPr>
@@ -15889,7 +15075,7 @@
           <w:i/>
           <w:iCs/>
         </w:rPr>
-        <w:t>Figure 109: Progress in EU Countries with a National Policy on Incentives/Rewards for Open Science</w:t>
+        <w:t>Figure 103: Progress in EU Countries with a National Policy on Incentives/Rewards for Open Science</w:t>
       </w:r>
     </w:p>
     <w:p>
@@ -15946,26 +15132,25 @@
       </w:r>
       <w:r>
         <w:rPr/>
-        <w:t xml:space="preserve"> since Survey 2022 as shown in Figure 110.</w:t>
-      </w:r>
-    </w:p>
-    <w:p>
-      <w:pPr>
-        <w:pStyle w:val="normal2"/>
-        <w:widowControl w:val="false"/>
-        <w:spacing w:lineRule="auto" w:line="240"/>
-        <w:rPr/>
-      </w:pPr>
-      <w:r>
-        <w:rPr/>
-      </w:r>
-    </w:p>
-    <w:p>
-      <w:pPr>
-        <w:pStyle w:val="normal1"/>
-        <w:jc w:val="center"/>
-        <w:rPr>
-          <w:i/>
+        <w:t xml:space="preserve"> since Survey 2022 as shown in Figure 104.</w:t>
+      </w:r>
+    </w:p>
+    <w:p>
+      <w:pPr>
+        <w:pStyle w:val="normal2"/>
+        <w:widowControl w:val="false"/>
+        <w:spacing w:lineRule="auto" w:line="240"/>
+        <w:rPr/>
+      </w:pPr>
+      <w:r>
+        <w:rPr/>
+      </w:r>
+    </w:p>
+    <w:p>
+      <w:pPr>
+        <w:pStyle w:val="normal1"/>
+        <w:jc w:val="center"/>
+        <w:rPr>
           <w:i/>
         </w:rPr>
       </w:pPr>
@@ -15998,7 +15183,7 @@
           <w:i/>
           <w:iCs/>
         </w:rPr>
-        <w:t>Figure 110: Progress in EU Countries with a Financial Strategy on Incentives/Rewards for Open Science</w:t>
+        <w:t>Figure 104: Progress in EU Countries with a Financial Strategy on Incentives/Rewards for Open Science</w:t>
       </w:r>
     </w:p>
     <w:p>
@@ -16084,26 +15269,25 @@
       </w:r>
       <w:r>
         <w:rPr/>
-        <w:t xml:space="preserve"> since Survey 2022 as shown in Figure 111.</w:t>
-      </w:r>
-    </w:p>
-    <w:p>
-      <w:pPr>
-        <w:pStyle w:val="normal2"/>
-        <w:widowControl w:val="false"/>
-        <w:spacing w:lineRule="auto" w:line="240"/>
-        <w:rPr/>
-      </w:pPr>
-      <w:r>
-        <w:rPr/>
-      </w:r>
-    </w:p>
-    <w:p>
-      <w:pPr>
-        <w:pStyle w:val="normal1"/>
-        <w:jc w:val="center"/>
-        <w:rPr>
-          <w:i/>
+        <w:t xml:space="preserve"> since Survey 2022 as shown in Figure 105.</w:t>
+      </w:r>
+    </w:p>
+    <w:p>
+      <w:pPr>
+        <w:pStyle w:val="normal2"/>
+        <w:widowControl w:val="false"/>
+        <w:spacing w:lineRule="auto" w:line="240"/>
+        <w:rPr/>
+      </w:pPr>
+      <w:r>
+        <w:rPr/>
+      </w:r>
+    </w:p>
+    <w:p>
+      <w:pPr>
+        <w:pStyle w:val="normal1"/>
+        <w:jc w:val="center"/>
+        <w:rPr>
           <w:i/>
         </w:rPr>
       </w:pPr>
@@ -16131,7 +15315,6 @@
         <w:jc w:val="center"/>
         <w:rPr>
           <w:i/>
-          <w:i/>
           <w:iCs/>
         </w:rPr>
       </w:pPr>
@@ -16140,7 +15323,7 @@
           <w:i/>
           <w:iCs/>
         </w:rPr>
-        <w:t>Figure 111: Progress in EU Countries with a National Monitoring on Incentives/Rewards for Open Science</w:t>
+        <w:t>Figure 105: Progress in EU Countries with a National Monitoring on Incentives/Rewards for Open Science</w:t>
       </w:r>
     </w:p>
     <w:p>
@@ -16199,26 +15382,25 @@
       </w:r>
       <w:r>
         <w:rPr/>
-        <w:t>} since Survey 2022 as shown in Figure 112.</w:t>
-      </w:r>
-    </w:p>
-    <w:p>
-      <w:pPr>
-        <w:pStyle w:val="normal2"/>
-        <w:widowControl w:val="false"/>
-        <w:spacing w:lineRule="auto" w:line="240"/>
-        <w:rPr/>
-      </w:pPr>
-      <w:r>
-        <w:rPr/>
-      </w:r>
-    </w:p>
-    <w:p>
-      <w:pPr>
-        <w:pStyle w:val="normal1"/>
-        <w:jc w:val="center"/>
-        <w:rPr>
-          <w:i/>
+        <w:t>} since Survey 2022 as shown in Figure 106.</w:t>
+      </w:r>
+    </w:p>
+    <w:p>
+      <w:pPr>
+        <w:pStyle w:val="normal2"/>
+        <w:widowControl w:val="false"/>
+        <w:spacing w:lineRule="auto" w:line="240"/>
+        <w:rPr/>
+      </w:pPr>
+      <w:r>
+        <w:rPr/>
+      </w:r>
+    </w:p>
+    <w:p>
+      <w:pPr>
+        <w:pStyle w:val="normal1"/>
+        <w:jc w:val="center"/>
+        <w:rPr>
           <w:i/>
         </w:rPr>
       </w:pPr>
@@ -16246,7 +15428,6 @@
         <w:jc w:val="center"/>
         <w:rPr>
           <w:i/>
-          <w:i/>
           <w:iCs/>
         </w:rPr>
       </w:pPr>
@@ -16255,7 +15436,7 @@
           <w:i/>
           <w:iCs/>
         </w:rPr>
-        <w:t>Figure 112: Progress in EU Countries with National Investments in Incentives/Rewards for Open Science per 1000 FTE Researchers</w:t>
+        <w:t>Figure 106: Progress in EU Countries with National Investments in Incentives/Rewards for Open Science per 1000 FTE Researchers</w:t>
       </w:r>
     </w:p>
     <w:p>
@@ -16519,7 +15700,7 @@
         <w:rPr>
           <w:lang w:eastAsia="en-GB" w:bidi="ar-SA"/>
         </w:rPr>
-        <w:t xml:space="preserve"> are mandatory as shown in Figures 113 and 114.</w:t>
+        <w:t xml:space="preserve"> are mandatory as shown in Figures 107 and 108.</w:t>
       </w:r>
     </w:p>
     <w:p>
@@ -16543,7 +15724,6 @@
         <w:pStyle w:val="normal1"/>
         <w:jc w:val="center"/>
         <w:rPr>
-          <w:i/>
           <w:i/>
         </w:rPr>
       </w:pPr>
@@ -16577,7 +15757,6 @@
         <w:jc w:val="center"/>
         <w:rPr>
           <w:i/>
-          <w:i/>
           <w:iCs/>
           <w:lang w:eastAsia="en-GB" w:bidi="ar-SA"/>
         </w:rPr>
@@ -16588,7 +15767,7 @@
           <w:iCs/>
           <w:lang w:eastAsia="en-GB" w:bidi="ar-SA"/>
         </w:rPr>
-        <w:t>Figure 113: Map of EU Countries with a National Policy on Citizen Science</w:t>
+        <w:t>Figure 107: Map of EU Countries with a National Policy on Citizen Science</w:t>
       </w:r>
     </w:p>
     <w:p>
@@ -16626,7 +15805,6 @@
         <w:jc w:val="center"/>
         <w:rPr>
           <w:i/>
-          <w:i/>
         </w:rPr>
       </w:pPr>
       <w:r>
@@ -16641,7 +15819,6 @@
         <w:pStyle w:val="normal1"/>
         <w:jc w:val="center"/>
         <w:rPr>
-          <w:i/>
           <w:i/>
         </w:rPr>
       </w:pPr>
@@ -16681,7 +15858,7 @@
           <w:iCs/>
           <w:lang w:eastAsia="en-GB" w:bidi="ar-SA"/>
         </w:rPr>
-        <w:t>Figure 114: Share of EU Countries with a National Policy on Citizen Science</w:t>
+        <w:t>Figure 108: Share of EU Countries with a National Policy on Citizen Science</w:t>
       </w:r>
     </w:p>
     <w:p>
@@ -16801,7 +15978,7 @@
         <w:rPr>
           <w:lang w:eastAsia="en-GB" w:bidi="ar-SA"/>
         </w:rPr>
-        <w:t xml:space="preserve"> of responding EU countries have a financial strategy on citizen science as shown in Figures 115 and 116.</w:t>
+        <w:t xml:space="preserve"> of responding EU countries have a financial strategy on citizen science as shown in Figures 109 and 110.</w:t>
       </w:r>
     </w:p>
     <w:p>
@@ -16825,7 +16002,6 @@
         <w:pStyle w:val="normal1"/>
         <w:jc w:val="center"/>
         <w:rPr>
-          <w:i/>
           <w:i/>
         </w:rPr>
       </w:pPr>
@@ -16867,7 +16043,7 @@
           <w:iCs/>
           <w:lang w:eastAsia="en-GB" w:bidi="ar-SA"/>
         </w:rPr>
-        <w:t>Figure 115: Map of EU Countries with a Financial Strategy on Citizen Science</w:t>
+        <w:t>Figure 109: Map of EU Countries with a Financial Strategy on Citizen Science</w:t>
       </w:r>
     </w:p>
     <w:p>
@@ -16891,7 +16067,6 @@
         <w:pStyle w:val="normal1"/>
         <w:jc w:val="center"/>
         <w:rPr>
-          <w:i/>
           <w:i/>
         </w:rPr>
       </w:pPr>
@@ -16939,7 +16114,7 @@
           <w:iCs/>
           <w:lang w:eastAsia="en-GB" w:bidi="ar-SA"/>
         </w:rPr>
-        <w:t>Figure 116: Share of EU Countries with a Financial Strategy on Citizen Science</w:t>
+        <w:t>Figure 110: Share of EU Countries with a Financial Strategy on Citizen Science</w:t>
       </w:r>
     </w:p>
     <w:p>
@@ -17096,7 +16271,7 @@
         <w:rPr>
           <w:lang w:eastAsia="en-GB" w:bidi="ar-SA"/>
         </w:rPr>
-        <w:t xml:space="preserve"> of responding EU countries have a national monitoring on citizen science as shown in Figures 117 and 118.</w:t>
+        <w:t xml:space="preserve"> of responding EU countries have a national monitoring on citizen science as shown in Figures 111 and 112.</w:t>
       </w:r>
     </w:p>
     <w:p>
@@ -17120,7 +16295,6 @@
         <w:pStyle w:val="normal1"/>
         <w:jc w:val="center"/>
         <w:rPr>
-          <w:i/>
           <w:i/>
         </w:rPr>
       </w:pPr>
@@ -17162,7 +16336,7 @@
           <w:iCs/>
           <w:lang w:eastAsia="en-GB" w:bidi="ar-SA"/>
         </w:rPr>
-        <w:t>Figure 117: Map of EU Countries with a National Monitoring on Citizen Science</w:t>
+        <w:t>Figure 111: Map of EU Countries with a National Monitoring on Citizen Science</w:t>
       </w:r>
     </w:p>
     <w:p>
@@ -17186,7 +16360,6 @@
         <w:pStyle w:val="normal1"/>
         <w:jc w:val="center"/>
         <w:rPr>
-          <w:i/>
           <w:i/>
         </w:rPr>
       </w:pPr>
@@ -17234,7 +16407,7 @@
           <w:iCs/>
           <w:lang w:eastAsia="en-GB" w:bidi="ar-SA"/>
         </w:rPr>
-        <w:t>Figure 118: Share of EU Countries with a National Monitoring on Citizen Science</w:t>
+        <w:t>Figure 112: Share of EU Countries with a National Monitoring on Citizen Science</w:t>
       </w:r>
     </w:p>
     <w:p>
@@ -17473,7 +16646,7 @@
         <w:rPr>
           <w:lang w:eastAsia="en-GB" w:bidi="ar-SA"/>
         </w:rPr>
-        <w:t xml:space="preserve"> &gt;1000 €K per 1000 FTE researchers in citizen science as shown in Figure 119.</w:t>
+        <w:t xml:space="preserve"> &gt;1000 €K per 1000 FTE researchers in citizen science as shown in Figure 113.</w:t>
       </w:r>
     </w:p>
     <w:p>
@@ -17497,7 +16670,6 @@
         <w:pStyle w:val="normal1"/>
         <w:jc w:val="center"/>
         <w:rPr>
-          <w:i/>
           <w:i/>
         </w:rPr>
       </w:pPr>
@@ -17539,7 +16711,7 @@
           <w:iCs/>
           <w:lang w:eastAsia="en-GB" w:bidi="ar-SA"/>
         </w:rPr>
-        <w:t>Figure 119: Number of EU Countries with National Investments in Citizen Science per 1000 FTE Researchers</w:t>
+        <w:t>Figure 113: Number of EU Countries with National Investments in Citizen Science per 1000 FTE Researchers</w:t>
       </w:r>
     </w:p>
     <w:p>
@@ -17775,7 +16947,7 @@
         <w:rPr>
           <w:lang w:eastAsia="en-GB" w:bidi="ar-SA"/>
         </w:rPr>
-        <w:t xml:space="preserve"> since Survey 2022 as shown in Figure 120.</w:t>
+        <w:t xml:space="preserve"> since Survey 2022 as shown in Figure 114.</w:t>
       </w:r>
     </w:p>
     <w:p>
@@ -17799,7 +16971,6 @@
         <w:pStyle w:val="normal1"/>
         <w:jc w:val="center"/>
         <w:rPr>
-          <w:i/>
           <w:i/>
         </w:rPr>
       </w:pPr>
@@ -17841,7 +17012,7 @@
           <w:iCs/>
           <w:lang w:eastAsia="en-GB" w:bidi="ar-SA"/>
         </w:rPr>
-        <w:t>Figure 120: Progress in EU Countries with a National Policy on Citizen Science</w:t>
+        <w:t>Figure 114: Progress in EU Countries with a National Policy on Citizen Science</w:t>
       </w:r>
     </w:p>
     <w:p>
@@ -17937,7 +17108,7 @@
         <w:rPr>
           <w:lang w:eastAsia="en-GB" w:bidi="ar-SA"/>
         </w:rPr>
-        <w:t xml:space="preserve"> since Survey 2022 as shown in Figure 121.</w:t>
+        <w:t xml:space="preserve"> since Survey 2022 as shown in Figure 115.</w:t>
       </w:r>
     </w:p>
     <w:p>
@@ -17961,7 +17132,6 @@
         <w:pStyle w:val="normal1"/>
         <w:jc w:val="center"/>
         <w:rPr>
-          <w:i/>
           <w:i/>
         </w:rPr>
       </w:pPr>
@@ -18003,7 +17173,7 @@
           <w:iCs/>
           <w:lang w:eastAsia="en-GB" w:bidi="ar-SA"/>
         </w:rPr>
-        <w:t>Figure 121: Progress in EU Countries with a Financial Strategy on Citizen Science</w:t>
+        <w:t>Figure 115: Progress in EU Countries with a Financial Strategy on Citizen Science</w:t>
       </w:r>
     </w:p>
     <w:p>
@@ -18138,7 +17308,7 @@
         <w:rPr>
           <w:lang w:eastAsia="en-GB" w:bidi="ar-SA"/>
         </w:rPr>
-        <w:t xml:space="preserve"> since Survey 2022 as shown in Figure 122.</w:t>
+        <w:t xml:space="preserve"> since Survey 2022 as shown in Figure 116.</w:t>
       </w:r>
     </w:p>
     <w:p>
@@ -18162,7 +17332,6 @@
         <w:pStyle w:val="normal1"/>
         <w:jc w:val="center"/>
         <w:rPr>
-          <w:i/>
           <w:i/>
         </w:rPr>
       </w:pPr>
@@ -18196,7 +17365,6 @@
         <w:jc w:val="center"/>
         <w:rPr>
           <w:i/>
-          <w:i/>
           <w:iCs/>
           <w:lang w:eastAsia="en-GB" w:bidi="ar-SA"/>
         </w:rPr>
@@ -18207,7 +17375,7 @@
           <w:iCs/>
           <w:lang w:eastAsia="en-GB" w:bidi="ar-SA"/>
         </w:rPr>
-        <w:t>Figure 122: Progress in EU Countries with a National Monitoring on Citizen Science</w:t>
+        <w:t>Figure 116: Progress in EU Countries with a National Monitoring on Citizen Science</w:t>
       </w:r>
     </w:p>
     <w:p>
@@ -18305,15 +17473,14 @@
         <w:rPr>
           <w:lang w:eastAsia="en-GB" w:bidi="ar-SA"/>
         </w:rPr>
-        <w:t xml:space="preserve"> since Survey 2022 as shown in Figure 123.</w:t>
-      </w:r>
-    </w:p>
-    <w:p>
-      <w:pPr>
-        <w:pStyle w:val="normal1"/>
-        <w:jc w:val="center"/>
-        <w:rPr>
-          <w:i/>
+        <w:t xml:space="preserve"> since Survey 2022 as shown in Figure 117.</w:t>
+      </w:r>
+    </w:p>
+    <w:p>
+      <w:pPr>
+        <w:pStyle w:val="normal1"/>
+        <w:jc w:val="center"/>
+        <w:rPr>
           <w:i/>
         </w:rPr>
       </w:pPr>
@@ -18355,7 +17522,7 @@
           <w:iCs/>
           <w:lang w:eastAsia="en-GB" w:bidi="ar-SA"/>
         </w:rPr>
-        <w:t>Figure 123: Progress in EU Countries with National Investments in Citizen Science per 1000 FTE Researchers</w:t>
+        <w:t>Figure 117: Progress in EU Countries with National Investments in Citizen Science per 1000 FTE Researchers</w:t>
       </w:r>
     </w:p>
     <w:p>
@@ -18652,7 +17819,7 @@
         <w:rPr>
           <w:lang w:eastAsia="en-GB" w:bidi="ar-SA"/>
         </w:rPr>
-        <w:t xml:space="preserve"> &gt;100 €M as shown in Figure 124.</w:t>
+        <w:t xml:space="preserve"> &gt;100 €M as shown in Figure 118.</w:t>
       </w:r>
     </w:p>
     <w:p>
@@ -18676,7 +17843,6 @@
         <w:pStyle w:val="normal1"/>
         <w:jc w:val="center"/>
         <w:rPr>
-          <w:i/>
           <w:i/>
         </w:rPr>
       </w:pPr>
@@ -18718,7 +17884,7 @@
           <w:iCs/>
           <w:lang w:eastAsia="en-GB" w:bidi="ar-SA"/>
         </w:rPr>
-        <w:t>Figure 124: Number of EU Countries with National Investments in EOSC and Open Science in Millions of Euros</w:t>
+        <w:t>Figure 118: Number of EU Countries with National Investments in EOSC and Open Science in Millions of Euros</w:t>
       </w:r>
     </w:p>
     <w:p>
@@ -18975,7 +18141,7 @@
         <w:rPr>
           <w:lang w:eastAsia="en-GB" w:bidi="ar-SA"/>
         </w:rPr>
-        <w:t xml:space="preserve"> &gt;1000 €K per 1000 FTE researchers as shown in Figure 125.</w:t>
+        <w:t xml:space="preserve"> &gt;1000 €K per 1000 FTE researchers as shown in Figure 119.</w:t>
       </w:r>
     </w:p>
     <w:p>
@@ -18999,7 +18165,6 @@
         <w:pStyle w:val="normal1"/>
         <w:jc w:val="center"/>
         <w:rPr>
-          <w:i/>
           <w:i/>
         </w:rPr>
       </w:pPr>
@@ -19033,7 +18198,6 @@
         <w:jc w:val="center"/>
         <w:rPr>
           <w:i/>
-          <w:i/>
           <w:iCs/>
           <w:lang w:eastAsia="en-GB" w:bidi="ar-SA"/>
         </w:rPr>
@@ -19044,7 +18208,7 @@
           <w:iCs/>
           <w:lang w:eastAsia="en-GB" w:bidi="ar-SA"/>
         </w:rPr>
-        <w:t>Figure 125: Number of EU Countries with National Investments in EOSC and Open Science per 1000 FTE Researchers</w:t>
+        <w:t>Figure 119: Number of EU Countries with National Investments in EOSC and Open Science per 1000 FTE Researchers</w:t>
       </w:r>
     </w:p>
     <w:p>
@@ -19054,7 +18218,6 @@
         <w:jc w:val="center"/>
         <w:rPr>
           <w:i/>
-          <w:i/>
           <w:iCs/>
           <w:lang w:eastAsia="en-GB" w:bidi="ar-SA"/>
         </w:rPr>
@@ -19071,7 +18234,7 @@
       <w:pPr>
         <w:pStyle w:val="Normal"/>
         <w:suppressAutoHyphens w:val="false"/>
-        <w:jc w:val="start"/>
+        <w:jc w:val="left"/>
         <w:rPr>
           <w:b/>
           <w:bCs/>
@@ -19090,7 +18253,7 @@
       <w:pPr>
         <w:pStyle w:val="Normal"/>
         <w:suppressAutoHyphens w:val="false"/>
-        <w:jc w:val="start"/>
+        <w:jc w:val="left"/>
         <w:rPr>
           <w:lang w:val="en-GB" w:eastAsia="en-GB" w:bidi="ar-SA"/>
         </w:rPr>
@@ -19105,7 +18268,7 @@
       <w:pPr>
         <w:pStyle w:val="Normal"/>
         <w:suppressAutoHyphens w:val="false"/>
-        <w:jc w:val="start"/>
+        <w:jc w:val="left"/>
         <w:rPr/>
       </w:pPr>
       <w:r>
@@ -19134,7 +18297,7 @@
       <w:pPr>
         <w:pStyle w:val="Normal"/>
         <w:suppressAutoHyphens w:val="false"/>
-        <w:jc w:val="start"/>
+        <w:jc w:val="left"/>
         <w:rPr>
           <w:lang w:val="en-GB" w:eastAsia="en-GB" w:bidi="ar-SA"/>
         </w:rPr>
@@ -19149,7 +18312,7 @@
       <w:pPr>
         <w:pStyle w:val="Normal"/>
         <w:suppressAutoHyphens w:val="false"/>
-        <w:jc w:val="start"/>
+        <w:jc w:val="left"/>
         <w:rPr/>
       </w:pPr>
       <w:r>
@@ -19173,7 +18336,7 @@
       <w:pPr>
         <w:pStyle w:val="Normal"/>
         <w:suppressAutoHyphens w:val="false"/>
-        <w:jc w:val="start"/>
+        <w:jc w:val="left"/>
         <w:rPr>
           <w:lang w:val="en-GB" w:eastAsia="en-GB" w:bidi="ar-SA"/>
         </w:rPr>
@@ -19188,7 +18351,7 @@
       <w:pPr>
         <w:pStyle w:val="Normal"/>
         <w:suppressAutoHyphens w:val="false"/>
-        <w:jc w:val="start"/>
+        <w:jc w:val="left"/>
         <w:rPr/>
       </w:pPr>
       <w:r>
@@ -19212,7 +18375,7 @@
       <w:pPr>
         <w:pStyle w:val="Normal"/>
         <w:suppressAutoHyphens w:val="false"/>
-        <w:jc w:val="start"/>
+        <w:jc w:val="left"/>
         <w:rPr>
           <w:lang w:val="en-GB" w:eastAsia="en-GB" w:bidi="ar-SA"/>
         </w:rPr>
@@ -19227,7 +18390,7 @@
       <w:pPr>
         <w:pStyle w:val="Normal"/>
         <w:suppressAutoHyphens w:val="false"/>
-        <w:jc w:val="start"/>
+        <w:jc w:val="left"/>
         <w:rPr/>
       </w:pPr>
       <w:r>
@@ -19251,7 +18414,7 @@
       <w:pPr>
         <w:pStyle w:val="Normal"/>
         <w:suppressAutoHyphens w:val="false"/>
-        <w:jc w:val="start"/>
+        <w:jc w:val="left"/>
         <w:rPr>
           <w:lang w:val="en-GB" w:eastAsia="en-GB" w:bidi="ar-SA"/>
         </w:rPr>
@@ -19266,7 +18429,7 @@
       <w:pPr>
         <w:pStyle w:val="Normal"/>
         <w:suppressAutoHyphens w:val="false"/>
-        <w:jc w:val="start"/>
+        <w:jc w:val="left"/>
         <w:rPr/>
       </w:pPr>
       <w:r>
@@ -19290,7 +18453,7 @@
       <w:pPr>
         <w:pStyle w:val="Normal"/>
         <w:suppressAutoHyphens w:val="false"/>
-        <w:jc w:val="start"/>
+        <w:jc w:val="left"/>
         <w:rPr>
           <w:lang w:val="en-GB" w:eastAsia="en-GB" w:bidi="ar-SA"/>
         </w:rPr>
@@ -19305,7 +18468,7 @@
       <w:pPr>
         <w:pStyle w:val="Normal"/>
         <w:suppressAutoHyphens w:val="false"/>
-        <w:jc w:val="start"/>
+        <w:jc w:val="left"/>
         <w:rPr/>
       </w:pPr>
       <w:r>
@@ -19329,7 +18492,7 @@
       <w:pPr>
         <w:pStyle w:val="Normal"/>
         <w:suppressAutoHyphens w:val="false"/>
-        <w:jc w:val="start"/>
+        <w:jc w:val="left"/>
         <w:rPr>
           <w:lang w:val="en-GB" w:eastAsia="en-GB" w:bidi="ar-SA"/>
         </w:rPr>
@@ -19344,7 +18507,7 @@
       <w:pPr>
         <w:pStyle w:val="Normal"/>
         <w:suppressAutoHyphens w:val="false"/>
-        <w:jc w:val="start"/>
+        <w:jc w:val="left"/>
         <w:rPr/>
       </w:pPr>
       <w:r>
@@ -19368,7 +18531,7 @@
       <w:pPr>
         <w:pStyle w:val="Normal"/>
         <w:suppressAutoHyphens w:val="false"/>
-        <w:jc w:val="start"/>
+        <w:jc w:val="left"/>
         <w:rPr>
           <w:lang w:val="en-GB" w:eastAsia="en-GB" w:bidi="ar-SA"/>
         </w:rPr>
@@ -19383,7 +18546,7 @@
       <w:pPr>
         <w:pStyle w:val="Normal"/>
         <w:suppressAutoHyphens w:val="false"/>
-        <w:jc w:val="start"/>
+        <w:jc w:val="left"/>
         <w:rPr/>
       </w:pPr>
       <w:r>
@@ -19407,7 +18570,7 @@
       <w:pPr>
         <w:pStyle w:val="Normal"/>
         <w:suppressAutoHyphens w:val="false"/>
-        <w:jc w:val="start"/>
+        <w:jc w:val="left"/>
         <w:rPr>
           <w:lang w:val="en-GB" w:eastAsia="en-GB" w:bidi="ar-SA"/>
         </w:rPr>
@@ -19422,7 +18585,7 @@
       <w:pPr>
         <w:pStyle w:val="Normal"/>
         <w:suppressAutoHyphens w:val="false"/>
-        <w:jc w:val="start"/>
+        <w:jc w:val="left"/>
         <w:rPr/>
       </w:pPr>
       <w:r>
@@ -19446,7 +18609,7 @@
       <w:pPr>
         <w:pStyle w:val="Normal"/>
         <w:suppressAutoHyphens w:val="false"/>
-        <w:jc w:val="start"/>
+        <w:jc w:val="left"/>
         <w:rPr>
           <w:lang w:val="en-GB" w:eastAsia="en-GB" w:bidi="ar-SA"/>
         </w:rPr>
@@ -19461,7 +18624,7 @@
       <w:pPr>
         <w:pStyle w:val="Normal"/>
         <w:suppressAutoHyphens w:val="false"/>
-        <w:jc w:val="start"/>
+        <w:jc w:val="left"/>
         <w:rPr/>
       </w:pPr>
       <w:r>
@@ -19485,7 +18648,7 @@
       <w:pPr>
         <w:pStyle w:val="Normal"/>
         <w:suppressAutoHyphens w:val="false"/>
-        <w:jc w:val="start"/>
+        <w:jc w:val="left"/>
         <w:rPr>
           <w:lang w:val="en-GB" w:eastAsia="en-GB" w:bidi="ar-SA"/>
         </w:rPr>
@@ -19500,7 +18663,7 @@
       <w:pPr>
         <w:pStyle w:val="Normal"/>
         <w:suppressAutoHyphens w:val="false"/>
-        <w:jc w:val="start"/>
+        <w:jc w:val="left"/>
         <w:rPr/>
       </w:pPr>
       <w:r>
@@ -19524,7 +18687,7 @@
       <w:pPr>
         <w:pStyle w:val="Normal"/>
         <w:suppressAutoHyphens w:val="false"/>
-        <w:jc w:val="start"/>
+        <w:jc w:val="left"/>
         <w:rPr>
           <w:lang w:val="en-GB" w:eastAsia="en-GB" w:bidi="ar-SA"/>
         </w:rPr>
@@ -19539,7 +18702,7 @@
       <w:pPr>
         <w:pStyle w:val="Normal"/>
         <w:suppressAutoHyphens w:val="false"/>
-        <w:jc w:val="start"/>
+        <w:jc w:val="left"/>
         <w:rPr/>
       </w:pPr>
       <w:r>
@@ -19563,7 +18726,7 @@
       <w:pPr>
         <w:pStyle w:val="Normal"/>
         <w:suppressAutoHyphens w:val="false"/>
-        <w:jc w:val="start"/>
+        <w:jc w:val="left"/>
         <w:rPr>
           <w:lang w:val="en-GB" w:eastAsia="en-GB" w:bidi="ar-SA"/>
         </w:rPr>
@@ -19578,7 +18741,7 @@
       <w:pPr>
         <w:pStyle w:val="Normal"/>
         <w:suppressAutoHyphens w:val="false"/>
-        <w:jc w:val="start"/>
+        <w:jc w:val="left"/>
         <w:rPr/>
       </w:pPr>
       <w:r>
@@ -19598,7 +18761,7 @@
       <w:pPr>
         <w:pStyle w:val="Normal"/>
         <w:suppressAutoHyphens w:val="false"/>
-        <w:jc w:val="start"/>
+        <w:jc w:val="left"/>
         <w:rPr/>
       </w:pPr>
       <w:hyperlink r:id="rId15">
@@ -19618,7 +18781,7 @@
       <w:pPr>
         <w:pStyle w:val="Normal"/>
         <w:suppressAutoHyphens w:val="false"/>
-        <w:jc w:val="start"/>
+        <w:jc w:val="left"/>
         <w:rPr>
           <w:lang w:val="en-GB" w:eastAsia="en-GB" w:bidi="ar-SA"/>
         </w:rPr>
@@ -19633,7 +18796,7 @@
       <w:pPr>
         <w:pStyle w:val="Normal"/>
         <w:suppressAutoHyphens w:val="false"/>
-        <w:jc w:val="start"/>
+        <w:jc w:val="left"/>
         <w:rPr/>
       </w:pPr>
       <w:r>
@@ -19670,7 +18833,7 @@
 </file>
 
 <file path=word/footer1.xml><?xml version="1.0" encoding="utf-8"?>
-<w:ftr xmlns:o="urn:schemas-microsoft-com:office:office" xmlns:r="http://schemas.openxmlformats.org/officeDocument/2006/relationships" xmlns:v="urn:schemas-microsoft-com:vml" xmlns:w="http://schemas.openxmlformats.org/wordprocessingml/2006/main" xmlns:w10="urn:schemas-microsoft-com:office:word" xmlns:wp="http://schemas.openxmlformats.org/drawingml/2006/wordprocessingDrawing" xmlns:wps="http://schemas.microsoft.com/office/word/2010/wordprocessingShape" xmlns:wpg="http://schemas.microsoft.com/office/word/2010/wordprocessingGroup" xmlns:mc="http://schemas.openxmlformats.org/markup-compatibility/2006" xmlns:wp14="http://schemas.microsoft.com/office/word/2010/wordprocessingDrawing" xmlns:w14="http://schemas.microsoft.com/office/word/2010/wordml" xmlns:w15="http://schemas.microsoft.com/office/word/2012/wordml" mc:Ignorable="w14 wp14 w15">
+<w:ftr xmlns:o="urn:schemas-microsoft-com:office:office" xmlns:r="http://schemas.openxmlformats.org/officeDocument/2006/relationships" xmlns:v="urn:schemas-microsoft-com:vml" xmlns:w="http://schemas.openxmlformats.org/wordprocessingml/2006/main" xmlns:w10="urn:schemas-microsoft-com:office:word" xmlns:wp="http://schemas.openxmlformats.org/drawingml/2006/wordprocessingDrawing" xmlns:pic="http://schemas.openxmlformats.org/drawingml/2006/picture" xmlns:wps="http://schemas.microsoft.com/office/word/2010/wordprocessingShape" xmlns:wpg="http://schemas.microsoft.com/office/word/2010/wordprocessingGroup" xmlns:mc="http://schemas.openxmlformats.org/markup-compatibility/2006" xmlns:wp14="http://schemas.microsoft.com/office/word/2010/wordprocessingDrawing" xmlns:w14="http://schemas.microsoft.com/office/word/2010/wordml" xmlns:w15="http://schemas.microsoft.com/office/word/2012/wordml" mc:Ignorable="w14 wp14 w15">
   <w:p>
     <w:pPr>
       <w:pStyle w:val="Footer"/>
@@ -19684,7 +18847,7 @@
 </file>
 
 <file path=word/footer2.xml><?xml version="1.0" encoding="utf-8"?>
-<w:ftr xmlns:o="urn:schemas-microsoft-com:office:office" xmlns:r="http://schemas.openxmlformats.org/officeDocument/2006/relationships" xmlns:v="urn:schemas-microsoft-com:vml" xmlns:w="http://schemas.openxmlformats.org/wordprocessingml/2006/main" xmlns:w10="urn:schemas-microsoft-com:office:word" xmlns:wp="http://schemas.openxmlformats.org/drawingml/2006/wordprocessingDrawing" xmlns:wps="http://schemas.microsoft.com/office/word/2010/wordprocessingShape" xmlns:wpg="http://schemas.microsoft.com/office/word/2010/wordprocessingGroup" xmlns:mc="http://schemas.openxmlformats.org/markup-compatibility/2006" xmlns:wp14="http://schemas.microsoft.com/office/word/2010/wordprocessingDrawing" xmlns:w14="http://schemas.microsoft.com/office/word/2010/wordml" xmlns:w15="http://schemas.microsoft.com/office/word/2012/wordml" mc:Ignorable="w14 wp14 w15">
+<w:ftr xmlns:o="urn:schemas-microsoft-com:office:office" xmlns:r="http://schemas.openxmlformats.org/officeDocument/2006/relationships" xmlns:v="urn:schemas-microsoft-com:vml" xmlns:w="http://schemas.openxmlformats.org/wordprocessingml/2006/main" xmlns:w10="urn:schemas-microsoft-com:office:word" xmlns:wp="http://schemas.openxmlformats.org/drawingml/2006/wordprocessingDrawing" xmlns:pic="http://schemas.openxmlformats.org/drawingml/2006/picture" xmlns:wps="http://schemas.microsoft.com/office/word/2010/wordprocessingShape" xmlns:wpg="http://schemas.microsoft.com/office/word/2010/wordprocessingGroup" xmlns:mc="http://schemas.openxmlformats.org/markup-compatibility/2006" xmlns:wp14="http://schemas.microsoft.com/office/word/2010/wordprocessingDrawing" xmlns:w14="http://schemas.microsoft.com/office/word/2010/wordml" xmlns:w15="http://schemas.microsoft.com/office/word/2012/wordml" mc:Ignorable="w14 wp14 w15">
   <w:p>
     <w:pPr>
       <w:pStyle w:val="normal1"/>
@@ -19709,7 +18872,7 @@
     </w:r>
     <w:r>
       <w:rPr/>
-      <w:t>26</w:t>
+      <w:t>25</w:t>
     </w:r>
     <w:r>
       <w:rPr/>
@@ -19733,7 +18896,7 @@
     </w:r>
     <w:r>
       <w:rPr/>
-      <w:t>26</w:t>
+      <w:t>25</w:t>
     </w:r>
     <w:r>
       <w:rPr/>
@@ -19744,7 +18907,7 @@
 </file>
 
 <file path=word/footer3.xml><?xml version="1.0" encoding="utf-8"?>
-<w:ftr xmlns:o="urn:schemas-microsoft-com:office:office" xmlns:r="http://schemas.openxmlformats.org/officeDocument/2006/relationships" xmlns:v="urn:schemas-microsoft-com:vml" xmlns:w="http://schemas.openxmlformats.org/wordprocessingml/2006/main" xmlns:w10="urn:schemas-microsoft-com:office:word" xmlns:wp="http://schemas.openxmlformats.org/drawingml/2006/wordprocessingDrawing" xmlns:wps="http://schemas.microsoft.com/office/word/2010/wordprocessingShape" xmlns:wpg="http://schemas.microsoft.com/office/word/2010/wordprocessingGroup" xmlns:mc="http://schemas.openxmlformats.org/markup-compatibility/2006" xmlns:wp14="http://schemas.microsoft.com/office/word/2010/wordprocessingDrawing" xmlns:w14="http://schemas.microsoft.com/office/word/2010/wordml" xmlns:w15="http://schemas.microsoft.com/office/word/2012/wordml" mc:Ignorable="w14 wp14 w15">
+<w:ftr xmlns:o="urn:schemas-microsoft-com:office:office" xmlns:r="http://schemas.openxmlformats.org/officeDocument/2006/relationships" xmlns:v="urn:schemas-microsoft-com:vml" xmlns:w="http://schemas.openxmlformats.org/wordprocessingml/2006/main" xmlns:w10="urn:schemas-microsoft-com:office:word" xmlns:wp="http://schemas.openxmlformats.org/drawingml/2006/wordprocessingDrawing" xmlns:pic="http://schemas.openxmlformats.org/drawingml/2006/picture" xmlns:wps="http://schemas.microsoft.com/office/word/2010/wordprocessingShape" xmlns:wpg="http://schemas.microsoft.com/office/word/2010/wordprocessingGroup" xmlns:mc="http://schemas.openxmlformats.org/markup-compatibility/2006" xmlns:wp14="http://schemas.microsoft.com/office/word/2010/wordprocessingDrawing" xmlns:w14="http://schemas.microsoft.com/office/word/2010/wordml" xmlns:w15="http://schemas.microsoft.com/office/word/2012/wordml" mc:Ignorable="w14 wp14 w15">
   <w:p>
     <w:pPr>
       <w:pStyle w:val="normal1"/>
@@ -19769,7 +18932,7 @@
     </w:r>
     <w:r>
       <w:rPr/>
-      <w:t>26</w:t>
+      <w:t>25</w:t>
     </w:r>
     <w:r>
       <w:rPr/>
@@ -19793,7 +18956,7 @@
     </w:r>
     <w:r>
       <w:rPr/>
-      <w:t>26</w:t>
+      <w:t>25</w:t>
     </w:r>
     <w:r>
       <w:rPr/>
@@ -19810,12 +18973,12 @@
       <w:start w:val="1"/>
       <w:numFmt w:val="decimal"/>
       <w:lvlText w:val="%1."/>
-      <w:lvlJc w:val="end"/>
+      <w:lvlJc w:val="right"/>
       <w:pPr>
         <w:tabs>
           <w:tab w:val="num" w:pos="0"/>
         </w:tabs>
-        <w:ind w:start="720" w:hanging="360"/>
+        <w:ind w:left="720" w:hanging="360"/>
       </w:pPr>
       <w:rPr>
         <w:u w:val="none"/>
@@ -19825,12 +18988,12 @@
       <w:start w:val="1"/>
       <w:numFmt w:val="decimal"/>
       <w:lvlText w:val="%1.%2."/>
-      <w:lvlJc w:val="end"/>
+      <w:lvlJc w:val="right"/>
       <w:pPr>
         <w:tabs>
           <w:tab w:val="num" w:pos="0"/>
         </w:tabs>
-        <w:ind w:start="1440" w:hanging="360"/>
+        <w:ind w:left="1440" w:hanging="360"/>
       </w:pPr>
       <w:rPr>
         <w:u w:val="none"/>
@@ -19840,12 +19003,12 @@
       <w:start w:val="1"/>
       <w:numFmt w:val="decimal"/>
       <w:lvlText w:val="%1.%2.%3."/>
-      <w:lvlJc w:val="end"/>
+      <w:lvlJc w:val="right"/>
       <w:pPr>
         <w:tabs>
           <w:tab w:val="num" w:pos="0"/>
         </w:tabs>
-        <w:ind w:start="2160" w:hanging="360"/>
+        <w:ind w:left="2160" w:hanging="360"/>
       </w:pPr>
       <w:rPr>
         <w:u w:val="none"/>
@@ -19855,12 +19018,12 @@
       <w:start w:val="1"/>
       <w:numFmt w:val="decimal"/>
       <w:lvlText w:val="%1.%2.%3.%4."/>
-      <w:lvlJc w:val="end"/>
+      <w:lvlJc w:val="right"/>
       <w:pPr>
         <w:tabs>
           <w:tab w:val="num" w:pos="0"/>
         </w:tabs>
-        <w:ind w:start="2880" w:hanging="360"/>
+        <w:ind w:left="2880" w:hanging="360"/>
       </w:pPr>
       <w:rPr>
         <w:u w:val="none"/>
@@ -19870,12 +19033,12 @@
       <w:start w:val="1"/>
       <w:numFmt w:val="decimal"/>
       <w:lvlText w:val="%1.%2.%3.%4.%5."/>
-      <w:lvlJc w:val="end"/>
+      <w:lvlJc w:val="right"/>
       <w:pPr>
         <w:tabs>
           <w:tab w:val="num" w:pos="0"/>
         </w:tabs>
-        <w:ind w:start="3600" w:hanging="360"/>
+        <w:ind w:left="3600" w:hanging="360"/>
       </w:pPr>
       <w:rPr>
         <w:u w:val="none"/>
@@ -19885,12 +19048,12 @@
       <w:start w:val="1"/>
       <w:numFmt w:val="decimal"/>
       <w:lvlText w:val="%1.%2.%3.%4.%5.%6."/>
-      <w:lvlJc w:val="end"/>
+      <w:lvlJc w:val="right"/>
       <w:pPr>
         <w:tabs>
           <w:tab w:val="num" w:pos="0"/>
         </w:tabs>
-        <w:ind w:start="4320" w:hanging="360"/>
+        <w:ind w:left="4320" w:hanging="360"/>
       </w:pPr>
       <w:rPr>
         <w:u w:val="none"/>
@@ -19900,12 +19063,12 @@
       <w:start w:val="1"/>
       <w:numFmt w:val="decimal"/>
       <w:lvlText w:val="%1.%2.%3.%4.%5.%6.%7."/>
-      <w:lvlJc w:val="end"/>
+      <w:lvlJc w:val="right"/>
       <w:pPr>
         <w:tabs>
           <w:tab w:val="num" w:pos="0"/>
         </w:tabs>
-        <w:ind w:start="5040" w:hanging="360"/>
+        <w:ind w:left="5040" w:hanging="360"/>
       </w:pPr>
       <w:rPr>
         <w:u w:val="none"/>
@@ -19915,12 +19078,12 @@
       <w:start w:val="1"/>
       <w:numFmt w:val="decimal"/>
       <w:lvlText w:val="%1.%2.%3.%4.%5.%6.%7.%8."/>
-      <w:lvlJc w:val="end"/>
+      <w:lvlJc w:val="right"/>
       <w:pPr>
         <w:tabs>
           <w:tab w:val="num" w:pos="0"/>
         </w:tabs>
-        <w:ind w:start="5760" w:hanging="360"/>
+        <w:ind w:left="5760" w:hanging="360"/>
       </w:pPr>
       <w:rPr>
         <w:u w:val="none"/>
@@ -19930,12 +19093,12 @@
       <w:start w:val="1"/>
       <w:numFmt w:val="decimal"/>
       <w:lvlText w:val="%1.%2.%3.%4.%5.%6.%7.%8.%9."/>
-      <w:lvlJc w:val="end"/>
+      <w:lvlJc w:val="right"/>
       <w:pPr>
         <w:tabs>
           <w:tab w:val="num" w:pos="0"/>
         </w:tabs>
-        <w:ind w:start="6480" w:hanging="360"/>
+        <w:ind w:left="6480" w:hanging="360"/>
       </w:pPr>
       <w:rPr>
         <w:u w:val="none"/>
@@ -19947,12 +19110,12 @@
       <w:start w:val="1"/>
       <w:numFmt w:val="bullet"/>
       <w:lvlText w:val=""/>
-      <w:lvlJc w:val="start"/>
+      <w:lvlJc w:val="left"/>
       <w:pPr>
         <w:tabs>
           <w:tab w:val="num" w:pos="720"/>
         </w:tabs>
-        <w:ind w:start="720" w:hanging="360"/>
+        <w:ind w:left="720" w:hanging="360"/>
       </w:pPr>
       <w:rPr>
         <w:rFonts w:ascii="Symbol" w:hAnsi="Symbol" w:cs="Symbol" w:hint="default"/>
@@ -19962,12 +19125,12 @@
       <w:start w:val="1"/>
       <w:numFmt w:val="bullet"/>
       <w:lvlText w:val="◦"/>
-      <w:lvlJc w:val="start"/>
+      <w:lvlJc w:val="left"/>
       <w:pPr>
         <w:tabs>
           <w:tab w:val="num" w:pos="1080"/>
         </w:tabs>
-        <w:ind w:start="1080" w:hanging="360"/>
+        <w:ind w:left="1080" w:hanging="360"/>
       </w:pPr>
       <w:rPr>
         <w:rFonts w:ascii="OpenSymbol" w:hAnsi="OpenSymbol" w:cs="OpenSymbol" w:hint="default"/>
@@ -19977,12 +19140,12 @@
       <w:start w:val="1"/>
       <w:numFmt w:val="bullet"/>
       <w:lvlText w:val="▪"/>
-      <w:lvlJc w:val="start"/>
+      <w:lvlJc w:val="left"/>
       <w:pPr>
         <w:tabs>
           <w:tab w:val="num" w:pos="1440"/>
         </w:tabs>
-        <w:ind w:start="1440" w:hanging="360"/>
+        <w:ind w:left="1440" w:hanging="360"/>
       </w:pPr>
       <w:rPr>
         <w:rFonts w:ascii="OpenSymbol" w:hAnsi="OpenSymbol" w:cs="OpenSymbol" w:hint="default"/>
@@ -19992,12 +19155,12 @@
       <w:start w:val="1"/>
       <w:numFmt w:val="bullet"/>
       <w:lvlText w:val=""/>
-      <w:lvlJc w:val="start"/>
+      <w:lvlJc w:val="left"/>
       <w:pPr>
         <w:tabs>
           <w:tab w:val="num" w:pos="1800"/>
         </w:tabs>
-        <w:ind w:start="1800" w:hanging="360"/>
+        <w:ind w:left="1800" w:hanging="360"/>
       </w:pPr>
       <w:rPr>
         <w:rFonts w:ascii="Symbol" w:hAnsi="Symbol" w:cs="Symbol" w:hint="default"/>
@@ -20007,12 +19170,12 @@
       <w:start w:val="1"/>
       <w:numFmt w:val="bullet"/>
       <w:lvlText w:val="◦"/>
-      <w:lvlJc w:val="start"/>
+      <w:lvlJc w:val="left"/>
       <w:pPr>
         <w:tabs>
           <w:tab w:val="num" w:pos="2160"/>
         </w:tabs>
-        <w:ind w:start="2160" w:hanging="360"/>
+        <w:ind w:left="2160" w:hanging="360"/>
       </w:pPr>
       <w:rPr>
         <w:rFonts w:ascii="OpenSymbol" w:hAnsi="OpenSymbol" w:cs="OpenSymbol" w:hint="default"/>
@@ -20022,12 +19185,12 @@
       <w:start w:val="1"/>
       <w:numFmt w:val="bullet"/>
       <w:lvlText w:val="▪"/>
-      <w:lvlJc w:val="start"/>
+      <w:lvlJc w:val="left"/>
       <w:pPr>
         <w:tabs>
           <w:tab w:val="num" w:pos="2520"/>
         </w:tabs>
-        <w:ind w:start="2520" w:hanging="360"/>
+        <w:ind w:left="2520" w:hanging="360"/>
       </w:pPr>
       <w:rPr>
         <w:rFonts w:ascii="OpenSymbol" w:hAnsi="OpenSymbol" w:cs="OpenSymbol" w:hint="default"/>
@@ -20037,12 +19200,12 @@
       <w:start w:val="1"/>
       <w:numFmt w:val="bullet"/>
       <w:lvlText w:val=""/>
-      <w:lvlJc w:val="start"/>
+      <w:lvlJc w:val="left"/>
       <w:pPr>
         <w:tabs>
           <w:tab w:val="num" w:pos="2880"/>
         </w:tabs>
-        <w:ind w:start="2880" w:hanging="360"/>
+        <w:ind w:left="2880" w:hanging="360"/>
       </w:pPr>
       <w:rPr>
         <w:rFonts w:ascii="Symbol" w:hAnsi="Symbol" w:cs="Symbol" w:hint="default"/>
@@ -20052,12 +19215,12 @@
       <w:start w:val="1"/>
       <w:numFmt w:val="bullet"/>
       <w:lvlText w:val="◦"/>
-      <w:lvlJc w:val="start"/>
+      <w:lvlJc w:val="left"/>
       <w:pPr>
         <w:tabs>
           <w:tab w:val="num" w:pos="3240"/>
         </w:tabs>
-        <w:ind w:start="3240" w:hanging="360"/>
+        <w:ind w:left="3240" w:hanging="360"/>
       </w:pPr>
       <w:rPr>
         <w:rFonts w:ascii="OpenSymbol" w:hAnsi="OpenSymbol" w:cs="OpenSymbol" w:hint="default"/>
@@ -20067,12 +19230,12 @@
       <w:start w:val="1"/>
       <w:numFmt w:val="bullet"/>
       <w:lvlText w:val="▪"/>
-      <w:lvlJc w:val="start"/>
+      <w:lvlJc w:val="left"/>
       <w:pPr>
         <w:tabs>
           <w:tab w:val="num" w:pos="3600"/>
         </w:tabs>
-        <w:ind w:start="3600" w:hanging="360"/>
+        <w:ind w:left="3600" w:hanging="360"/>
       </w:pPr>
       <w:rPr>
         <w:rFonts w:ascii="OpenSymbol" w:hAnsi="OpenSymbol" w:cs="OpenSymbol" w:hint="default"/>
@@ -20085,12 +19248,12 @@
       <w:numFmt w:val="none"/>
       <w:suff w:val="nothing"/>
       <w:lvlText w:val=""/>
-      <w:lvlJc w:val="start"/>
+      <w:lvlJc w:val="left"/>
       <w:pPr>
         <w:tabs>
           <w:tab w:val="num" w:pos="0"/>
         </w:tabs>
-        <w:ind w:start="0" w:hanging="0"/>
+        <w:ind w:left="0" w:hanging="0"/>
       </w:pPr>
     </w:lvl>
     <w:lvl w:ilvl="1">
@@ -20098,12 +19261,12 @@
       <w:numFmt w:val="none"/>
       <w:suff w:val="nothing"/>
       <w:lvlText w:val=""/>
-      <w:lvlJc w:val="start"/>
+      <w:lvlJc w:val="left"/>
       <w:pPr>
         <w:tabs>
           <w:tab w:val="num" w:pos="0"/>
         </w:tabs>
-        <w:ind w:start="0" w:hanging="0"/>
+        <w:ind w:left="0" w:hanging="0"/>
       </w:pPr>
     </w:lvl>
     <w:lvl w:ilvl="2">
@@ -20111,12 +19274,12 @@
       <w:numFmt w:val="none"/>
       <w:suff w:val="nothing"/>
       <w:lvlText w:val=""/>
-      <w:lvlJc w:val="start"/>
+      <w:lvlJc w:val="left"/>
       <w:pPr>
         <w:tabs>
           <w:tab w:val="num" w:pos="0"/>
         </w:tabs>
-        <w:ind w:start="0" w:hanging="0"/>
+        <w:ind w:left="0" w:hanging="0"/>
       </w:pPr>
     </w:lvl>
     <w:lvl w:ilvl="3">
@@ -20124,12 +19287,12 @@
       <w:numFmt w:val="none"/>
       <w:suff w:val="nothing"/>
       <w:lvlText w:val=""/>
-      <w:lvlJc w:val="start"/>
+      <w:lvlJc w:val="left"/>
       <w:pPr>
         <w:tabs>
           <w:tab w:val="num" w:pos="0"/>
         </w:tabs>
-        <w:ind w:start="0" w:hanging="0"/>
+        <w:ind w:left="0" w:hanging="0"/>
       </w:pPr>
     </w:lvl>
     <w:lvl w:ilvl="4">
@@ -20137,12 +19300,12 @@
       <w:numFmt w:val="none"/>
       <w:suff w:val="nothing"/>
       <w:lvlText w:val=""/>
-      <w:lvlJc w:val="start"/>
+      <w:lvlJc w:val="left"/>
       <w:pPr>
         <w:tabs>
           <w:tab w:val="num" w:pos="0"/>
         </w:tabs>
-        <w:ind w:start="0" w:hanging="0"/>
+        <w:ind w:left="0" w:hanging="0"/>
       </w:pPr>
     </w:lvl>
     <w:lvl w:ilvl="5">
@@ -20150,12 +19313,12 @@
       <w:numFmt w:val="none"/>
       <w:suff w:val="nothing"/>
       <w:lvlText w:val=""/>
-      <w:lvlJc w:val="start"/>
+      <w:lvlJc w:val="left"/>
       <w:pPr>
         <w:tabs>
           <w:tab w:val="num" w:pos="0"/>
         </w:tabs>
-        <w:ind w:start="0" w:hanging="0"/>
+        <w:ind w:left="0" w:hanging="0"/>
       </w:pPr>
     </w:lvl>
     <w:lvl w:ilvl="6">
@@ -20163,12 +19326,12 @@
       <w:numFmt w:val="none"/>
       <w:suff w:val="nothing"/>
       <w:lvlText w:val=""/>
-      <w:lvlJc w:val="start"/>
+      <w:lvlJc w:val="left"/>
       <w:pPr>
         <w:tabs>
           <w:tab w:val="num" w:pos="0"/>
         </w:tabs>
-        <w:ind w:start="0" w:hanging="0"/>
+        <w:ind w:left="0" w:hanging="0"/>
       </w:pPr>
     </w:lvl>
     <w:lvl w:ilvl="7">
@@ -20176,12 +19339,12 @@
       <w:numFmt w:val="none"/>
       <w:suff w:val="nothing"/>
       <w:lvlText w:val=""/>
-      <w:lvlJc w:val="start"/>
+      <w:lvlJc w:val="left"/>
       <w:pPr>
         <w:tabs>
           <w:tab w:val="num" w:pos="0"/>
         </w:tabs>
-        <w:ind w:start="0" w:hanging="0"/>
+        <w:ind w:left="0" w:hanging="0"/>
       </w:pPr>
     </w:lvl>
     <w:lvl w:ilvl="8">
@@ -20189,12 +19352,12 @@
       <w:numFmt w:val="none"/>
       <w:suff w:val="nothing"/>
       <w:lvlText w:val=""/>
-      <w:lvlJc w:val="start"/>
+      <w:lvlJc w:val="left"/>
       <w:pPr>
         <w:tabs>
           <w:tab w:val="num" w:pos="0"/>
         </w:tabs>
-        <w:ind w:start="0" w:hanging="0"/>
+        <w:ind w:left="0" w:hanging="0"/>
       </w:pPr>
     </w:lvl>
   </w:abstractNum>
@@ -20613,7 +19776,7 @@
       <w:suppressAutoHyphens w:val="true"/>
       <w:bidi w:val="0"/>
       <w:spacing w:lineRule="auto" w:line="276" w:before="0" w:after="0"/>
-      <w:jc w:val="start"/>
+      <w:jc w:val="left"/>
     </w:pPr>
     <w:rPr>
       <w:rFonts w:ascii="Arial" w:hAnsi="Arial" w:eastAsia="Arial" w:cs="Arial"/>
@@ -20625,7 +19788,7 @@
     </w:rPr>
   </w:style>
   <w:style w:type="paragraph" w:styleId="Heading1">
-    <w:name w:val="Heading 1"/>
+    <w:name w:val="heading 1"/>
     <w:basedOn w:val="normal1"/>
     <w:next w:val="normal1"/>
     <w:uiPriority w:val="9"/>
@@ -20642,7 +19805,7 @@
     </w:rPr>
   </w:style>
   <w:style w:type="paragraph" w:styleId="Heading2">
-    <w:name w:val="Heading 2"/>
+    <w:name w:val="heading 2"/>
     <w:basedOn w:val="normal1"/>
     <w:next w:val="normal1"/>
     <w:uiPriority w:val="9"/>
@@ -20661,7 +19824,7 @@
     </w:rPr>
   </w:style>
   <w:style w:type="paragraph" w:styleId="Heading3">
-    <w:name w:val="Heading 3"/>
+    <w:name w:val="heading 3"/>
     <w:basedOn w:val="normal1"/>
     <w:next w:val="normal1"/>
     <w:uiPriority w:val="9"/>
@@ -20681,7 +19844,7 @@
     </w:rPr>
   </w:style>
   <w:style w:type="paragraph" w:styleId="Heading4">
-    <w:name w:val="Heading 4"/>
+    <w:name w:val="heading 4"/>
     <w:basedOn w:val="normal1"/>
     <w:next w:val="normal1"/>
     <w:uiPriority w:val="9"/>
@@ -20701,7 +19864,7 @@
     </w:rPr>
   </w:style>
   <w:style w:type="paragraph" w:styleId="Heading5">
-    <w:name w:val="Heading 5"/>
+    <w:name w:val="heading 5"/>
     <w:basedOn w:val="normal1"/>
     <w:next w:val="normal1"/>
     <w:uiPriority w:val="9"/>
@@ -20719,7 +19882,7 @@
     </w:rPr>
   </w:style>
   <w:style w:type="paragraph" w:styleId="Heading6">
-    <w:name w:val="Heading 6"/>
+    <w:name w:val="heading 6"/>
     <w:basedOn w:val="normal1"/>
     <w:next w:val="normal1"/>
     <w:uiPriority w:val="9"/>
@@ -20753,7 +19916,7 @@
   <w:style w:type="character" w:styleId="CommentTextChar" w:customStyle="1">
     <w:name w:val="Comment Text Char"/>
     <w:basedOn w:val="DefaultParagraphFont"/>
-    <w:link w:val="AnnotationText"/>
+    <w:link w:val="CommentText"/>
     <w:uiPriority w:val="99"/>
     <w:semiHidden/>
     <w:qFormat/>
@@ -20763,7 +19926,7 @@
       <w:szCs w:val="18"/>
     </w:rPr>
   </w:style>
-  <w:style w:type="character" w:styleId="annotationreference">
+  <w:style w:type="character" w:styleId="CommentReference">
     <w:name w:val="annotation reference"/>
     <w:basedOn w:val="DefaultParagraphFont"/>
     <w:uiPriority w:val="99"/>
@@ -20800,11 +19963,11 @@
     </w:rPr>
   </w:style>
   <w:style w:type="character" w:styleId="LineNumber">
-    <w:name w:val="Line Number"/>
+    <w:name w:val="line number"/>
     <w:rPr/>
   </w:style>
-  <w:style w:type="character" w:styleId="Bullets">
-    <w:name w:val="Bullets"/>
+  <w:style w:type="character" w:styleId="Bulletsuser">
+    <w:name w:val="Bullets (user)"/>
     <w:qFormat/>
     <w:rPr>
       <w:rFonts w:ascii="OpenSymbol" w:hAnsi="OpenSymbol" w:eastAsia="OpenSymbol" w:cs="OpenSymbol"/>
@@ -20849,7 +20012,7 @@
     </w:rPr>
   </w:style>
   <w:style w:type="paragraph" w:styleId="Caption">
-    <w:name w:val="Caption"/>
+    <w:name w:val="caption"/>
     <w:basedOn w:val="Normal"/>
     <w:qFormat/>
     <w:pPr>
@@ -20883,7 +20046,7 @@
       <w:suppressAutoHyphens w:val="true"/>
       <w:bidi w:val="0"/>
       <w:spacing w:lineRule="auto" w:line="276" w:before="0" w:after="0"/>
-      <w:jc w:val="start"/>
+      <w:jc w:val="left"/>
     </w:pPr>
     <w:rPr>
       <w:rFonts w:ascii="Arial" w:hAnsi="Arial" w:eastAsia="Arial" w:cs="Arial"/>
@@ -20935,7 +20098,7 @@
     <w:rPr/>
   </w:style>
   <w:style w:type="paragraph" w:styleId="Footer">
-    <w:name w:val="Footer"/>
+    <w:name w:val="footer"/>
     <w:basedOn w:val="HeaderandFooter"/>
     <w:pPr/>
     <w:rPr/>
@@ -20959,7 +20122,7 @@
       <w:suppressAutoHyphens w:val="true"/>
       <w:bidi w:val="0"/>
       <w:spacing w:lineRule="auto" w:line="276" w:before="0" w:after="0"/>
-      <w:jc w:val="start"/>
+      <w:jc w:val="left"/>
     </w:pPr>
     <w:rPr>
       <w:rFonts w:ascii="Arial" w:hAnsi="Arial" w:eastAsia="Arial" w:cs="Arial"/>
@@ -20970,8 +20133,8 @@
       <w:lang w:val="nl-NL" w:eastAsia="zh-CN" w:bidi="hi-IN"/>
     </w:rPr>
   </w:style>
-  <w:style w:type="paragraph" w:styleId="AnnotationText">
-    <w:name w:val="Annotation Text"/>
+  <w:style w:type="paragraph" w:styleId="CommentText">
+    <w:name w:val="annotation text"/>
     <w:basedOn w:val="Normal"/>
     <w:link w:val="CommentTextChar"/>
     <w:uiPriority w:val="99"/>
@@ -21052,34 +20215,34 @@
         <a:srgbClr val="000000"/>
       </a:dk1>
       <a:lt1>
-        <a:srgbClr val="ffffff"/>
+        <a:srgbClr val="FFFFFF"/>
       </a:lt1>
       <a:dk2>
-        <a:srgbClr val="1f497d"/>
+        <a:srgbClr val="1F497D"/>
       </a:dk2>
       <a:lt2>
-        <a:srgbClr val="eeece1"/>
+        <a:srgbClr val="EEECE1"/>
       </a:lt2>
       <a:accent1>
-        <a:srgbClr val="4f81bd"/>
+        <a:srgbClr val="4F81BD"/>
       </a:accent1>
       <a:accent2>
-        <a:srgbClr val="c0504d"/>
+        <a:srgbClr val="C0504D"/>
       </a:accent2>
       <a:accent3>
-        <a:srgbClr val="9bbb59"/>
+        <a:srgbClr val="9BBB59"/>
       </a:accent3>
       <a:accent4>
-        <a:srgbClr val="8064a2"/>
+        <a:srgbClr val="8064A2"/>
       </a:accent4>
       <a:accent5>
-        <a:srgbClr val="4bacc6"/>
+        <a:srgbClr val="4BACC6"/>
       </a:accent5>
       <a:accent6>
-        <a:srgbClr val="f79646"/>
+        <a:srgbClr val="F79646"/>
       </a:accent6>
       <a:hlink>
-        <a:srgbClr val="0000ff"/>
+        <a:srgbClr val="0000FF"/>
       </a:hlink>
       <a:folHlink>
         <a:srgbClr val="800080"/>

--- a/src/assets/docx-templates/report_template.docx
+++ b/src/assets/docx-templates/report_template.docx
@@ -111,32 +111,6 @@
           <w:highlight w:val="cyan"/>
         </w:rPr>
         <w:t>Table of Contents</w:t>
-      </w:r>
-    </w:p>
-    <w:p>
-      <w:pPr>
-        <w:pStyle w:val="normal1"/>
-        <w:rPr/>
-      </w:pPr>
-      <w:r>
-        <w:rPr/>
-      </w:r>
-    </w:p>
-    <w:p>
-      <w:pPr>
-        <w:pStyle w:val="normal1"/>
-        <w:rPr>
-          <w:b/>
-          <w:bCs/>
-        </w:rPr>
-      </w:pPr>
-      <w:r>
-        <w:rPr>
-          <w:b/>
-          <w:bCs/>
-          <w:highlight w:val="cyan"/>
-        </w:rPr>
-        <w:t>List of Tables</w:t>
       </w:r>
     </w:p>
     <w:p>
@@ -648,7 +622,15 @@
       </w:r>
       <w:r>
         <w:rPr/>
-        <w:t xml:space="preserve">. The survey was developed by the EOSC Future project [1] and EOSC Steering Board (EOSC-SB) [2] to monitor policies, practices, and impacts related to EOSC and Open Science at national and institutional levels in Europe. The survey is targeted at the national members of EOSC-SB and runs annually, whereby a pilot survey was conducted in 2021 [3] and the first full survey was conducted in 2022 [4]. The results of each annual survey are archived in the EOSC Observatory Zenodo Community [5] and exploitable in the EOSC Open Science Observatory [6] which was first developed in EOSC Future and continued in the EOSC Track project [7]. </w:t>
+        <w:t xml:space="preserve">. The survey was developed by the EOSC Future project [1] and EOSC Steering Board (EOSC-SB) [2] to monitor policies, practices, and impacts related to EOSC and Open Science at national and institutional levels in Europe. The survey is targeted at the national members of EOSC-SB and runs annually, whereby a pilot survey was conducted in 2021 [3] and the first full survey was conducted in 2022 [4]. The results of each annual survey are archived in the EOSC Observatory Zenodo Community [5] and </w:t>
+      </w:r>
+      <w:r>
+        <w:rPr/>
+        <w:t xml:space="preserve">are </w:t>
+      </w:r>
+      <w:r>
+        <w:rPr/>
+        <w:t xml:space="preserve">exploitable in the EOSC Open Science Observatory [6], which was first developed in EOSC Future and continued in the EOSC Track project [7]. </w:t>
       </w:r>
     </w:p>
     <w:p>
@@ -677,7 +659,7 @@
       </w:r>
       <w:r>
         <w:rPr/>
-        <w:t xml:space="preserve"> is based on the revised version of the Monitoring Framework for National Contributions to EOSC [8] which consists of indicators for policies, practices, and impact across eight categories relevant for EOSC and Open Science including publications, data, software, services, infrastructure, skills/training, assessment, and engagement as shown in Table 1. This report provides an analysis of responses related to two policy indicators of countries with a national policy and financial strategy, two practice indicators of countries with a national monitoring and investments, and one impact indicator on yearly progress in policies and practices. Each analysis is supported by graphs which focus on positive responses, whereby negative responses group countries which either responded negatively to a question or did not respond to a question.</w:t>
+        <w:t xml:space="preserve"> is based on the revised version of the Monitoring Framework for National Contributions to EOSC [8], which consists of indicators for policies, practices, and impact across eight categories relevant for EOSC and Open Science, including publications, data, software, services, infrastructure, skills/training, assessment, and engagement as shown in Table 1. This report provides an analysis of responses related to two policy indicators of countries with a national policy and financial strategy, two practice indicators of countries with a national monitoring and investments, and one impact indicator on yearly progress in policies and practices. Each analysis is supported by graphs which focus on positive responses, whereby negative responses group countries which either responded negatively to a question or did not respond to a question.</w:t>
       </w:r>
     </w:p>
     <w:p>
@@ -705,8 +687,8 @@
         <w:tblLook w:noHBand="1" w:noVBand="1" w:firstColumn="0" w:lastRow="0" w:lastColumn="0" w:firstRow="0" w:val="0600"/>
       </w:tblPr>
       <w:tblGrid>
-        <w:gridCol w:w="1904"/>
-        <w:gridCol w:w="2578"/>
+        <w:gridCol w:w="1903"/>
+        <w:gridCol w:w="2579"/>
         <w:gridCol w:w="2577"/>
         <w:gridCol w:w="2570"/>
       </w:tblGrid>
@@ -716,7 +698,7 @@
         </w:trPr>
         <w:tc>
           <w:tcPr>
-            <w:tcW w:w="1904" w:type="dxa"/>
+            <w:tcW w:w="1903" w:type="dxa"/>
             <w:tcBorders/>
             <w:vAlign w:val="center"/>
           </w:tcPr>
@@ -744,7 +726,7 @@
         </w:tc>
         <w:tc>
           <w:tcPr>
-            <w:tcW w:w="2578" w:type="dxa"/>
+            <w:tcW w:w="2579" w:type="dxa"/>
             <w:tcBorders/>
             <w:shd w:color="auto" w:fill="31849B" w:val="clear"/>
             <w:vAlign w:val="bottom"/>
@@ -835,11 +817,11 @@
       </w:tr>
       <w:tr>
         <w:trPr>
-          <w:trHeight w:val="433" w:hRule="atLeast"/>
+          <w:trHeight w:val="432" w:hRule="atLeast"/>
         </w:trPr>
         <w:tc>
           <w:tcPr>
-            <w:tcW w:w="1904" w:type="dxa"/>
+            <w:tcW w:w="1903" w:type="dxa"/>
             <w:vMerge w:val="restart"/>
             <w:tcBorders/>
             <w:shd w:color="auto" w:fill="31849B" w:val="clear"/>
@@ -984,7 +966,15 @@
               <w:suppressAutoHyphens w:val="true"/>
               <w:spacing w:before="114" w:after="114"/>
               <w:jc w:val="both"/>
-              <w:rPr/>
+              <w:rPr>
+                <w:rFonts w:ascii="Open Sans" w:hAnsi="Open Sans" w:eastAsia="Open Sans" w:cs="Open Sans"/>
+                <w:b/>
+                <w:color w:val="FFFFFF"/>
+                <w:kern w:val="0"/>
+                <w:sz w:val="20"/>
+                <w:szCs w:val="20"/>
+                <w:lang w:val="nl-NL" w:eastAsia="zh-CN" w:bidi="hi-IN"/>
+              </w:rPr>
             </w:pPr>
             <w:r>
               <w:rPr>
@@ -999,10 +989,40 @@
               <w:t>Assessment</w:t>
             </w:r>
           </w:p>
+          <w:p>
+            <w:pPr>
+              <w:pStyle w:val="normal1"/>
+              <w:widowControl/>
+              <w:suppressAutoHyphens w:val="true"/>
+              <w:spacing w:before="114" w:after="114"/>
+              <w:jc w:val="both"/>
+              <w:rPr>
+                <w:rFonts w:ascii="Open Sans" w:hAnsi="Open Sans" w:eastAsia="Open Sans" w:cs="Open Sans"/>
+                <w:b/>
+                <w:color w:val="FFFFFF"/>
+                <w:kern w:val="0"/>
+                <w:sz w:val="20"/>
+                <w:szCs w:val="20"/>
+                <w:lang w:val="nl-NL" w:eastAsia="zh-CN" w:bidi="hi-IN"/>
+              </w:rPr>
+            </w:pPr>
+            <w:r>
+              <w:rPr>
+                <w:rFonts w:eastAsia="Open Sans" w:cs="Open Sans" w:ascii="Open Sans" w:hAnsi="Open Sans"/>
+                <w:b/>
+                <w:color w:val="FFFFFF"/>
+                <w:kern w:val="0"/>
+                <w:sz w:val="20"/>
+                <w:szCs w:val="20"/>
+                <w:lang w:val="nl-NL" w:eastAsia="zh-CN" w:bidi="hi-IN"/>
+              </w:rPr>
+              <w:t>Engagement</w:t>
+            </w:r>
+          </w:p>
         </w:tc>
         <w:tc>
           <w:tcPr>
-            <w:tcW w:w="2578" w:type="dxa"/>
+            <w:tcW w:w="2579" w:type="dxa"/>
             <w:vMerge w:val="restart"/>
             <w:tcBorders/>
             <w:shd w:color="auto" w:fill="B7DDE8" w:val="clear"/>
@@ -1090,11 +1110,11 @@
       </w:tr>
       <w:tr>
         <w:trPr>
-          <w:trHeight w:val="390" w:hRule="atLeast"/>
+          <w:trHeight w:val="352" w:hRule="atLeast"/>
         </w:trPr>
         <w:tc>
           <w:tcPr>
-            <w:tcW w:w="1904" w:type="dxa"/>
+            <w:tcW w:w="1903" w:type="dxa"/>
             <w:vMerge w:val="continue"/>
             <w:tcBorders/>
             <w:shd w:color="auto" w:fill="31849B" w:val="clear"/>
@@ -1128,7 +1148,7 @@
         </w:tc>
         <w:tc>
           <w:tcPr>
-            <w:tcW w:w="2578" w:type="dxa"/>
+            <w:tcW w:w="2579" w:type="dxa"/>
             <w:vMerge w:val="continue"/>
             <w:tcBorders/>
             <w:shd w:color="auto" w:fill="B7DDE8" w:val="clear"/>
@@ -1219,11 +1239,11 @@
       </w:tr>
       <w:tr>
         <w:trPr>
-          <w:trHeight w:val="390" w:hRule="atLeast"/>
+          <w:trHeight w:val="432" w:hRule="atLeast"/>
         </w:trPr>
         <w:tc>
           <w:tcPr>
-            <w:tcW w:w="1904" w:type="dxa"/>
+            <w:tcW w:w="1903" w:type="dxa"/>
             <w:vMerge w:val="continue"/>
             <w:tcBorders/>
             <w:shd w:color="auto" w:fill="31849B" w:val="clear"/>
@@ -1257,7 +1277,7 @@
         </w:tc>
         <w:tc>
           <w:tcPr>
-            <w:tcW w:w="2578" w:type="dxa"/>
+            <w:tcW w:w="2579" w:type="dxa"/>
             <w:vMerge w:val="restart"/>
             <w:tcBorders/>
             <w:shd w:color="auto" w:fill="B7DDE8" w:val="clear"/>
@@ -1345,11 +1365,11 @@
       </w:tr>
       <w:tr>
         <w:trPr>
-          <w:trHeight w:val="390" w:hRule="atLeast"/>
+          <w:trHeight w:val="597" w:hRule="atLeast"/>
         </w:trPr>
         <w:tc>
           <w:tcPr>
-            <w:tcW w:w="1904" w:type="dxa"/>
+            <w:tcW w:w="1903" w:type="dxa"/>
             <w:vMerge w:val="continue"/>
             <w:tcBorders/>
             <w:shd w:color="auto" w:fill="31849B" w:val="clear"/>
@@ -1383,7 +1403,7 @@
         </w:tc>
         <w:tc>
           <w:tcPr>
-            <w:tcW w:w="2578" w:type="dxa"/>
+            <w:tcW w:w="2579" w:type="dxa"/>
             <w:vMerge w:val="continue"/>
             <w:tcBorders/>
             <w:shd w:color="auto" w:fill="B7DDE8" w:val="clear"/>
@@ -1474,11 +1494,11 @@
       </w:tr>
       <w:tr>
         <w:trPr>
-          <w:trHeight w:val="390" w:hRule="atLeast"/>
+          <w:trHeight w:val="432" w:hRule="exact"/>
         </w:trPr>
         <w:tc>
           <w:tcPr>
-            <w:tcW w:w="1904" w:type="dxa"/>
+            <w:tcW w:w="1903" w:type="dxa"/>
             <w:vMerge w:val="continue"/>
             <w:tcBorders/>
             <w:shd w:color="auto" w:fill="31849B" w:val="clear"/>
@@ -1512,7 +1532,7 @@
         </w:tc>
         <w:tc>
           <w:tcPr>
-            <w:tcW w:w="2578" w:type="dxa"/>
+            <w:tcW w:w="2579" w:type="dxa"/>
             <w:vMerge w:val="restart"/>
             <w:tcBorders/>
             <w:shd w:color="auto" w:fill="B7DDE8" w:val="clear"/>
@@ -1600,11 +1620,11 @@
       </w:tr>
       <w:tr>
         <w:trPr>
-          <w:trHeight w:val="390" w:hRule="atLeast"/>
+          <w:trHeight w:val="514" w:hRule="atLeast"/>
         </w:trPr>
         <w:tc>
           <w:tcPr>
-            <w:tcW w:w="1904" w:type="dxa"/>
+            <w:tcW w:w="1903" w:type="dxa"/>
             <w:vMerge w:val="continue"/>
             <w:tcBorders/>
             <w:shd w:color="auto" w:fill="31849B" w:val="clear"/>
@@ -1638,7 +1658,7 @@
         </w:tc>
         <w:tc>
           <w:tcPr>
-            <w:tcW w:w="2578" w:type="dxa"/>
+            <w:tcW w:w="2579" w:type="dxa"/>
             <w:vMerge w:val="continue"/>
             <w:tcBorders/>
             <w:shd w:color="auto" w:fill="B7DDE8" w:val="clear"/>
@@ -1729,11 +1749,11 @@
       </w:tr>
       <w:tr>
         <w:trPr>
-          <w:trHeight w:val="390" w:hRule="atLeast"/>
+          <w:trHeight w:val="432" w:hRule="exact"/>
         </w:trPr>
         <w:tc>
           <w:tcPr>
-            <w:tcW w:w="1904" w:type="dxa"/>
+            <w:tcW w:w="1903" w:type="dxa"/>
             <w:vMerge w:val="continue"/>
             <w:tcBorders/>
             <w:shd w:color="auto" w:fill="31849B" w:val="clear"/>
@@ -1767,7 +1787,7 @@
         </w:tc>
         <w:tc>
           <w:tcPr>
-            <w:tcW w:w="2578" w:type="dxa"/>
+            <w:tcW w:w="2579" w:type="dxa"/>
             <w:vMerge w:val="restart"/>
             <w:tcBorders/>
             <w:shd w:color="auto" w:fill="B7DDE8" w:val="clear"/>
@@ -1859,7 +1879,7 @@
         </w:trPr>
         <w:tc>
           <w:tcPr>
-            <w:tcW w:w="1904" w:type="dxa"/>
+            <w:tcW w:w="1903" w:type="dxa"/>
             <w:vMerge w:val="continue"/>
             <w:tcBorders/>
             <w:shd w:color="auto" w:fill="31849B" w:val="clear"/>
@@ -1889,7 +1909,7 @@
         </w:tc>
         <w:tc>
           <w:tcPr>
-            <w:tcW w:w="2578" w:type="dxa"/>
+            <w:tcW w:w="2579" w:type="dxa"/>
             <w:vMerge w:val="continue"/>
             <w:tcBorders/>
             <w:shd w:color="auto" w:fill="B7DDE8" w:val="clear"/>
@@ -2041,7 +2061,23 @@
       </w:r>
       <w:r>
         <w:rPr/>
-        <w:t xml:space="preserve"> was published in the EOSC Open Science Observatory on 21 February 2025 and ran until 29 August 2025, whereby 31 countries responded consisting of 24 of the 27 European Union (EU) countries and 7 non-EU countries as shown in Tables 2 and 3. This report is based on the data collected from Survey {</w:t>
+        <w:t xml:space="preserve"> was published in the EOSC Open Science Observatory on 21 February 2025 and ran until 29 August 2025, whereby 3</w:t>
+      </w:r>
+      <w:r>
+        <w:rPr/>
+        <w:t>2</w:t>
+      </w:r>
+      <w:r>
+        <w:rPr/>
+        <w:t xml:space="preserve"> countries responded, consisting of 2</w:t>
+      </w:r>
+      <w:r>
+        <w:rPr/>
+        <w:t>5</w:t>
+      </w:r>
+      <w:r>
+        <w:rPr/>
+        <w:t xml:space="preserve"> of the 27 European Union (EU) countries and 7 non-EU countries as shown in Tables 2 and 3. This report is based on  data collected from Survey {</w:t>
       </w:r>
       <w:r>
         <w:rPr>
@@ -2061,7 +2097,7 @@
       </w:r>
       <w:r>
         <w:rPr/>
-        <w:t xml:space="preserve"> and focuses exclusively on the survey results for the 24 responding EU countries. It should be noted that only one response is accepted from Belgium, whereby an answer is marked positive if there is a policy, financial strategy, or national monitoring in at least one region or community or at the federal level, and whereby investments are calculated at the federal level. It should also be noted that all responses and investments from Germany are at the federal level.</w:t>
+        <w:t xml:space="preserve"> and focuses on the survey results for the 24 responding EU countries. It should be noted that only one response is accepted from Belgium, whereby an answer is marked positive if there is a policy, financial strategy, or national monitoring in at least one region or community or at the federal level, and whereby investments are calculated at the federal level. It should also be noted that all responses and investments from Germany are at the federal level.</w:t>
       </w:r>
     </w:p>
     <w:p>
@@ -2188,12 +2224,114 @@
     </w:p>
     <w:p>
       <w:pPr>
-        <w:pStyle w:val="normal1"/>
-        <w:rPr/>
-      </w:pPr>
-      <w:r>
-        <w:rPr/>
-        <w:t>The report is structured around the eight categories relevant for EOSC and Open Science and presents survey results for publications (Section 2), data (Section 3), software (Section 4), services (Section 5), infrastructure (Section 6), skills/training (Section 7), assessment (Section 8), and engagement (Section 9) as well as for total investments in EOSC and Open Science (Section 10).</w:t>
+        <w:pStyle w:val="Normal"/>
+        <w:ind w:hanging="0" w:left="0" w:right="0"/>
+        <w:rPr>
+          <w:rFonts w:ascii="Arial;sans-serif" w:hAnsi="Arial;sans-serif"/>
+          <w:b w:val="false"/>
+          <w:i w:val="false"/>
+          <w:caps w:val="false"/>
+          <w:smallCaps w:val="false"/>
+          <w:strike w:val="false"/>
+          <w:dstrike w:val="false"/>
+          <w:color w:val="000000"/>
+          <w:sz w:val="22"/>
+          <w:u w:val="none"/>
+          <w:effect w:val="none"/>
+          <w:shd w:fill="auto" w:val="clear"/>
+        </w:rPr>
+      </w:pPr>
+      <w:bookmarkStart w:id="1" w:name="docs-internal-guid-f908ad3e-7fff-cc7c-f4"/>
+      <w:bookmarkEnd w:id="1"/>
+      <w:r>
+        <w:rPr>
+          <w:rFonts w:ascii="Arial;sans-serif" w:hAnsi="Arial;sans-serif"/>
+          <w:b w:val="false"/>
+          <w:i w:val="false"/>
+          <w:caps w:val="false"/>
+          <w:smallCaps w:val="false"/>
+          <w:strike w:val="false"/>
+          <w:dstrike w:val="false"/>
+          <w:color w:val="000000"/>
+          <w:sz w:val="22"/>
+          <w:u w:val="none"/>
+          <w:effect w:val="none"/>
+          <w:shd w:fill="auto" w:val="clear"/>
+        </w:rPr>
+        <w:t xml:space="preserve">This report has been automatically generated based on a scripted template integrating the survey data and has been checked and revised by the authors. It should be noted that questions on Offering Services through EOSC and Connecting Repositories to EOSC in the survey have been paused due to the launch of the EOSC Federation and evaluation of what these questions mean. </w:t>
+      </w:r>
+    </w:p>
+    <w:p>
+      <w:pPr>
+        <w:pStyle w:val="normal1"/>
+        <w:rPr/>
+      </w:pPr>
+      <w:r>
+        <w:rPr/>
+        <w:t xml:space="preserve">The report is structured around the categories relevant for EOSC and Open Science </w:t>
+      </w:r>
+      <w:bookmarkStart w:id="2" w:name="docs-internal-guid-4c99f215-7fff-49e5-58"/>
+      <w:bookmarkEnd w:id="2"/>
+      <w:r>
+        <w:rPr>
+          <w:rFonts w:ascii="Arial;sans-serif" w:hAnsi="Arial;sans-serif"/>
+          <w:b w:val="false"/>
+          <w:i w:val="false"/>
+          <w:caps w:val="false"/>
+          <w:smallCaps w:val="false"/>
+          <w:strike w:val="false"/>
+          <w:dstrike w:val="false"/>
+          <w:color w:val="000000"/>
+          <w:sz w:val="22"/>
+          <w:u w:val="none"/>
+          <w:effect w:val="none"/>
+          <w:shd w:fill="auto" w:val="clear"/>
+        </w:rPr>
+        <w:t xml:space="preserve">excluding Services) </w:t>
+      </w:r>
+      <w:r>
+        <w:rPr/>
+        <w:t xml:space="preserve">and presents survey results for publications (Section 2), data (Section 3), software (Section 4), infrastructure (Section </w:t>
+      </w:r>
+      <w:r>
+        <w:rPr/>
+        <w:t>5</w:t>
+      </w:r>
+      <w:r>
+        <w:rPr/>
+        <w:t xml:space="preserve">), skills/training (Section </w:t>
+      </w:r>
+      <w:r>
+        <w:rPr/>
+        <w:t>6</w:t>
+      </w:r>
+      <w:r>
+        <w:rPr/>
+        <w:t xml:space="preserve">), assessment (Section </w:t>
+      </w:r>
+      <w:r>
+        <w:rPr/>
+        <w:t>7</w:t>
+      </w:r>
+      <w:r>
+        <w:rPr/>
+        <w:t xml:space="preserve">), and engagement (Section </w:t>
+      </w:r>
+      <w:r>
+        <w:rPr/>
+        <w:t>8</w:t>
+      </w:r>
+      <w:r>
+        <w:rPr/>
+        <w:t xml:space="preserve">) as well as total investments in EOSC and Open Science (Section </w:t>
+      </w:r>
+      <w:r>
+        <w:rPr/>
+        <w:t>9</w:t>
+      </w:r>
+      <w:r>
+        <w:rPr/>
+        <w:t>).</w:t>
       </w:r>
     </w:p>
     <w:p>
@@ -3552,6 +3690,20 @@
         <w:rPr/>
         <w:t>} &gt;1000 €K per 1000 FTE researchers as shown in Figure 13.</w:t>
       </w:r>
+      <w:r>
+        <w:rPr/>
+        <w:t xml:space="preserve"> The total amount invested by responding EU countries in open access to publications was €</w:t>
+      </w:r>
+      <w:r>
+        <w:rPr>
+          <w:highlight w:val="yellow"/>
+        </w:rPr>
+        <w:t>{Question56_invested}</w:t>
+      </w:r>
+      <w:r>
+        <w:rPr/>
+        <w:t xml:space="preserve"> million.</w:t>
+      </w:r>
     </w:p>
     <w:p>
       <w:pPr>
@@ -3602,14 +3754,14 @@
         </w:rPr>
         <w:t xml:space="preserve">Figure 13: </w:t>
       </w:r>
-      <w:bookmarkStart w:id="1" w:name="__DdeLink__2403_2503287465"/>
+      <w:bookmarkStart w:id="3" w:name="__DdeLink__2403_2503287465"/>
       <w:r>
         <w:rPr>
           <w:i/>
         </w:rPr>
         <w:t>Number of EU Countries with National Investments in Open Access to Publications per 1000 FTE Researchers</w:t>
       </w:r>
-      <w:bookmarkEnd w:id="1"/>
+      <w:bookmarkEnd w:id="3"/>
     </w:p>
     <w:p>
       <w:pPr>
@@ -4672,7 +4824,7 @@
       </w:pPr>
       <w:r>
         <w:rPr/>
-        <w:t>The data category consists of three main topics: data management, FAIR data [11], and open data.</w:t>
+        <w:t>The data category consists of three main topics: data management, FAIR data, and open data.</w:t>
       </w:r>
     </w:p>
     <w:p>
@@ -4768,7 +4920,7 @@
         </w:rPr>
         <w:t xml:space="preserve">Does your country have a </w:t>
       </w:r>
-      <w:bookmarkStart w:id="2" w:name="__DdeLink__4078_473164209"/>
+      <w:bookmarkStart w:id="4" w:name="__DdeLink__4078_473164209"/>
       <w:r>
         <w:rPr>
           <w:i/>
@@ -4776,7 +4928,7 @@
         </w:rPr>
         <w:t>national policy on data management</w:t>
       </w:r>
-      <w:bookmarkEnd w:id="2"/>
+      <w:bookmarkEnd w:id="4"/>
       <w:r>
         <w:rPr>
           <w:i/>
@@ -4961,7 +5113,7 @@
         <w:rPr/>
         <w:t xml:space="preserve">The first main policy question on FAIR data in Survey </w:t>
       </w:r>
-      <w:bookmarkStart w:id="3" w:name="_Hlk213851171"/>
+      <w:bookmarkStart w:id="5" w:name="_Hlk213851171"/>
       <w:r>
         <w:rPr/>
         <w:t>{</w:t>
@@ -4976,7 +5128,7 @@
         <w:rPr/>
         <w:t xml:space="preserve"> </w:t>
       </w:r>
-      <w:bookmarkEnd w:id="3"/>
+      <w:bookmarkEnd w:id="5"/>
       <w:r>
         <w:rPr/>
         <w:t xml:space="preserve">is </w:t>
@@ -19966,8 +20118,8 @@
     <w:name w:val="line number"/>
     <w:rPr/>
   </w:style>
-  <w:style w:type="character" w:styleId="Bulletsuser">
-    <w:name w:val="Bullets (user)"/>
+  <w:style w:type="character" w:styleId="Bullets">
+    <w:name w:val="Bullets"/>
     <w:qFormat/>
     <w:rPr>
       <w:rFonts w:ascii="OpenSymbol" w:hAnsi="OpenSymbol" w:eastAsia="OpenSymbol" w:cs="OpenSymbol"/>
